--- a/docs/especificacoes/Separacao_Setores_Fluxo_e_Custos.docx
+++ b/docs/especificacoes/Separacao_Setores_Fluxo_e_Custos.docx
@@ -14,7 +14,6 @@
       </w:pPr>
       <w:r>
         <w:rPr>
-          <w:rStyle w:val="Sumrio1"/>
           <w:b/>
           <w:noProof/>
         </w:rPr>
@@ -58,13 +57,8 @@
                               <w:pStyle w:val="BajadaPortada"/>
                             </w:pPr>
                             <w:r>
-                              <w:t xml:space="preserve">Sonda </w:t>
+                              <w:t>Sonda Lyze</w:t>
                             </w:r>
-                            <w:proofErr w:type="spellStart"/>
-                            <w:r>
-                              <w:t>Lyze</w:t>
-                            </w:r>
-                            <w:proofErr w:type="spellEnd"/>
                           </w:p>
                         </w:txbxContent>
                       </wps:txbx>
@@ -94,13 +88,8 @@
                         <w:pStyle w:val="BajadaPortada"/>
                       </w:pPr>
                       <w:r>
-                        <w:t xml:space="preserve">Sonda </w:t>
+                        <w:t>Sonda Lyze</w:t>
                       </w:r>
-                      <w:proofErr w:type="spellStart"/>
-                      <w:r>
-                        <w:t>Lyze</w:t>
-                      </w:r>
-                      <w:proofErr w:type="spellEnd"/>
                     </w:p>
                   </w:txbxContent>
                 </v:textbox>
@@ -111,7 +100,6 @@
       </w:r>
       <w:r>
         <w:rPr>
-          <w:rStyle w:val="Sumrio1"/>
           <w:b/>
           <w:noProof/>
         </w:rPr>
@@ -194,7 +182,6 @@
       </w:r>
       <w:r>
         <w:rPr>
-          <w:rStyle w:val="Sumrio1"/>
           <w:b/>
           <w:noProof/>
         </w:rPr>
@@ -249,11 +236,9 @@
                                 <w:r>
                                   <w:t xml:space="preserve">Uso do sistema por </w:t>
                                 </w:r>
-                                <w:proofErr w:type="spellStart"/>
                                 <w:r>
                                   <w:t>multiplos</w:t>
                                 </w:r>
-                                <w:proofErr w:type="spellEnd"/>
                                 <w:r>
                                   <w:t xml:space="preserve"> </w:t>
                                 </w:r>
@@ -298,11 +283,9 @@
                           <w:r>
                             <w:t xml:space="preserve">Uso do sistema por </w:t>
                           </w:r>
-                          <w:proofErr w:type="spellStart"/>
                           <w:r>
                             <w:t>multiplos</w:t>
                           </w:r>
-                          <w:proofErr w:type="spellEnd"/>
                           <w:r>
                             <w:t xml:space="preserve"> </w:t>
                           </w:r>
@@ -403,13 +386,8 @@
         <w:t xml:space="preserve">Outro setor da Sonda poderá usar o </w:t>
       </w:r>
       <w:r>
-        <w:t xml:space="preserve">Sonda </w:t>
-      </w:r>
-      <w:proofErr w:type="spellStart"/>
-      <w:r>
-        <w:t>Lyze</w:t>
-      </w:r>
-      <w:proofErr w:type="spellEnd"/>
+        <w:t>Sonda Lyze</w:t>
+      </w:r>
       <w:r>
         <w:t xml:space="preserve"> com </w:t>
       </w:r>
@@ -449,15 +427,7 @@
         <w:spacing w:after="120"/>
       </w:pPr>
       <w:r>
-        <w:t xml:space="preserve">O que pode variar de um setor para outro (códigos de resolução, filtros de contagem, </w:t>
-      </w:r>
-      <w:proofErr w:type="spellStart"/>
-      <w:r>
-        <w:t>de-paras</w:t>
-      </w:r>
-      <w:proofErr w:type="spellEnd"/>
-      <w:r>
-        <w:t xml:space="preserve"> e regras de validação) fica</w:t>
+        <w:t>O que pode variar de um setor para outro (códigos de resolução, filtros de contagem, de-paras e regras de validação) fica</w:t>
       </w:r>
       <w:r>
         <w:t>m</w:t>
@@ -742,20 +712,8 @@
                 <w:sz w:val="20"/>
                 <w:szCs w:val="20"/>
               </w:rPr>
-              <w:t xml:space="preserve">Sonda </w:t>
-            </w:r>
-            <w:proofErr w:type="spellStart"/>
-            <w:r>
-              <w:rPr>
-                <w:b/>
-                <w:bCs/>
-                <w:color w:val="FFFFFF"/>
-                <w:sz w:val="20"/>
-                <w:szCs w:val="20"/>
-              </w:rPr>
-              <w:t>Lyze</w:t>
-            </w:r>
-            <w:proofErr w:type="spellEnd"/>
+              <w:t>Sonda Lyze</w:t>
+            </w:r>
           </w:p>
           <w:p>
             <w:pPr>
@@ -1665,23 +1623,7 @@
                 <w:sz w:val="20"/>
                 <w:szCs w:val="20"/>
               </w:rPr>
-              <w:t xml:space="preserve">Códigos de resolução e filtros de contagem (tela Regras de contagem), </w:t>
-            </w:r>
-            <w:proofErr w:type="spellStart"/>
-            <w:r>
-              <w:rPr>
-                <w:sz w:val="20"/>
-                <w:szCs w:val="20"/>
-              </w:rPr>
-              <w:t>de-para</w:t>
-            </w:r>
-            <w:proofErr w:type="spellEnd"/>
-            <w:r>
-              <w:rPr>
-                <w:sz w:val="20"/>
-                <w:szCs w:val="20"/>
-              </w:rPr>
-              <w:t xml:space="preserve"> de grupos, produtos e módulos, ramos de atividade, regras de validação e quais telas cada grupo de usuários enxerga.</w:t>
+              <w:t>Códigos de resolução e filtros de contagem (tela Regras de contagem), de-para de grupos, produtos e módulos, ramos de atividade, regras de validação e quais telas cada grupo de usuários enxerga.</w:t>
             </w:r>
           </w:p>
         </w:tc>
@@ -4403,23 +4345,7 @@
                 <w:sz w:val="20"/>
                 <w:szCs w:val="20"/>
               </w:rPr>
-              <w:t xml:space="preserve">US$ 10: um servidor Micro para o novo banco. A </w:t>
-            </w:r>
-            <w:proofErr w:type="gramStart"/>
-            <w:r>
-              <w:rPr>
-                <w:sz w:val="20"/>
-                <w:szCs w:val="20"/>
-              </w:rPr>
-              <w:t>assinatura Pro</w:t>
-            </w:r>
-            <w:proofErr w:type="gramEnd"/>
-            <w:r>
-              <w:rPr>
-                <w:sz w:val="20"/>
-                <w:szCs w:val="20"/>
-              </w:rPr>
-              <w:t xml:space="preserve"> (US$ 25) já é paga e passa a ser compartilhada.</w:t>
+              <w:t>US$ 10: um servidor Micro para o novo banco. A assinatura Pro (US$ 25) já é paga e passa a ser compartilhada.</w:t>
             </w:r>
           </w:p>
         </w:tc>
@@ -4449,23 +4375,7 @@
                 <w:sz w:val="20"/>
                 <w:szCs w:val="20"/>
               </w:rPr>
-              <w:t xml:space="preserve">US$ 25: nova assinatura </w:t>
-            </w:r>
-            <w:proofErr w:type="gramStart"/>
-            <w:r>
-              <w:rPr>
-                <w:sz w:val="20"/>
-                <w:szCs w:val="20"/>
-              </w:rPr>
-              <w:t>Pro, que</w:t>
-            </w:r>
-            <w:proofErr w:type="gramEnd"/>
-            <w:r>
-              <w:rPr>
-                <w:sz w:val="20"/>
-                <w:szCs w:val="20"/>
-              </w:rPr>
-              <w:t xml:space="preserve"> já inclui o servidor Micro.</w:t>
+              <w:t>US$ 25: nova assinatura Pro, que já inclui o servidor Micro.</w:t>
             </w:r>
           </w:p>
         </w:tc>
@@ -4496,7 +4406,6 @@
             <w:pPr>
               <w:keepNext/>
             </w:pPr>
-            <w:proofErr w:type="spellStart"/>
             <w:r>
               <w:rPr>
                 <w:b/>
@@ -4506,7 +4415,6 @@
               </w:rPr>
               <w:t>Vercel</w:t>
             </w:r>
-            <w:proofErr w:type="spellEnd"/>
             <w:r>
               <w:rPr>
                 <w:sz w:val="20"/>
@@ -4574,23 +4482,7 @@
                 <w:sz w:val="20"/>
                 <w:szCs w:val="20"/>
               </w:rPr>
-              <w:t xml:space="preserve">US$ 20: nova </w:t>
-            </w:r>
-            <w:proofErr w:type="gramStart"/>
-            <w:r>
-              <w:rPr>
-                <w:sz w:val="20"/>
-                <w:szCs w:val="20"/>
-              </w:rPr>
-              <w:t>assinatura Pro</w:t>
-            </w:r>
-            <w:proofErr w:type="gramEnd"/>
-            <w:r>
-              <w:rPr>
-                <w:sz w:val="20"/>
-                <w:szCs w:val="20"/>
-              </w:rPr>
-              <w:t xml:space="preserve"> com 1 usuário.</w:t>
+              <w:t>US$ 20: nova assinatura Pro com 1 usuário.</w:t>
             </w:r>
           </w:p>
         </w:tc>
@@ -4664,23 +4556,7 @@
                 <w:sz w:val="20"/>
                 <w:szCs w:val="20"/>
               </w:rPr>
-              <w:t xml:space="preserve">US$ 0: segunda instância no servidor interno atual e túnel </w:t>
-            </w:r>
-            <w:proofErr w:type="spellStart"/>
-            <w:r>
-              <w:rPr>
-                <w:sz w:val="20"/>
-                <w:szCs w:val="20"/>
-              </w:rPr>
-              <w:t>Cloudflare</w:t>
-            </w:r>
-            <w:proofErr w:type="spellEnd"/>
-            <w:r>
-              <w:rPr>
-                <w:sz w:val="20"/>
-                <w:szCs w:val="20"/>
-              </w:rPr>
-              <w:t xml:space="preserve"> sem custo.</w:t>
+              <w:t>US$ 0: segunda instância no servidor interno atual e túnel Cloudflare sem custo.</w:t>
             </w:r>
           </w:p>
         </w:tc>
@@ -4755,23 +4631,7 @@
                 <w:sz w:val="20"/>
                 <w:szCs w:val="20"/>
               </w:rPr>
-              <w:t xml:space="preserve"> (Power </w:t>
-            </w:r>
-            <w:proofErr w:type="spellStart"/>
-            <w:r>
-              <w:rPr>
-                <w:sz w:val="20"/>
-                <w:szCs w:val="20"/>
-              </w:rPr>
-              <w:t>Automate</w:t>
-            </w:r>
-            <w:proofErr w:type="spellEnd"/>
-            <w:r>
-              <w:rPr>
-                <w:sz w:val="20"/>
-                <w:szCs w:val="20"/>
-              </w:rPr>
-              <w:t>)</w:t>
+              <w:t xml:space="preserve"> (Power Automate)</w:t>
             </w:r>
           </w:p>
         </w:tc>
@@ -5312,7 +5172,6 @@
             <w:pPr>
               <w:keepNext/>
             </w:pPr>
-            <w:proofErr w:type="spellStart"/>
             <w:r>
               <w:rPr>
                 <w:sz w:val="20"/>
@@ -5320,7 +5179,6 @@
               </w:rPr>
               <w:t>Small</w:t>
             </w:r>
-            <w:proofErr w:type="spellEnd"/>
           </w:p>
         </w:tc>
         <w:tc>
@@ -5408,7 +5266,6 @@
             <w:vAlign w:val="center"/>
           </w:tcPr>
           <w:p>
-            <w:proofErr w:type="spellStart"/>
             <w:r>
               <w:rPr>
                 <w:sz w:val="20"/>
@@ -5416,7 +5273,6 @@
               </w:rPr>
               <w:t>Medium</w:t>
             </w:r>
-            <w:proofErr w:type="spellEnd"/>
           </w:p>
         </w:tc>
         <w:tc>
@@ -5844,23 +5700,7 @@
                 <w:sz w:val="20"/>
                 <w:szCs w:val="20"/>
               </w:rPr>
-              <w:t xml:space="preserve">Arquivos (anexos, </w:t>
-            </w:r>
-            <w:proofErr w:type="spellStart"/>
-            <w:r>
-              <w:rPr>
-                <w:sz w:val="20"/>
-                <w:szCs w:val="20"/>
-              </w:rPr>
-              <w:t>PDFs</w:t>
-            </w:r>
-            <w:proofErr w:type="spellEnd"/>
-            <w:r>
-              <w:rPr>
-                <w:sz w:val="20"/>
-                <w:szCs w:val="20"/>
-              </w:rPr>
-              <w:t>)</w:t>
+              <w:t>Arquivos (anexos, PDFs)</w:t>
             </w:r>
           </w:p>
         </w:tc>
@@ -6025,23 +5865,7 @@
         <w:spacing w:after="120"/>
       </w:pPr>
       <w:r>
-        <w:t xml:space="preserve">Na </w:t>
-      </w:r>
-      <w:proofErr w:type="spellStart"/>
-      <w:r>
-        <w:t>Vercel</w:t>
-      </w:r>
-      <w:proofErr w:type="spellEnd"/>
-      <w:r>
-        <w:t xml:space="preserve">, o </w:t>
-      </w:r>
-      <w:proofErr w:type="gramStart"/>
-      <w:r>
-        <w:t>plano Pro</w:t>
-      </w:r>
-      <w:proofErr w:type="gramEnd"/>
-      <w:r>
-        <w:t xml:space="preserve"> inclui </w:t>
+        <w:t xml:space="preserve">Na Vercel, o plano Pro inclui </w:t>
       </w:r>
       <w:r>
         <w:rPr>
@@ -6051,15 +5875,7 @@
         <w:t>US$ 20/mês de crédito de uso</w:t>
       </w:r>
       <w:r>
-        <w:t xml:space="preserve">. A geração de </w:t>
-      </w:r>
-      <w:proofErr w:type="spellStart"/>
-      <w:r>
-        <w:t>PDFs</w:t>
-      </w:r>
-      <w:proofErr w:type="spellEnd"/>
-      <w:r>
-        <w:t xml:space="preserve"> do setor novo consome desse crédito, e só o que passar dele é cobrado. Os dois serviços permitem definir </w:t>
+        <w:t xml:space="preserve">. A geração de PDFs do setor novo consome desse crédito, e só o que passar dele é cobrado. Os dois serviços permitem definir </w:t>
       </w:r>
       <w:r>
         <w:rPr>
@@ -7252,23 +7068,7 @@
                 <w:sz w:val="20"/>
                 <w:szCs w:val="20"/>
               </w:rPr>
-              <w:t xml:space="preserve">Regras </w:t>
-            </w:r>
-            <w:proofErr w:type="gramStart"/>
-            <w:r>
-              <w:rPr>
-                <w:sz w:val="20"/>
-                <w:szCs w:val="20"/>
-              </w:rPr>
-              <w:t>do</w:t>
-            </w:r>
-            <w:proofErr w:type="gramEnd"/>
-            <w:r>
-              <w:rPr>
-                <w:sz w:val="20"/>
-                <w:szCs w:val="20"/>
-              </w:rPr>
-              <w:t xml:space="preserve"> setor atual chegarem ao setor novo pelo código</w:t>
+              <w:t>Regras do setor atual chegarem ao setor novo pelo código</w:t>
             </w:r>
           </w:p>
         </w:tc>
@@ -7431,17 +7231,8 @@
                 <w:sz w:val="20"/>
                 <w:szCs w:val="20"/>
               </w:rPr>
-              <w:t xml:space="preserve">Limite de gastos e alertas de uso no Supabase e na </w:t>
-            </w:r>
-            <w:proofErr w:type="spellStart"/>
-            <w:r>
-              <w:rPr>
-                <w:sz w:val="20"/>
-                <w:szCs w:val="20"/>
-              </w:rPr>
-              <w:t>Vercel</w:t>
-            </w:r>
-            <w:proofErr w:type="spellEnd"/>
+              <w:t>Limite de gastos e alertas de uso no Supabase e na Vercel</w:t>
+            </w:r>
           </w:p>
         </w:tc>
       </w:tr>
@@ -7464,23 +7255,7 @@
         <w:spacing w:after="60"/>
       </w:pPr>
       <w:r>
-        <w:t>Preços em dólar, sem impostos nem conversão cambial, consultados em 16/10/2026 nas páginas oficiais supabase.com/</w:t>
-      </w:r>
-      <w:proofErr w:type="spellStart"/>
-      <w:r>
-        <w:t>pricing</w:t>
-      </w:r>
-      <w:proofErr w:type="spellEnd"/>
-      <w:r>
-        <w:t xml:space="preserve"> e vercel.com/</w:t>
-      </w:r>
-      <w:proofErr w:type="spellStart"/>
-      <w:r>
-        <w:t>pricing</w:t>
-      </w:r>
-      <w:proofErr w:type="spellEnd"/>
-      <w:r>
-        <w:t>. Os fornecedores podem alterá-los.</w:t>
+        <w:t>Preços em dólar, sem impostos nem conversão cambial, consultados em 16/10/2026 nas páginas oficiais supabase.com/pricing e vercel.com/pricing. Os fornecedores podem alterá-los.</w:t>
       </w:r>
     </w:p>
     <w:p>
@@ -7506,15 +7281,7 @@
         <w:spacing w:after="60"/>
       </w:pPr>
       <w:r>
-        <w:t xml:space="preserve">Os e-mails saem por um fluxo do Power </w:t>
-      </w:r>
-      <w:proofErr w:type="spellStart"/>
-      <w:r>
-        <w:t>Automate</w:t>
-      </w:r>
-      <w:proofErr w:type="spellEnd"/>
-      <w:r>
-        <w:t xml:space="preserve"> acionado por chamada HTTP, que é um recurso premium. Se o setor novo tiver fluxo próprio, o responsável pelo fluxo pode precisar de licença Premium. A confirmar com a TI.</w:t>
+        <w:t>Os e-mails saem por um fluxo do Power Automate acionado por chamada HTTP, que é um recurso premium. Se o setor novo tiver fluxo próprio, o responsável pelo fluxo pode precisar de licença Premium. A confirmar com a TI.</w:t>
       </w:r>
     </w:p>
     <w:p>
@@ -7529,6 +7296,5317 @@
       <w:r>
         <w:t>As estimativas de esforço são preliminares, para um desenvolvedor, e serão refinadas quando a origem dos dados for definida.</w:t>
       </w:r>
+    </w:p>
+    <w:p>
+      <w:r>
+        <w:br w:type="page"/>
+      </w:r>
+    </w:p>
+    <w:p>
+      <w:pPr>
+        <w:pStyle w:val="Ttulo1"/>
+      </w:pPr>
+      <w:r>
+        <w:lastRenderedPageBreak/>
+        <w:t xml:space="preserve">8 - </w:t>
+      </w:r>
+      <w:r>
+        <w:t>Layout de Integração —Supabase</w:t>
+      </w:r>
+    </w:p>
+    <w:p>
+      <w:pPr>
+        <w:pStyle w:val="PargrafodaLista"/>
+        <w:spacing w:after="60"/>
+        <w:ind w:left="360"/>
+        <w:rPr>
+          <w:b/>
+          <w:bCs/>
+          <w:sz w:val="26"/>
+          <w:szCs w:val="26"/>
+        </w:rPr>
+      </w:pPr>
+      <w:r>
+        <w:rPr>
+          <w:b/>
+          <w:bCs/>
+          <w:sz w:val="26"/>
+          <w:szCs w:val="26"/>
+        </w:rPr>
+        <w:t>Visão geral</w:t>
+      </w:r>
+    </w:p>
+    <w:p>
+      <w:pPr>
+        <w:pStyle w:val="PargrafodaLista"/>
+        <w:spacing w:after="60"/>
+        <w:ind w:left="360"/>
+        <w:rPr>
+          <w:b/>
+          <w:bCs/>
+        </w:rPr>
+      </w:pPr>
+      <w:r>
+        <w:t xml:space="preserve">O </w:t>
+      </w:r>
+      <w:r>
+        <w:t>Sonda Lyze</w:t>
+      </w:r>
+      <w:r>
+        <w:t xml:space="preserve"> recebe os dados do Aranda em </w:t>
+      </w:r>
+      <w:r>
+        <w:rPr>
+          <w:b/>
+          <w:bCs/>
+        </w:rPr>
+        <w:t>5 tabelas</w:t>
+      </w:r>
+      <w:r>
+        <w:t xml:space="preserve"> do Supabase. </w:t>
+      </w:r>
+      <w:r>
+        <w:br/>
+      </w:r>
+    </w:p>
+    <w:tbl>
+      <w:tblPr>
+        <w:tblW w:w="0" w:type="auto"/>
+        <w:tblCellMar>
+          <w:left w:w="70" w:type="dxa"/>
+          <w:right w:w="70" w:type="dxa"/>
+        </w:tblCellMar>
+        <w:tblLook w:val="04A0" w:firstRow="1" w:lastRow="0" w:firstColumn="1" w:lastColumn="0" w:noHBand="0" w:noVBand="1"/>
+      </w:tblPr>
+      <w:tblGrid>
+        <w:gridCol w:w="2755"/>
+        <w:gridCol w:w="4004"/>
+        <w:gridCol w:w="2660"/>
+      </w:tblGrid>
+      <w:tr>
+        <w:trPr>
+          <w:trHeight w:val="300"/>
+        </w:trPr>
+        <w:tc>
+          <w:tcPr>
+            <w:tcW w:w="0" w:type="auto"/>
+            <w:tcBorders>
+              <w:top w:val="single" w:sz="4" w:space="0" w:color="auto"/>
+              <w:left w:val="single" w:sz="4" w:space="0" w:color="auto"/>
+              <w:bottom w:val="single" w:sz="4" w:space="0" w:color="auto"/>
+              <w:right w:val="single" w:sz="4" w:space="0" w:color="auto"/>
+            </w:tcBorders>
+            <w:shd w:val="clear" w:color="000000" w:fill="2563EB"/>
+            <w:noWrap/>
+            <w:vAlign w:val="center"/>
+            <w:hideMark/>
+          </w:tcPr>
+          <w:p>
+            <w:pPr>
+              <w:jc w:val="center"/>
+              <w:rPr>
+                <w:rFonts w:eastAsia="Times New Roman"/>
+                <w:b/>
+                <w:bCs/>
+                <w:color w:val="FFFFFF"/>
+                <w:sz w:val="20"/>
+                <w:szCs w:val="20"/>
+              </w:rPr>
+            </w:pPr>
+            <w:r>
+              <w:rPr>
+                <w:rFonts w:eastAsia="Times New Roman"/>
+                <w:b/>
+                <w:bCs/>
+                <w:color w:val="FFFFFF"/>
+                <w:sz w:val="20"/>
+                <w:szCs w:val="20"/>
+              </w:rPr>
+              <w:t>Tabela no Supabase</w:t>
+            </w:r>
+          </w:p>
+        </w:tc>
+        <w:tc>
+          <w:tcPr>
+            <w:tcW w:w="0" w:type="auto"/>
+            <w:tcBorders>
+              <w:top w:val="single" w:sz="4" w:space="0" w:color="auto"/>
+              <w:left w:val="nil"/>
+              <w:bottom w:val="single" w:sz="4" w:space="0" w:color="auto"/>
+              <w:right w:val="single" w:sz="4" w:space="0" w:color="auto"/>
+            </w:tcBorders>
+            <w:shd w:val="clear" w:color="000000" w:fill="2563EB"/>
+            <w:noWrap/>
+            <w:vAlign w:val="center"/>
+            <w:hideMark/>
+          </w:tcPr>
+          <w:p>
+            <w:pPr>
+              <w:jc w:val="center"/>
+              <w:rPr>
+                <w:rFonts w:eastAsia="Times New Roman"/>
+                <w:b/>
+                <w:bCs/>
+                <w:color w:val="FFFFFF"/>
+                <w:sz w:val="20"/>
+                <w:szCs w:val="20"/>
+              </w:rPr>
+            </w:pPr>
+            <w:r>
+              <w:rPr>
+                <w:rFonts w:eastAsia="Times New Roman"/>
+                <w:b/>
+                <w:bCs/>
+                <w:color w:val="FFFFFF"/>
+                <w:sz w:val="20"/>
+                <w:szCs w:val="20"/>
+              </w:rPr>
+              <w:t>Origem no SQL Server</w:t>
+            </w:r>
+          </w:p>
+        </w:tc>
+        <w:tc>
+          <w:tcPr>
+            <w:tcW w:w="0" w:type="auto"/>
+            <w:tcBorders>
+              <w:top w:val="single" w:sz="4" w:space="0" w:color="auto"/>
+              <w:left w:val="nil"/>
+              <w:bottom w:val="single" w:sz="4" w:space="0" w:color="auto"/>
+              <w:right w:val="single" w:sz="4" w:space="0" w:color="auto"/>
+            </w:tcBorders>
+            <w:shd w:val="clear" w:color="000000" w:fill="2563EB"/>
+            <w:noWrap/>
+            <w:vAlign w:val="center"/>
+            <w:hideMark/>
+          </w:tcPr>
+          <w:p>
+            <w:pPr>
+              <w:jc w:val="center"/>
+              <w:rPr>
+                <w:rFonts w:eastAsia="Times New Roman"/>
+                <w:b/>
+                <w:bCs/>
+                <w:color w:val="FFFFFF"/>
+                <w:sz w:val="20"/>
+                <w:szCs w:val="20"/>
+              </w:rPr>
+            </w:pPr>
+            <w:r>
+              <w:rPr>
+                <w:rFonts w:eastAsia="Times New Roman"/>
+                <w:b/>
+                <w:bCs/>
+                <w:color w:val="FFFFFF"/>
+                <w:sz w:val="20"/>
+                <w:szCs w:val="20"/>
+              </w:rPr>
+              <w:t>Alimenta</w:t>
+            </w:r>
+          </w:p>
+        </w:tc>
+      </w:tr>
+      <w:tr>
+        <w:trPr>
+          <w:trHeight w:val="300"/>
+        </w:trPr>
+        <w:tc>
+          <w:tcPr>
+            <w:tcW w:w="0" w:type="auto"/>
+            <w:tcBorders>
+              <w:top w:val="nil"/>
+              <w:left w:val="single" w:sz="4" w:space="0" w:color="auto"/>
+              <w:bottom w:val="single" w:sz="4" w:space="0" w:color="auto"/>
+              <w:right w:val="single" w:sz="4" w:space="0" w:color="auto"/>
+            </w:tcBorders>
+            <w:noWrap/>
+            <w:vAlign w:val="center"/>
+            <w:hideMark/>
+          </w:tcPr>
+          <w:p>
+            <w:pPr>
+              <w:jc w:val="center"/>
+              <w:rPr>
+                <w:rFonts w:eastAsia="Times New Roman"/>
+                <w:sz w:val="16"/>
+                <w:szCs w:val="16"/>
+              </w:rPr>
+            </w:pPr>
+            <w:r>
+              <w:rPr>
+                <w:rFonts w:eastAsia="Times New Roman"/>
+                <w:sz w:val="16"/>
+                <w:szCs w:val="16"/>
+              </w:rPr>
+              <w:t>apontamentos_aranda</w:t>
+            </w:r>
+          </w:p>
+        </w:tc>
+        <w:tc>
+          <w:tcPr>
+            <w:tcW w:w="0" w:type="auto"/>
+            <w:tcBorders>
+              <w:top w:val="nil"/>
+              <w:left w:val="nil"/>
+              <w:bottom w:val="single" w:sz="4" w:space="0" w:color="auto"/>
+              <w:right w:val="single" w:sz="4" w:space="0" w:color="auto"/>
+            </w:tcBorders>
+            <w:noWrap/>
+            <w:vAlign w:val="center"/>
+            <w:hideMark/>
+          </w:tcPr>
+          <w:p>
+            <w:pPr>
+              <w:jc w:val="center"/>
+              <w:rPr>
+                <w:rFonts w:eastAsia="Times New Roman"/>
+                <w:sz w:val="16"/>
+                <w:szCs w:val="16"/>
+              </w:rPr>
+            </w:pPr>
+            <w:r>
+              <w:rPr>
+                <w:rFonts w:eastAsia="Times New Roman"/>
+                <w:sz w:val="16"/>
+                <w:szCs w:val="16"/>
+              </w:rPr>
+              <w:t>AMSapontamento (+ exclusões de AMSTarefas_Eliminadas)</w:t>
+            </w:r>
+          </w:p>
+        </w:tc>
+        <w:tc>
+          <w:tcPr>
+            <w:tcW w:w="0" w:type="auto"/>
+            <w:tcBorders>
+              <w:top w:val="nil"/>
+              <w:left w:val="nil"/>
+              <w:bottom w:val="single" w:sz="4" w:space="0" w:color="auto"/>
+              <w:right w:val="single" w:sz="4" w:space="0" w:color="auto"/>
+            </w:tcBorders>
+            <w:noWrap/>
+            <w:vAlign w:val="center"/>
+            <w:hideMark/>
+          </w:tcPr>
+          <w:p>
+            <w:pPr>
+              <w:jc w:val="center"/>
+              <w:rPr>
+                <w:rFonts w:eastAsia="Times New Roman"/>
+                <w:sz w:val="16"/>
+                <w:szCs w:val="16"/>
+              </w:rPr>
+            </w:pPr>
+            <w:r>
+              <w:rPr>
+                <w:rFonts w:eastAsia="Times New Roman"/>
+                <w:sz w:val="16"/>
+                <w:szCs w:val="16"/>
+              </w:rPr>
+              <w:t>Banco de horas, books, inconsistências</w:t>
+            </w:r>
+          </w:p>
+        </w:tc>
+      </w:tr>
+      <w:tr>
+        <w:trPr>
+          <w:trHeight w:val="300"/>
+        </w:trPr>
+        <w:tc>
+          <w:tcPr>
+            <w:tcW w:w="0" w:type="auto"/>
+            <w:tcBorders>
+              <w:top w:val="nil"/>
+              <w:left w:val="single" w:sz="4" w:space="0" w:color="auto"/>
+              <w:bottom w:val="single" w:sz="4" w:space="0" w:color="auto"/>
+              <w:right w:val="single" w:sz="4" w:space="0" w:color="auto"/>
+            </w:tcBorders>
+            <w:noWrap/>
+            <w:vAlign w:val="center"/>
+            <w:hideMark/>
+          </w:tcPr>
+          <w:p>
+            <w:pPr>
+              <w:jc w:val="center"/>
+              <w:rPr>
+                <w:rFonts w:eastAsia="Times New Roman"/>
+                <w:sz w:val="16"/>
+                <w:szCs w:val="16"/>
+              </w:rPr>
+            </w:pPr>
+            <w:r>
+              <w:rPr>
+                <w:rFonts w:eastAsia="Times New Roman"/>
+                <w:sz w:val="16"/>
+                <w:szCs w:val="16"/>
+              </w:rPr>
+              <w:t>apontamentos_tickets_aranda</w:t>
+            </w:r>
+          </w:p>
+        </w:tc>
+        <w:tc>
+          <w:tcPr>
+            <w:tcW w:w="0" w:type="auto"/>
+            <w:tcBorders>
+              <w:top w:val="nil"/>
+              <w:left w:val="nil"/>
+              <w:bottom w:val="single" w:sz="4" w:space="0" w:color="auto"/>
+              <w:right w:val="single" w:sz="4" w:space="0" w:color="auto"/>
+            </w:tcBorders>
+            <w:noWrap/>
+            <w:vAlign w:val="center"/>
+            <w:hideMark/>
+          </w:tcPr>
+          <w:p>
+            <w:pPr>
+              <w:jc w:val="center"/>
+              <w:rPr>
+                <w:rFonts w:eastAsia="Times New Roman"/>
+                <w:sz w:val="16"/>
+                <w:szCs w:val="16"/>
+              </w:rPr>
+            </w:pPr>
+            <w:r>
+              <w:rPr>
+                <w:rFonts w:eastAsia="Times New Roman"/>
+                <w:sz w:val="16"/>
+                <w:szCs w:val="16"/>
+              </w:rPr>
+              <w:t>AMSticketsabertos</w:t>
+            </w:r>
+          </w:p>
+        </w:tc>
+        <w:tc>
+          <w:tcPr>
+            <w:tcW w:w="0" w:type="auto"/>
+            <w:tcBorders>
+              <w:top w:val="nil"/>
+              <w:left w:val="nil"/>
+              <w:bottom w:val="single" w:sz="4" w:space="0" w:color="auto"/>
+              <w:right w:val="single" w:sz="4" w:space="0" w:color="auto"/>
+            </w:tcBorders>
+            <w:noWrap/>
+            <w:vAlign w:val="center"/>
+            <w:hideMark/>
+          </w:tcPr>
+          <w:p>
+            <w:pPr>
+              <w:jc w:val="center"/>
+              <w:rPr>
+                <w:rFonts w:eastAsia="Times New Roman"/>
+                <w:sz w:val="16"/>
+                <w:szCs w:val="16"/>
+              </w:rPr>
+            </w:pPr>
+            <w:r>
+              <w:rPr>
+                <w:rFonts w:eastAsia="Times New Roman"/>
+                <w:sz w:val="16"/>
+                <w:szCs w:val="16"/>
+              </w:rPr>
+              <w:t>Books, requerimentos, inconsistências</w:t>
+            </w:r>
+          </w:p>
+        </w:tc>
+      </w:tr>
+      <w:tr>
+        <w:trPr>
+          <w:trHeight w:val="300"/>
+        </w:trPr>
+        <w:tc>
+          <w:tcPr>
+            <w:tcW w:w="0" w:type="auto"/>
+            <w:tcBorders>
+              <w:top w:val="nil"/>
+              <w:left w:val="single" w:sz="4" w:space="0" w:color="auto"/>
+              <w:bottom w:val="single" w:sz="4" w:space="0" w:color="auto"/>
+              <w:right w:val="single" w:sz="4" w:space="0" w:color="auto"/>
+            </w:tcBorders>
+            <w:noWrap/>
+            <w:vAlign w:val="center"/>
+            <w:hideMark/>
+          </w:tcPr>
+          <w:p>
+            <w:pPr>
+              <w:jc w:val="center"/>
+              <w:rPr>
+                <w:rFonts w:eastAsia="Times New Roman"/>
+                <w:sz w:val="16"/>
+                <w:szCs w:val="16"/>
+              </w:rPr>
+            </w:pPr>
+            <w:r>
+              <w:rPr>
+                <w:rFonts w:eastAsia="Times New Roman"/>
+                <w:sz w:val="16"/>
+                <w:szCs w:val="16"/>
+              </w:rPr>
+              <w:t>pesquisas_satisfacao</w:t>
+            </w:r>
+          </w:p>
+        </w:tc>
+        <w:tc>
+          <w:tcPr>
+            <w:tcW w:w="0" w:type="auto"/>
+            <w:tcBorders>
+              <w:top w:val="nil"/>
+              <w:left w:val="nil"/>
+              <w:bottom w:val="single" w:sz="4" w:space="0" w:color="auto"/>
+              <w:right w:val="single" w:sz="4" w:space="0" w:color="auto"/>
+            </w:tcBorders>
+            <w:noWrap/>
+            <w:vAlign w:val="center"/>
+            <w:hideMark/>
+          </w:tcPr>
+          <w:p>
+            <w:pPr>
+              <w:jc w:val="center"/>
+              <w:rPr>
+                <w:rFonts w:eastAsia="Times New Roman"/>
+                <w:sz w:val="16"/>
+                <w:szCs w:val="16"/>
+              </w:rPr>
+            </w:pPr>
+            <w:r>
+              <w:rPr>
+                <w:rFonts w:eastAsia="Times New Roman"/>
+                <w:sz w:val="16"/>
+                <w:szCs w:val="16"/>
+              </w:rPr>
+              <w:t>AMSpesquisa</w:t>
+            </w:r>
+          </w:p>
+        </w:tc>
+        <w:tc>
+          <w:tcPr>
+            <w:tcW w:w="0" w:type="auto"/>
+            <w:tcBorders>
+              <w:top w:val="nil"/>
+              <w:left w:val="nil"/>
+              <w:bottom w:val="single" w:sz="4" w:space="0" w:color="auto"/>
+              <w:right w:val="single" w:sz="4" w:space="0" w:color="auto"/>
+            </w:tcBorders>
+            <w:noWrap/>
+            <w:vAlign w:val="center"/>
+            <w:hideMark/>
+          </w:tcPr>
+          <w:p>
+            <w:pPr>
+              <w:jc w:val="center"/>
+              <w:rPr>
+                <w:rFonts w:eastAsia="Times New Roman"/>
+                <w:sz w:val="16"/>
+                <w:szCs w:val="16"/>
+              </w:rPr>
+            </w:pPr>
+            <w:r>
+              <w:rPr>
+                <w:rFonts w:eastAsia="Times New Roman"/>
+                <w:sz w:val="16"/>
+                <w:szCs w:val="16"/>
+              </w:rPr>
+              <w:t>Pesquisas de satisfação, elogios</w:t>
+            </w:r>
+          </w:p>
+        </w:tc>
+      </w:tr>
+      <w:tr>
+        <w:trPr>
+          <w:trHeight w:val="300"/>
+        </w:trPr>
+        <w:tc>
+          <w:tcPr>
+            <w:tcW w:w="0" w:type="auto"/>
+            <w:tcBorders>
+              <w:top w:val="nil"/>
+              <w:left w:val="single" w:sz="4" w:space="0" w:color="auto"/>
+              <w:bottom w:val="single" w:sz="4" w:space="0" w:color="auto"/>
+              <w:right w:val="single" w:sz="4" w:space="0" w:color="auto"/>
+            </w:tcBorders>
+            <w:noWrap/>
+            <w:vAlign w:val="center"/>
+            <w:hideMark/>
+          </w:tcPr>
+          <w:p>
+            <w:pPr>
+              <w:jc w:val="center"/>
+              <w:rPr>
+                <w:rFonts w:eastAsia="Times New Roman"/>
+                <w:sz w:val="16"/>
+                <w:szCs w:val="16"/>
+              </w:rPr>
+            </w:pPr>
+            <w:r>
+              <w:rPr>
+                <w:rFonts w:eastAsia="Times New Roman"/>
+                <w:sz w:val="16"/>
+                <w:szCs w:val="16"/>
+              </w:rPr>
+              <w:t>especialistas</w:t>
+            </w:r>
+          </w:p>
+        </w:tc>
+        <w:tc>
+          <w:tcPr>
+            <w:tcW w:w="0" w:type="auto"/>
+            <w:tcBorders>
+              <w:top w:val="nil"/>
+              <w:left w:val="nil"/>
+              <w:bottom w:val="single" w:sz="4" w:space="0" w:color="auto"/>
+              <w:right w:val="single" w:sz="4" w:space="0" w:color="auto"/>
+            </w:tcBorders>
+            <w:noWrap/>
+            <w:vAlign w:val="center"/>
+            <w:hideMark/>
+          </w:tcPr>
+          <w:p>
+            <w:pPr>
+              <w:jc w:val="center"/>
+              <w:rPr>
+                <w:rFonts w:eastAsia="Times New Roman"/>
+                <w:sz w:val="16"/>
+                <w:szCs w:val="16"/>
+              </w:rPr>
+            </w:pPr>
+            <w:r>
+              <w:rPr>
+                <w:rFonts w:eastAsia="Times New Roman"/>
+                <w:sz w:val="16"/>
+                <w:szCs w:val="16"/>
+              </w:rPr>
+              <w:t>AMSespecialistas</w:t>
+            </w:r>
+          </w:p>
+        </w:tc>
+        <w:tc>
+          <w:tcPr>
+            <w:tcW w:w="0" w:type="auto"/>
+            <w:tcBorders>
+              <w:top w:val="nil"/>
+              <w:left w:val="nil"/>
+              <w:bottom w:val="single" w:sz="4" w:space="0" w:color="auto"/>
+              <w:right w:val="single" w:sz="4" w:space="0" w:color="auto"/>
+            </w:tcBorders>
+            <w:noWrap/>
+            <w:vAlign w:val="center"/>
+            <w:hideMark/>
+          </w:tcPr>
+          <w:p>
+            <w:pPr>
+              <w:jc w:val="center"/>
+              <w:rPr>
+                <w:rFonts w:eastAsia="Times New Roman"/>
+                <w:sz w:val="16"/>
+                <w:szCs w:val="16"/>
+              </w:rPr>
+            </w:pPr>
+            <w:r>
+              <w:rPr>
+                <w:rFonts w:eastAsia="Times New Roman"/>
+                <w:sz w:val="16"/>
+                <w:szCs w:val="16"/>
+              </w:rPr>
+              <w:t>Cadastro de analistas</w:t>
+            </w:r>
+          </w:p>
+        </w:tc>
+      </w:tr>
+      <w:tr>
+        <w:trPr>
+          <w:trHeight w:val="300"/>
+        </w:trPr>
+        <w:tc>
+          <w:tcPr>
+            <w:tcW w:w="0" w:type="auto"/>
+            <w:tcBorders>
+              <w:top w:val="nil"/>
+              <w:left w:val="single" w:sz="4" w:space="0" w:color="auto"/>
+              <w:bottom w:val="single" w:sz="4" w:space="0" w:color="auto"/>
+              <w:right w:val="single" w:sz="4" w:space="0" w:color="auto"/>
+            </w:tcBorders>
+            <w:noWrap/>
+            <w:vAlign w:val="center"/>
+            <w:hideMark/>
+          </w:tcPr>
+          <w:p>
+            <w:pPr>
+              <w:jc w:val="center"/>
+              <w:rPr>
+                <w:rFonts w:eastAsia="Times New Roman"/>
+                <w:sz w:val="16"/>
+                <w:szCs w:val="16"/>
+              </w:rPr>
+            </w:pPr>
+            <w:r>
+              <w:rPr>
+                <w:rFonts w:eastAsia="Times New Roman"/>
+                <w:sz w:val="16"/>
+                <w:szCs w:val="16"/>
+              </w:rPr>
+              <w:t>codigo_resolucao_modificacoes_aranda</w:t>
+            </w:r>
+          </w:p>
+        </w:tc>
+        <w:tc>
+          <w:tcPr>
+            <w:tcW w:w="0" w:type="auto"/>
+            <w:tcBorders>
+              <w:top w:val="nil"/>
+              <w:left w:val="nil"/>
+              <w:bottom w:val="single" w:sz="4" w:space="0" w:color="auto"/>
+              <w:right w:val="single" w:sz="4" w:space="0" w:color="auto"/>
+            </w:tcBorders>
+            <w:noWrap/>
+            <w:vAlign w:val="center"/>
+            <w:hideMark/>
+          </w:tcPr>
+          <w:p>
+            <w:pPr>
+              <w:jc w:val="center"/>
+              <w:rPr>
+                <w:rFonts w:eastAsia="Times New Roman"/>
+                <w:sz w:val="16"/>
+                <w:szCs w:val="16"/>
+              </w:rPr>
+            </w:pPr>
+            <w:r>
+              <w:rPr>
+                <w:rFonts w:eastAsia="Times New Roman"/>
+                <w:sz w:val="16"/>
+                <w:szCs w:val="16"/>
+              </w:rPr>
+              <w:t>AMScodigoresolucao_Modificacao</w:t>
+            </w:r>
+          </w:p>
+        </w:tc>
+        <w:tc>
+          <w:tcPr>
+            <w:tcW w:w="0" w:type="auto"/>
+            <w:tcBorders>
+              <w:top w:val="nil"/>
+              <w:left w:val="nil"/>
+              <w:bottom w:val="single" w:sz="4" w:space="0" w:color="auto"/>
+              <w:right w:val="single" w:sz="4" w:space="0" w:color="auto"/>
+            </w:tcBorders>
+            <w:noWrap/>
+            <w:vAlign w:val="center"/>
+            <w:hideMark/>
+          </w:tcPr>
+          <w:p>
+            <w:pPr>
+              <w:jc w:val="center"/>
+              <w:rPr>
+                <w:rFonts w:eastAsia="Times New Roman"/>
+                <w:sz w:val="16"/>
+                <w:szCs w:val="16"/>
+              </w:rPr>
+            </w:pPr>
+            <w:r>
+              <w:rPr>
+                <w:rFonts w:eastAsia="Times New Roman"/>
+                <w:sz w:val="16"/>
+                <w:szCs w:val="16"/>
+              </w:rPr>
+              <w:t>Inconsistências (troca de código)</w:t>
+            </w:r>
+          </w:p>
+        </w:tc>
+      </w:tr>
+    </w:tbl>
+    <w:p>
+      <w:pPr>
+        <w:pStyle w:val="PargrafodaLista"/>
+        <w:spacing w:after="60"/>
+        <w:ind w:left="360"/>
+        <w:rPr>
+          <w:b/>
+          <w:bCs/>
+        </w:rPr>
+      </w:pPr>
+    </w:p>
+    <w:p>
+      <w:pPr>
+        <w:pStyle w:val="PargrafodaLista"/>
+        <w:spacing w:after="60"/>
+        <w:ind w:left="360"/>
+        <w:rPr>
+          <w:b/>
+          <w:bCs/>
+          <w:sz w:val="26"/>
+          <w:szCs w:val="26"/>
+        </w:rPr>
+      </w:pPr>
+      <w:r>
+        <w:rPr>
+          <w:b/>
+          <w:bCs/>
+          <w:sz w:val="26"/>
+          <w:szCs w:val="26"/>
+        </w:rPr>
+        <w:t>Layout campo a campo</w:t>
+      </w:r>
+    </w:p>
+    <w:p>
+      <w:pPr>
+        <w:pStyle w:val="PargrafodaLista"/>
+        <w:spacing w:after="60"/>
+        <w:ind w:left="360"/>
+      </w:pPr>
+      <w:r>
+        <w:t xml:space="preserve">O campo mais importante é o </w:t>
+      </w:r>
+      <w:r>
+        <w:rPr>
+          <w:b/>
+          <w:bCs/>
+        </w:rPr>
+        <w:t>nome da organização</w:t>
+      </w:r>
+      <w:r>
+        <w:t xml:space="preserve">: org_us_final (apontamentos), organizacao (tickets) e empresa (pesquisas) precisam ser iguais ao </w:t>
+      </w:r>
+      <w:r>
+        <w:rPr>
+          <w:b/>
+          <w:bCs/>
+        </w:rPr>
+        <w:t>nome completo</w:t>
+      </w:r>
+      <w:r>
+        <w:t xml:space="preserve"> da empresa cadastrado no </w:t>
+      </w:r>
+      <w:r>
+        <w:t>Sonda Lyze</w:t>
+      </w:r>
+      <w:r>
+        <w:t>. Um espaço a mais, um acento diferente ou a troca de maiúsculas nas pesquisas fazem os dados do cliente não aparecerem.</w:t>
+      </w:r>
+      <w:r>
+        <w:t xml:space="preserve"> Isso por conta do Aranda não disponibilizar um ID para </w:t>
+      </w:r>
+      <w:r>
+        <w:t>empresa.</w:t>
+      </w:r>
+    </w:p>
+    <w:p>
+      <w:pPr>
+        <w:pStyle w:val="PargrafodaLista"/>
+        <w:spacing w:after="60"/>
+        <w:ind w:left="360"/>
+      </w:pPr>
+    </w:p>
+    <w:p>
+      <w:pPr>
+        <w:pStyle w:val="PargrafodaLista"/>
+        <w:spacing w:after="60"/>
+        <w:ind w:left="360"/>
+      </w:pPr>
+    </w:p>
+    <w:p>
+      <w:pPr>
+        <w:pStyle w:val="PargrafodaLista"/>
+        <w:spacing w:after="60"/>
+        <w:ind w:left="360"/>
+      </w:pPr>
+      <w:r>
+        <w:t>Informativos (exibidos em planilhas ou sem uso hoje): tipo_chamado fora da lista, categoria, causa_raiz, solicitante, us_final_afetado, data_abertura, data_fechamento, data_ult_modificacao, caso_estado, descricao_tarefa, tempo_gasto_segundos, analista_caso, estado_tarefa, resumo_tarefa, grupo_tarefa, problema, log. Controle da integração: id_externo, origem, data_ult_modificacao_geral, data_ult_modificacao_tarefa, source_updated_at, synced_at.</w:t>
+      </w:r>
+    </w:p>
+    <w:p>
+      <w:pPr>
+        <w:pStyle w:val="PargrafodaLista"/>
+        <w:spacing w:after="60"/>
+        <w:ind w:left="360"/>
+      </w:pPr>
+      <w:r>
+        <w:rPr>
+          <w:b/>
+          <w:bCs/>
+        </w:rPr>
+        <w:t>Códigos de resolução que consomem horas</w:t>
+      </w:r>
+      <w:r>
+        <w:t xml:space="preserve"> — cada variação de espaço em Banco=S |SLA=N é um código diferente:</w:t>
+      </w:r>
+    </w:p>
+    <w:p>
+      <w:pPr>
+        <w:pStyle w:val="PargrafodaLista"/>
+        <w:numPr>
+          <w:ilvl w:val="0"/>
+          <w:numId w:val="6"/>
+        </w:numPr>
+        <w:spacing w:after="60"/>
+      </w:pPr>
+      <w:r>
+        <w:t>Alocação · Alocação (Banco=S |SLA=N) · Alocação (Banco=S| SLA=N)</w:t>
+      </w:r>
+    </w:p>
+    <w:p>
+      <w:pPr>
+        <w:pStyle w:val="PargrafodaLista"/>
+        <w:numPr>
+          <w:ilvl w:val="0"/>
+          <w:numId w:val="6"/>
+        </w:numPr>
+        <w:spacing w:after="60"/>
+      </w:pPr>
+      <w:r>
+        <w:t>Alocação - T&amp;M · Alocação - T&amp;M Banco de Horas (Banco=S |SLA=N) · Alocação - T&amp;M (Banco=S| SLA=N)</w:t>
+      </w:r>
+    </w:p>
+    <w:p>
+      <w:pPr>
+        <w:pStyle w:val="PargrafodaLista"/>
+        <w:numPr>
+          <w:ilvl w:val="0"/>
+          <w:numId w:val="6"/>
+        </w:numPr>
+        <w:spacing w:after="60"/>
+      </w:pPr>
+      <w:r>
+        <w:t>AMS SAP · AMS SAP (Banco=S |SLA=S) · AMS SAP (Banco=S| SLA=S)</w:t>
+      </w:r>
+    </w:p>
+    <w:p>
+      <w:pPr>
+        <w:pStyle w:val="PargrafodaLista"/>
+        <w:numPr>
+          <w:ilvl w:val="0"/>
+          <w:numId w:val="6"/>
+        </w:numPr>
+        <w:spacing w:after="60"/>
+      </w:pPr>
+      <w:r>
+        <w:t>Aplicação de Nota / Licença - Contratados · Aplicação de Nota / Licença (Banco=S |SLA=N)</w:t>
+      </w:r>
+    </w:p>
+    <w:p>
+      <w:pPr>
+        <w:pStyle w:val="PargrafodaLista"/>
+        <w:numPr>
+          <w:ilvl w:val="0"/>
+          <w:numId w:val="6"/>
+        </w:numPr>
+        <w:spacing w:after="60"/>
+      </w:pPr>
+      <w:r>
+        <w:t>Consultoria, Consultoria - Banco de Dados, Consultoria - Nota Publicada, Consultoria - Solução Paliativa — cada um puro e com (Banco=S |SLA=S) e (Banco=S| SLA=S)</w:t>
+      </w:r>
+    </w:p>
+    <w:p>
+      <w:pPr>
+        <w:pStyle w:val="PargrafodaLista"/>
+        <w:numPr>
+          <w:ilvl w:val="0"/>
+          <w:numId w:val="6"/>
+        </w:numPr>
+        <w:spacing w:after="60"/>
+      </w:pPr>
+      <w:r>
+        <w:t>Dúvida · Dúvida (Banco=S |SLA=N)</w:t>
+      </w:r>
+    </w:p>
+    <w:p>
+      <w:pPr>
+        <w:pStyle w:val="PargrafodaLista"/>
+        <w:numPr>
+          <w:ilvl w:val="0"/>
+          <w:numId w:val="6"/>
+        </w:numPr>
+        <w:spacing w:after="60"/>
+      </w:pPr>
+      <w:r>
+        <w:t>Erro de classificação na abertura · (Banco=S |SLA=N) · (Banco=S| SLA=N)</w:t>
+      </w:r>
+    </w:p>
+    <w:p>
+      <w:pPr>
+        <w:pStyle w:val="PargrafodaLista"/>
+        <w:numPr>
+          <w:ilvl w:val="0"/>
+          <w:numId w:val="6"/>
+        </w:numPr>
+        <w:spacing w:after="60"/>
+      </w:pPr>
+      <w:r>
+        <w:t>Erro de programa especifico (SEM SLA) · Erro de programa especifico (Banco=S |SLA=N) · Erro de programa especifico (Banco=S| SLA=N)</w:t>
+      </w:r>
+    </w:p>
+    <w:p>
+      <w:pPr>
+        <w:pStyle w:val="PargrafodaLista"/>
+        <w:numPr>
+          <w:ilvl w:val="0"/>
+          <w:numId w:val="6"/>
+        </w:numPr>
+        <w:spacing w:after="60"/>
+      </w:pPr>
+      <w:r>
+        <w:t>Levantamento de Versão / Orçamento · Levantamento de Versão / Orçamento (Banco=S |SLA=N) · Levantamento de Versão /Orçamento (Banco=S |SLA=N)</w:t>
+      </w:r>
+    </w:p>
+    <w:p>
+      <w:pPr>
+        <w:pStyle w:val="PargrafodaLista"/>
+        <w:numPr>
+          <w:ilvl w:val="0"/>
+          <w:numId w:val="6"/>
+        </w:numPr>
+        <w:spacing w:after="60"/>
+      </w:pPr>
+      <w:r>
+        <w:t>Monitoramento DBA · Monitoramento DBA (Banco=S |SLA=N)</w:t>
+      </w:r>
+    </w:p>
+    <w:p>
+      <w:pPr>
+        <w:pStyle w:val="PargrafodaLista"/>
+        <w:numPr>
+          <w:ilvl w:val="0"/>
+          <w:numId w:val="6"/>
+        </w:numPr>
+        <w:spacing w:after="60"/>
+      </w:pPr>
+      <w:r>
+        <w:t>Nota Publicada · Nota Publicada (Banco=S |SLA=N) · Nota Publicada (Banco=S| SLA=N)</w:t>
+      </w:r>
+    </w:p>
+    <w:p>
+      <w:pPr>
+        <w:pStyle w:val="PargrafodaLista"/>
+        <w:numPr>
+          <w:ilvl w:val="0"/>
+          <w:numId w:val="6"/>
+        </w:numPr>
+        <w:spacing w:after="60"/>
+      </w:pPr>
+      <w:r>
+        <w:t>Parametrização / Cadastro · Parametrização / Cadastro (Banco=S |SLA=N)</w:t>
+      </w:r>
+    </w:p>
+    <w:p>
+      <w:pPr>
+        <w:pStyle w:val="PargrafodaLista"/>
+        <w:numPr>
+          <w:ilvl w:val="0"/>
+          <w:numId w:val="6"/>
+        </w:numPr>
+        <w:spacing w:after="60"/>
+      </w:pPr>
+      <w:r>
+        <w:t>Parametrização / Funcionalidade · (Banco=S |SLA=N) · (Banco=S| SLA=N)</w:t>
+      </w:r>
+    </w:p>
+    <w:p>
+      <w:pPr>
+        <w:pStyle w:val="PargrafodaLista"/>
+        <w:numPr>
+          <w:ilvl w:val="0"/>
+          <w:numId w:val="6"/>
+        </w:numPr>
+        <w:spacing w:after="60"/>
+      </w:pPr>
+      <w:r>
+        <w:t>Validação de Arquivo · (Banco=S |SLA=N) · (Banco=S| SLA=N)</w:t>
+      </w:r>
+    </w:p>
+    <w:p>
+      <w:pPr>
+        <w:pStyle w:val="PargrafodaLista"/>
+        <w:spacing w:after="60"/>
+        <w:ind w:left="360"/>
+        <w:rPr>
+          <w:b/>
+          <w:bCs/>
+        </w:rPr>
+      </w:pPr>
+      <w:r>
+        <w:rPr>
+          <w:b/>
+          <w:bCs/>
+        </w:rPr>
+        <w:t>apontamentos_tickets_aranda</w:t>
+      </w:r>
+    </w:p>
+    <w:p>
+      <w:pPr>
+        <w:pStyle w:val="PargrafodaLista"/>
+        <w:spacing w:after="60"/>
+        <w:ind w:left="360"/>
+      </w:pPr>
+      <w:r>
+        <w:t>Campos críticos:</w:t>
+      </w:r>
+    </w:p>
+    <w:tbl>
+      <w:tblPr>
+        <w:tblW w:w="0" w:type="auto"/>
+        <w:tblCellSpacing w:w="15" w:type="dxa"/>
+        <w:tblCellMar>
+          <w:top w:w="15" w:type="dxa"/>
+          <w:left w:w="15" w:type="dxa"/>
+          <w:bottom w:w="15" w:type="dxa"/>
+          <w:right w:w="15" w:type="dxa"/>
+        </w:tblCellMar>
+        <w:tblLook w:val="04A0" w:firstRow="1" w:lastRow="0" w:firstColumn="1" w:lastColumn="0" w:noHBand="0" w:noVBand="1"/>
+      </w:tblPr>
+      <w:tblGrid>
+        <w:gridCol w:w="2497"/>
+        <w:gridCol w:w="1398"/>
+        <w:gridCol w:w="2482"/>
+        <w:gridCol w:w="1601"/>
+        <w:gridCol w:w="1660"/>
+      </w:tblGrid>
+      <w:tr>
+        <w:trPr>
+          <w:tblCellSpacing w:w="15" w:type="dxa"/>
+        </w:trPr>
+        <w:tc>
+          <w:tcPr>
+            <w:tcW w:w="0" w:type="auto"/>
+            <w:vAlign w:val="center"/>
+            <w:hideMark/>
+          </w:tcPr>
+          <w:p>
+            <w:pPr>
+              <w:pStyle w:val="PargrafodaLista"/>
+              <w:spacing w:after="60"/>
+              <w:ind w:left="360"/>
+              <w:rPr>
+                <w:b/>
+                <w:bCs/>
+              </w:rPr>
+            </w:pPr>
+            <w:r>
+              <w:rPr>
+                <w:b/>
+                <w:bCs/>
+              </w:rPr>
+              <w:lastRenderedPageBreak/>
+              <w:t>Coluna</w:t>
+            </w:r>
+          </w:p>
+        </w:tc>
+        <w:tc>
+          <w:tcPr>
+            <w:tcW w:w="0" w:type="auto"/>
+            <w:vAlign w:val="center"/>
+            <w:hideMark/>
+          </w:tcPr>
+          <w:p>
+            <w:pPr>
+              <w:pStyle w:val="PargrafodaLista"/>
+              <w:spacing w:after="60"/>
+              <w:ind w:left="360"/>
+              <w:rPr>
+                <w:b/>
+                <w:bCs/>
+              </w:rPr>
+            </w:pPr>
+            <w:r>
+              <w:rPr>
+                <w:b/>
+                <w:bCs/>
+              </w:rPr>
+              <w:t>Tipo</w:t>
+            </w:r>
+          </w:p>
+        </w:tc>
+        <w:tc>
+          <w:tcPr>
+            <w:tcW w:w="0" w:type="auto"/>
+            <w:vAlign w:val="center"/>
+            <w:hideMark/>
+          </w:tcPr>
+          <w:p>
+            <w:pPr>
+              <w:pStyle w:val="PargrafodaLista"/>
+              <w:spacing w:after="60"/>
+              <w:ind w:left="360"/>
+              <w:rPr>
+                <w:b/>
+                <w:bCs/>
+              </w:rPr>
+            </w:pPr>
+            <w:r>
+              <w:rPr>
+                <w:b/>
+                <w:bCs/>
+              </w:rPr>
+              <w:t>Origem (SQL Server)</w:t>
+            </w:r>
+          </w:p>
+        </w:tc>
+        <w:tc>
+          <w:tcPr>
+            <w:tcW w:w="0" w:type="auto"/>
+            <w:vAlign w:val="center"/>
+            <w:hideMark/>
+          </w:tcPr>
+          <w:p>
+            <w:pPr>
+              <w:pStyle w:val="PargrafodaLista"/>
+              <w:spacing w:after="60"/>
+              <w:ind w:left="360"/>
+              <w:rPr>
+                <w:b/>
+                <w:bCs/>
+              </w:rPr>
+            </w:pPr>
+            <w:r>
+              <w:rPr>
+                <w:b/>
+                <w:bCs/>
+              </w:rPr>
+              <w:t>Valor esperado</w:t>
+            </w:r>
+          </w:p>
+        </w:tc>
+        <w:tc>
+          <w:tcPr>
+            <w:tcW w:w="0" w:type="auto"/>
+            <w:vAlign w:val="center"/>
+            <w:hideMark/>
+          </w:tcPr>
+          <w:p>
+            <w:pPr>
+              <w:pStyle w:val="PargrafodaLista"/>
+              <w:spacing w:after="60"/>
+              <w:ind w:left="360"/>
+              <w:rPr>
+                <w:b/>
+                <w:bCs/>
+              </w:rPr>
+            </w:pPr>
+            <w:r>
+              <w:rPr>
+                <w:b/>
+                <w:bCs/>
+              </w:rPr>
+              <w:t>Uso no sistema</w:t>
+            </w:r>
+          </w:p>
+        </w:tc>
+      </w:tr>
+      <w:tr>
+        <w:trPr>
+          <w:tblCellSpacing w:w="15" w:type="dxa"/>
+        </w:trPr>
+        <w:tc>
+          <w:tcPr>
+            <w:tcW w:w="0" w:type="auto"/>
+            <w:vAlign w:val="center"/>
+            <w:hideMark/>
+          </w:tcPr>
+          <w:p>
+            <w:pPr>
+              <w:pStyle w:val="PargrafodaLista"/>
+              <w:spacing w:after="60"/>
+              <w:ind w:left="360"/>
+            </w:pPr>
+            <w:r>
+              <w:t>organizacao</w:t>
+            </w:r>
+          </w:p>
+        </w:tc>
+        <w:tc>
+          <w:tcPr>
+            <w:tcW w:w="0" w:type="auto"/>
+            <w:vAlign w:val="center"/>
+            <w:hideMark/>
+          </w:tcPr>
+          <w:p>
+            <w:pPr>
+              <w:pStyle w:val="PargrafodaLista"/>
+              <w:spacing w:after="60"/>
+              <w:ind w:left="360"/>
+            </w:pPr>
+            <w:r>
+              <w:t>varchar(100)</w:t>
+            </w:r>
+          </w:p>
+        </w:tc>
+        <w:tc>
+          <w:tcPr>
+            <w:tcW w:w="0" w:type="auto"/>
+            <w:vAlign w:val="center"/>
+            <w:hideMark/>
+          </w:tcPr>
+          <w:p>
+            <w:pPr>
+              <w:pStyle w:val="PargrafodaLista"/>
+              <w:spacing w:after="60"/>
+              <w:ind w:left="360"/>
+            </w:pPr>
+            <w:r>
+              <w:t>Organizacao</w:t>
+            </w:r>
+          </w:p>
+        </w:tc>
+        <w:tc>
+          <w:tcPr>
+            <w:tcW w:w="0" w:type="auto"/>
+            <w:vAlign w:val="center"/>
+            <w:hideMark/>
+          </w:tcPr>
+          <w:p>
+            <w:pPr>
+              <w:pStyle w:val="PargrafodaLista"/>
+              <w:spacing w:after="60"/>
+              <w:ind w:left="360"/>
+            </w:pPr>
+            <w:r>
+              <w:t>Igual ao nome completo da empresa (sem diferenciar maiúsculas)</w:t>
+            </w:r>
+          </w:p>
+        </w:tc>
+        <w:tc>
+          <w:tcPr>
+            <w:tcW w:w="0" w:type="auto"/>
+            <w:vAlign w:val="center"/>
+            <w:hideMark/>
+          </w:tcPr>
+          <w:p>
+            <w:pPr>
+              <w:pStyle w:val="PargrafodaLista"/>
+              <w:spacing w:after="60"/>
+              <w:ind w:left="360"/>
+            </w:pPr>
+            <w:r>
+              <w:t>Liga o ticket ao cliente</w:t>
+            </w:r>
+          </w:p>
+        </w:tc>
+      </w:tr>
+      <w:tr>
+        <w:trPr>
+          <w:tblCellSpacing w:w="15" w:type="dxa"/>
+        </w:trPr>
+        <w:tc>
+          <w:tcPr>
+            <w:tcW w:w="0" w:type="auto"/>
+            <w:vAlign w:val="center"/>
+            <w:hideMark/>
+          </w:tcPr>
+          <w:p>
+            <w:pPr>
+              <w:pStyle w:val="PargrafodaLista"/>
+              <w:spacing w:after="60"/>
+              <w:ind w:left="360"/>
+            </w:pPr>
+            <w:r>
+              <w:t>nro_solicitacao</w:t>
+            </w:r>
+          </w:p>
+        </w:tc>
+        <w:tc>
+          <w:tcPr>
+            <w:tcW w:w="0" w:type="auto"/>
+            <w:vAlign w:val="center"/>
+            <w:hideMark/>
+          </w:tcPr>
+          <w:p>
+            <w:pPr>
+              <w:pStyle w:val="PargrafodaLista"/>
+              <w:spacing w:after="60"/>
+              <w:ind w:left="360"/>
+            </w:pPr>
+            <w:r>
+              <w:t>varchar(50), único</w:t>
+            </w:r>
+          </w:p>
+        </w:tc>
+        <w:tc>
+          <w:tcPr>
+            <w:tcW w:w="0" w:type="auto"/>
+            <w:vAlign w:val="center"/>
+            <w:hideMark/>
+          </w:tcPr>
+          <w:p>
+            <w:pPr>
+              <w:pStyle w:val="PargrafodaLista"/>
+              <w:spacing w:after="60"/>
+              <w:ind w:left="360"/>
+            </w:pPr>
+            <w:r>
+              <w:t>Nro_Solicitacao</w:t>
+            </w:r>
+          </w:p>
+        </w:tc>
+        <w:tc>
+          <w:tcPr>
+            <w:tcW w:w="0" w:type="auto"/>
+            <w:vAlign w:val="center"/>
+            <w:hideMark/>
+          </w:tcPr>
+          <w:p>
+            <w:pPr>
+              <w:pStyle w:val="PargrafodaLista"/>
+              <w:spacing w:after="60"/>
+              <w:ind w:left="360"/>
+            </w:pPr>
+            <w:r>
+              <w:t>Só o número</w:t>
+            </w:r>
+          </w:p>
+        </w:tc>
+        <w:tc>
+          <w:tcPr>
+            <w:tcW w:w="0" w:type="auto"/>
+            <w:vAlign w:val="center"/>
+            <w:hideMark/>
+          </w:tcPr>
+          <w:p>
+            <w:pPr>
+              <w:pStyle w:val="PargrafodaLista"/>
+              <w:spacing w:after="60"/>
+              <w:ind w:left="360"/>
+            </w:pPr>
+            <w:r>
+              <w:t>Chave; liga a apontamentos, pesquisas e trocas de código</w:t>
+            </w:r>
+          </w:p>
+        </w:tc>
+      </w:tr>
+      <w:tr>
+        <w:trPr>
+          <w:tblCellSpacing w:w="15" w:type="dxa"/>
+        </w:trPr>
+        <w:tc>
+          <w:tcPr>
+            <w:tcW w:w="0" w:type="auto"/>
+            <w:vAlign w:val="center"/>
+            <w:hideMark/>
+          </w:tcPr>
+          <w:p>
+            <w:pPr>
+              <w:pStyle w:val="PargrafodaLista"/>
+              <w:spacing w:after="60"/>
+              <w:ind w:left="360"/>
+            </w:pPr>
+            <w:r>
+              <w:t>cod_tipo</w:t>
+            </w:r>
+          </w:p>
+        </w:tc>
+        <w:tc>
+          <w:tcPr>
+            <w:tcW w:w="0" w:type="auto"/>
+            <w:vAlign w:val="center"/>
+            <w:hideMark/>
+          </w:tcPr>
+          <w:p>
+            <w:pPr>
+              <w:pStyle w:val="PargrafodaLista"/>
+              <w:spacing w:after="60"/>
+              <w:ind w:left="360"/>
+            </w:pPr>
+            <w:r>
+              <w:t>varchar(50)</w:t>
+            </w:r>
+          </w:p>
+        </w:tc>
+        <w:tc>
+          <w:tcPr>
+            <w:tcW w:w="0" w:type="auto"/>
+            <w:vAlign w:val="center"/>
+            <w:hideMark/>
+          </w:tcPr>
+          <w:p>
+            <w:pPr>
+              <w:pStyle w:val="PargrafodaLista"/>
+              <w:spacing w:after="60"/>
+              <w:ind w:left="360"/>
+            </w:pPr>
+            <w:r>
+              <w:t>Cod_Tipo</w:t>
+            </w:r>
+          </w:p>
+        </w:tc>
+        <w:tc>
+          <w:tcPr>
+            <w:tcW w:w="0" w:type="auto"/>
+            <w:vAlign w:val="center"/>
+            <w:hideMark/>
+          </w:tcPr>
+          <w:p>
+            <w:pPr>
+              <w:pStyle w:val="PargrafodaLista"/>
+              <w:spacing w:after="60"/>
+              <w:ind w:left="360"/>
+            </w:pPr>
+            <w:r>
+              <w:t>Incidente, Solicitação ou Problema</w:t>
+            </w:r>
+          </w:p>
+        </w:tc>
+        <w:tc>
+          <w:tcPr>
+            <w:tcW w:w="0" w:type="auto"/>
+            <w:vAlign w:val="center"/>
+            <w:hideMark/>
+          </w:tcPr>
+          <w:p>
+            <w:pPr>
+              <w:pStyle w:val="PargrafodaLista"/>
+              <w:spacing w:after="60"/>
+              <w:ind w:left="360"/>
+            </w:pPr>
+            <w:r>
+              <w:t>Problema fica fora do book; SLA só para Incidente</w:t>
+            </w:r>
+          </w:p>
+        </w:tc>
+      </w:tr>
+      <w:tr>
+        <w:trPr>
+          <w:tblCellSpacing w:w="15" w:type="dxa"/>
+        </w:trPr>
+        <w:tc>
+          <w:tcPr>
+            <w:tcW w:w="0" w:type="auto"/>
+            <w:vAlign w:val="center"/>
+            <w:hideMark/>
+          </w:tcPr>
+          <w:p>
+            <w:pPr>
+              <w:pStyle w:val="PargrafodaLista"/>
+              <w:spacing w:after="60"/>
+              <w:ind w:left="360"/>
+            </w:pPr>
+            <w:r>
+              <w:t>status</w:t>
+            </w:r>
+          </w:p>
+        </w:tc>
+        <w:tc>
+          <w:tcPr>
+            <w:tcW w:w="0" w:type="auto"/>
+            <w:vAlign w:val="center"/>
+            <w:hideMark/>
+          </w:tcPr>
+          <w:p>
+            <w:pPr>
+              <w:pStyle w:val="PargrafodaLista"/>
+              <w:spacing w:after="60"/>
+              <w:ind w:left="360"/>
+            </w:pPr>
+            <w:r>
+              <w:t>varchar(50)</w:t>
+            </w:r>
+          </w:p>
+        </w:tc>
+        <w:tc>
+          <w:tcPr>
+            <w:tcW w:w="0" w:type="auto"/>
+            <w:vAlign w:val="center"/>
+            <w:hideMark/>
+          </w:tcPr>
+          <w:p>
+            <w:pPr>
+              <w:pStyle w:val="PargrafodaLista"/>
+              <w:spacing w:after="60"/>
+              <w:ind w:left="360"/>
+            </w:pPr>
+            <w:r>
+              <w:t>Status</w:t>
+            </w:r>
+          </w:p>
+        </w:tc>
+        <w:tc>
+          <w:tcPr>
+            <w:tcW w:w="0" w:type="auto"/>
+            <w:vAlign w:val="center"/>
+            <w:hideMark/>
+          </w:tcPr>
+          <w:p>
+            <w:pPr>
+              <w:pStyle w:val="PargrafodaLista"/>
+              <w:spacing w:after="60"/>
+              <w:ind w:left="360"/>
+              <w:rPr>
+                <w:lang w:val="en-US"/>
+              </w:rPr>
+            </w:pPr>
+            <w:r>
+              <w:rPr>
+                <w:lang w:val="en-US"/>
+              </w:rPr>
+              <w:t>Open, Hold, In Progress, Acknowledged, Resolved, Problem-Fixed, Closed, Cancelled</w:t>
+            </w:r>
+          </w:p>
+        </w:tc>
+        <w:tc>
+          <w:tcPr>
+            <w:tcW w:w="0" w:type="auto"/>
+            <w:vAlign w:val="center"/>
+            <w:hideMark/>
+          </w:tcPr>
+          <w:p>
+            <w:pPr>
+              <w:pStyle w:val="PargrafodaLista"/>
+              <w:spacing w:after="60"/>
+              <w:ind w:left="360"/>
+            </w:pPr>
+            <w:r>
+              <w:t>Abertos, fechados (Closed), backlog e inconsistências</w:t>
+            </w:r>
+          </w:p>
+        </w:tc>
+      </w:tr>
+      <w:tr>
+        <w:trPr>
+          <w:tblCellSpacing w:w="15" w:type="dxa"/>
+        </w:trPr>
+        <w:tc>
+          <w:tcPr>
+            <w:tcW w:w="0" w:type="auto"/>
+            <w:vAlign w:val="center"/>
+            <w:hideMark/>
+          </w:tcPr>
+          <w:p>
+            <w:pPr>
+              <w:pStyle w:val="PargrafodaLista"/>
+              <w:spacing w:after="60"/>
+              <w:ind w:left="360"/>
+            </w:pPr>
+            <w:r>
+              <w:t>caso_pai</w:t>
+            </w:r>
+          </w:p>
+        </w:tc>
+        <w:tc>
+          <w:tcPr>
+            <w:tcW w:w="0" w:type="auto"/>
+            <w:vAlign w:val="center"/>
+            <w:hideMark/>
+          </w:tcPr>
+          <w:p>
+            <w:pPr>
+              <w:pStyle w:val="PargrafodaLista"/>
+              <w:spacing w:after="60"/>
+              <w:ind w:left="360"/>
+            </w:pPr>
+            <w:r>
+              <w:t>varchar(100)</w:t>
+            </w:r>
+          </w:p>
+        </w:tc>
+        <w:tc>
+          <w:tcPr>
+            <w:tcW w:w="0" w:type="auto"/>
+            <w:vAlign w:val="center"/>
+            <w:hideMark/>
+          </w:tcPr>
+          <w:p>
+            <w:pPr>
+              <w:pStyle w:val="PargrafodaLista"/>
+              <w:spacing w:after="60"/>
+              <w:ind w:left="360"/>
+            </w:pPr>
+            <w:r>
+              <w:t>Caso_Pai</w:t>
+            </w:r>
+          </w:p>
+        </w:tc>
+        <w:tc>
+          <w:tcPr>
+            <w:tcW w:w="0" w:type="auto"/>
+            <w:vAlign w:val="center"/>
+            <w:hideMark/>
+          </w:tcPr>
+          <w:p>
+            <w:pPr>
+              <w:pStyle w:val="PargrafodaLista"/>
+              <w:spacing w:after="60"/>
+              <w:ind w:left="360"/>
+            </w:pPr>
+            <w:r>
+              <w:t>SIM para o chamado principal</w:t>
+            </w:r>
+          </w:p>
+        </w:tc>
+        <w:tc>
+          <w:tcPr>
+            <w:tcW w:w="0" w:type="auto"/>
+            <w:vAlign w:val="center"/>
+            <w:hideMark/>
+          </w:tcPr>
+          <w:p>
+            <w:pPr>
+              <w:pStyle w:val="PargrafodaLista"/>
+              <w:spacing w:after="60"/>
+              <w:ind w:left="360"/>
+            </w:pPr>
+            <w:r>
+              <w:t>Só SIM entra nos cards do book</w:t>
+            </w:r>
+          </w:p>
+        </w:tc>
+      </w:tr>
+      <w:tr>
+        <w:trPr>
+          <w:tblCellSpacing w:w="15" w:type="dxa"/>
+        </w:trPr>
+        <w:tc>
+          <w:tcPr>
+            <w:tcW w:w="0" w:type="auto"/>
+            <w:vAlign w:val="center"/>
+            <w:hideMark/>
+          </w:tcPr>
+          <w:p>
+            <w:pPr>
+              <w:pStyle w:val="PargrafodaLista"/>
+              <w:spacing w:after="60"/>
+              <w:ind w:left="360"/>
+            </w:pPr>
+            <w:r>
+              <w:t>nome_grupo</w:t>
+            </w:r>
+          </w:p>
+        </w:tc>
+        <w:tc>
+          <w:tcPr>
+            <w:tcW w:w="0" w:type="auto"/>
+            <w:vAlign w:val="center"/>
+            <w:hideMark/>
+          </w:tcPr>
+          <w:p>
+            <w:pPr>
+              <w:pStyle w:val="PargrafodaLista"/>
+              <w:spacing w:after="60"/>
+              <w:ind w:left="360"/>
+            </w:pPr>
+            <w:r>
+              <w:t>varchar(100)</w:t>
+            </w:r>
+          </w:p>
+        </w:tc>
+        <w:tc>
+          <w:tcPr>
+            <w:tcW w:w="0" w:type="auto"/>
+            <w:vAlign w:val="center"/>
+            <w:hideMark/>
+          </w:tcPr>
+          <w:p>
+            <w:pPr>
+              <w:pStyle w:val="PargrafodaLista"/>
+              <w:spacing w:after="60"/>
+              <w:ind w:left="360"/>
+            </w:pPr>
+            <w:r>
+              <w:t>Nome_grupo</w:t>
+            </w:r>
+          </w:p>
+        </w:tc>
+        <w:tc>
+          <w:tcPr>
+            <w:tcW w:w="0" w:type="auto"/>
+            <w:vAlign w:val="center"/>
+            <w:hideMark/>
+          </w:tcPr>
+          <w:p>
+            <w:pPr>
+              <w:pStyle w:val="PargrafodaLista"/>
+              <w:spacing w:after="60"/>
+              <w:ind w:left="360"/>
+            </w:pPr>
+            <w:r>
+              <w:t>Grupo de atendimento do cliente</w:t>
+            </w:r>
+          </w:p>
+        </w:tc>
+        <w:tc>
+          <w:tcPr>
+            <w:tcW w:w="0" w:type="auto"/>
+            <w:vAlign w:val="center"/>
+            <w:hideMark/>
+          </w:tcPr>
+          <w:p>
+            <w:pPr>
+              <w:pStyle w:val="PargrafodaLista"/>
+              <w:spacing w:after="60"/>
+              <w:ind w:left="360"/>
+            </w:pPr>
+            <w:r>
+              <w:t>Exclui grupos de projeto/fábrica; consumo só para os grupos AMS APL / ATENDIMENTO / T&amp;M</w:t>
+            </w:r>
+          </w:p>
+        </w:tc>
+      </w:tr>
+      <w:tr>
+        <w:trPr>
+          <w:tblCellSpacing w:w="15" w:type="dxa"/>
+        </w:trPr>
+        <w:tc>
+          <w:tcPr>
+            <w:tcW w:w="0" w:type="auto"/>
+            <w:vAlign w:val="center"/>
+            <w:hideMark/>
+          </w:tcPr>
+          <w:p>
+            <w:pPr>
+              <w:pStyle w:val="PargrafodaLista"/>
+              <w:spacing w:after="60"/>
+              <w:ind w:left="360"/>
+            </w:pPr>
+            <w:r>
+              <w:t>item_configuracao</w:t>
+            </w:r>
+          </w:p>
+        </w:tc>
+        <w:tc>
+          <w:tcPr>
+            <w:tcW w:w="0" w:type="auto"/>
+            <w:vAlign w:val="center"/>
+            <w:hideMark/>
+          </w:tcPr>
+          <w:p>
+            <w:pPr>
+              <w:pStyle w:val="PargrafodaLista"/>
+              <w:spacing w:after="60"/>
+              <w:ind w:left="360"/>
+            </w:pPr>
+            <w:r>
+              <w:t>varchar(200)</w:t>
+            </w:r>
+          </w:p>
+        </w:tc>
+        <w:tc>
+          <w:tcPr>
+            <w:tcW w:w="0" w:type="auto"/>
+            <w:vAlign w:val="center"/>
+            <w:hideMark/>
+          </w:tcPr>
+          <w:p>
+            <w:pPr>
+              <w:pStyle w:val="PargrafodaLista"/>
+              <w:spacing w:after="60"/>
+              <w:ind w:left="360"/>
+            </w:pPr>
+            <w:r>
+              <w:t>Item_Configuracao</w:t>
+            </w:r>
+          </w:p>
+        </w:tc>
+        <w:tc>
+          <w:tcPr>
+            <w:tcW w:w="0" w:type="auto"/>
+            <w:vAlign w:val="center"/>
+            <w:hideMark/>
+          </w:tcPr>
+          <w:p>
+            <w:pPr>
+              <w:pStyle w:val="PargrafodaLista"/>
+              <w:spacing w:after="60"/>
+              <w:ind w:left="360"/>
+            </w:pPr>
+            <w:r>
+              <w:t>Diferente de 000000 - PROJETOS APL; 999999... gera alerta</w:t>
+            </w:r>
+          </w:p>
+        </w:tc>
+        <w:tc>
+          <w:tcPr>
+            <w:tcW w:w="0" w:type="auto"/>
+            <w:vAlign w:val="center"/>
+            <w:hideMark/>
+          </w:tcPr>
+          <w:p>
+            <w:pPr>
+              <w:pStyle w:val="PargrafodaLista"/>
+              <w:spacing w:after="60"/>
+              <w:ind w:left="360"/>
+            </w:pPr>
+            <w:r>
+              <w:t>Elegibilidade e inconsistências</w:t>
+            </w:r>
+          </w:p>
+        </w:tc>
+      </w:tr>
+      <w:tr>
+        <w:trPr>
+          <w:tblCellSpacing w:w="15" w:type="dxa"/>
+        </w:trPr>
+        <w:tc>
+          <w:tcPr>
+            <w:tcW w:w="0" w:type="auto"/>
+            <w:vAlign w:val="center"/>
+            <w:hideMark/>
+          </w:tcPr>
+          <w:p>
+            <w:pPr>
+              <w:pStyle w:val="PargrafodaLista"/>
+              <w:spacing w:after="60"/>
+              <w:ind w:left="360"/>
+            </w:pPr>
+            <w:r>
+              <w:t>cod_resolucao</w:t>
+            </w:r>
+          </w:p>
+        </w:tc>
+        <w:tc>
+          <w:tcPr>
+            <w:tcW w:w="0" w:type="auto"/>
+            <w:vAlign w:val="center"/>
+            <w:hideMark/>
+          </w:tcPr>
+          <w:p>
+            <w:pPr>
+              <w:pStyle w:val="PargrafodaLista"/>
+              <w:spacing w:after="60"/>
+              <w:ind w:left="360"/>
+            </w:pPr>
+            <w:r>
+              <w:t>varchar(50)</w:t>
+            </w:r>
+          </w:p>
+        </w:tc>
+        <w:tc>
+          <w:tcPr>
+            <w:tcW w:w="0" w:type="auto"/>
+            <w:vAlign w:val="center"/>
+            <w:hideMark/>
+          </w:tcPr>
+          <w:p>
+            <w:pPr>
+              <w:pStyle w:val="PargrafodaLista"/>
+              <w:spacing w:after="60"/>
+              <w:ind w:left="360"/>
+            </w:pPr>
+            <w:r>
+              <w:t>Cod_Resolucao</w:t>
+            </w:r>
+          </w:p>
+        </w:tc>
+        <w:tc>
+          <w:tcPr>
+            <w:tcW w:w="0" w:type="auto"/>
+            <w:vAlign w:val="center"/>
+            <w:hideMark/>
+          </w:tcPr>
+          <w:p>
+            <w:pPr>
+              <w:pStyle w:val="PargrafodaLista"/>
+              <w:spacing w:after="60"/>
+              <w:ind w:left="360"/>
+            </w:pPr>
+            <w:r>
+              <w:t>Mesma lista dos apontamentos</w:t>
+            </w:r>
+          </w:p>
+        </w:tc>
+        <w:tc>
+          <w:tcPr>
+            <w:tcW w:w="0" w:type="auto"/>
+            <w:vAlign w:val="center"/>
+            <w:hideMark/>
+          </w:tcPr>
+          <w:p>
+            <w:pPr>
+              <w:pStyle w:val="PargrafodaLista"/>
+              <w:spacing w:after="60"/>
+              <w:ind w:left="360"/>
+            </w:pPr>
+            <w:r>
+              <w:t>SLA e consumo por ticket</w:t>
+            </w:r>
+          </w:p>
+        </w:tc>
+      </w:tr>
+      <w:tr>
+        <w:trPr>
+          <w:tblCellSpacing w:w="15" w:type="dxa"/>
+        </w:trPr>
+        <w:tc>
+          <w:tcPr>
+            <w:tcW w:w="0" w:type="auto"/>
+            <w:vAlign w:val="center"/>
+            <w:hideMark/>
+          </w:tcPr>
+          <w:p>
+            <w:pPr>
+              <w:pStyle w:val="PargrafodaLista"/>
+              <w:spacing w:after="60"/>
+              <w:ind w:left="360"/>
+            </w:pPr>
+            <w:r>
+              <w:lastRenderedPageBreak/>
+              <w:t>tds_cumprido</w:t>
+            </w:r>
+          </w:p>
+        </w:tc>
+        <w:tc>
+          <w:tcPr>
+            <w:tcW w:w="0" w:type="auto"/>
+            <w:vAlign w:val="center"/>
+            <w:hideMark/>
+          </w:tcPr>
+          <w:p>
+            <w:pPr>
+              <w:pStyle w:val="PargrafodaLista"/>
+              <w:spacing w:after="60"/>
+              <w:ind w:left="360"/>
+            </w:pPr>
+            <w:r>
+              <w:t>varchar(50)</w:t>
+            </w:r>
+          </w:p>
+        </w:tc>
+        <w:tc>
+          <w:tcPr>
+            <w:tcW w:w="0" w:type="auto"/>
+            <w:vAlign w:val="center"/>
+            <w:hideMark/>
+          </w:tcPr>
+          <w:p>
+            <w:pPr>
+              <w:pStyle w:val="PargrafodaLista"/>
+              <w:spacing w:after="60"/>
+              <w:ind w:left="360"/>
+            </w:pPr>
+            <w:r>
+              <w:t>Tds_Cumprido</w:t>
+            </w:r>
+          </w:p>
+        </w:tc>
+        <w:tc>
+          <w:tcPr>
+            <w:tcW w:w="0" w:type="auto"/>
+            <w:vAlign w:val="center"/>
+            <w:hideMark/>
+          </w:tcPr>
+          <w:p>
+            <w:pPr>
+              <w:pStyle w:val="PargrafodaLista"/>
+              <w:spacing w:after="60"/>
+              <w:ind w:left="360"/>
+            </w:pPr>
+            <w:r>
+              <w:t>TDS Vencido quando o prazo estourou</w:t>
+            </w:r>
+          </w:p>
+        </w:tc>
+        <w:tc>
+          <w:tcPr>
+            <w:tcW w:w="0" w:type="auto"/>
+            <w:vAlign w:val="center"/>
+            <w:hideMark/>
+          </w:tcPr>
+          <w:p>
+            <w:pPr>
+              <w:pStyle w:val="PargrafodaLista"/>
+              <w:spacing w:after="60"/>
+              <w:ind w:left="360"/>
+            </w:pPr>
+            <w:r>
+              <w:t>Indicador de SLA do book</w:t>
+            </w:r>
+          </w:p>
+        </w:tc>
+      </w:tr>
+      <w:tr>
+        <w:trPr>
+          <w:tblCellSpacing w:w="15" w:type="dxa"/>
+        </w:trPr>
+        <w:tc>
+          <w:tcPr>
+            <w:tcW w:w="0" w:type="auto"/>
+            <w:vAlign w:val="center"/>
+            <w:hideMark/>
+          </w:tcPr>
+          <w:p>
+            <w:pPr>
+              <w:pStyle w:val="PargrafodaLista"/>
+              <w:spacing w:after="60"/>
+              <w:ind w:left="360"/>
+            </w:pPr>
+            <w:r>
+              <w:t>data_abertura</w:t>
+            </w:r>
+          </w:p>
+        </w:tc>
+        <w:tc>
+          <w:tcPr>
+            <w:tcW w:w="0" w:type="auto"/>
+            <w:vAlign w:val="center"/>
+            <w:hideMark/>
+          </w:tcPr>
+          <w:p>
+            <w:pPr>
+              <w:pStyle w:val="PargrafodaLista"/>
+              <w:spacing w:after="60"/>
+              <w:ind w:left="360"/>
+            </w:pPr>
+            <w:r>
+              <w:t>timestamptz</w:t>
+            </w:r>
+          </w:p>
+        </w:tc>
+        <w:tc>
+          <w:tcPr>
+            <w:tcW w:w="0" w:type="auto"/>
+            <w:vAlign w:val="center"/>
+            <w:hideMark/>
+          </w:tcPr>
+          <w:p>
+            <w:pPr>
+              <w:pStyle w:val="PargrafodaLista"/>
+              <w:spacing w:after="60"/>
+              <w:ind w:left="360"/>
+            </w:pPr>
+            <w:r>
+              <w:t>Data_Abertura</w:t>
+            </w:r>
+          </w:p>
+        </w:tc>
+        <w:tc>
+          <w:tcPr>
+            <w:tcW w:w="0" w:type="auto"/>
+            <w:vAlign w:val="center"/>
+            <w:hideMark/>
+          </w:tcPr>
+          <w:p>
+            <w:pPr>
+              <w:pStyle w:val="PargrafodaLista"/>
+              <w:spacing w:after="60"/>
+              <w:ind w:left="360"/>
+            </w:pPr>
+            <w:r>
+              <w:t>Data de abertura</w:t>
+            </w:r>
+          </w:p>
+        </w:tc>
+        <w:tc>
+          <w:tcPr>
+            <w:tcW w:w="0" w:type="auto"/>
+            <w:vAlign w:val="center"/>
+            <w:hideMark/>
+          </w:tcPr>
+          <w:p>
+            <w:pPr>
+              <w:pStyle w:val="PargrafodaLista"/>
+              <w:spacing w:after="60"/>
+              <w:ind w:left="360"/>
+            </w:pPr>
+            <w:r>
+              <w:t>Abertos no mês, backlog, aging</w:t>
+            </w:r>
+          </w:p>
+        </w:tc>
+      </w:tr>
+      <w:tr>
+        <w:trPr>
+          <w:tblCellSpacing w:w="15" w:type="dxa"/>
+        </w:trPr>
+        <w:tc>
+          <w:tcPr>
+            <w:tcW w:w="0" w:type="auto"/>
+            <w:vAlign w:val="center"/>
+            <w:hideMark/>
+          </w:tcPr>
+          <w:p>
+            <w:pPr>
+              <w:pStyle w:val="PargrafodaLista"/>
+              <w:spacing w:after="60"/>
+              <w:ind w:left="360"/>
+            </w:pPr>
+            <w:r>
+              <w:t>data_fechamento</w:t>
+            </w:r>
+          </w:p>
+        </w:tc>
+        <w:tc>
+          <w:tcPr>
+            <w:tcW w:w="0" w:type="auto"/>
+            <w:vAlign w:val="center"/>
+            <w:hideMark/>
+          </w:tcPr>
+          <w:p>
+            <w:pPr>
+              <w:pStyle w:val="PargrafodaLista"/>
+              <w:spacing w:after="60"/>
+              <w:ind w:left="360"/>
+            </w:pPr>
+            <w:r>
+              <w:t>timestamptz</w:t>
+            </w:r>
+          </w:p>
+        </w:tc>
+        <w:tc>
+          <w:tcPr>
+            <w:tcW w:w="0" w:type="auto"/>
+            <w:vAlign w:val="center"/>
+            <w:hideMark/>
+          </w:tcPr>
+          <w:p>
+            <w:pPr>
+              <w:pStyle w:val="PargrafodaLista"/>
+              <w:spacing w:after="60"/>
+              <w:ind w:left="360"/>
+            </w:pPr>
+            <w:r>
+              <w:t>Data_Fechamento</w:t>
+            </w:r>
+          </w:p>
+        </w:tc>
+        <w:tc>
+          <w:tcPr>
+            <w:tcW w:w="0" w:type="auto"/>
+            <w:vAlign w:val="center"/>
+            <w:hideMark/>
+          </w:tcPr>
+          <w:p>
+            <w:pPr>
+              <w:pStyle w:val="PargrafodaLista"/>
+              <w:spacing w:after="60"/>
+              <w:ind w:left="360"/>
+            </w:pPr>
+            <w:r>
+              <w:t>Data de fechamento</w:t>
+            </w:r>
+          </w:p>
+        </w:tc>
+        <w:tc>
+          <w:tcPr>
+            <w:tcW w:w="0" w:type="auto"/>
+            <w:vAlign w:val="center"/>
+            <w:hideMark/>
+          </w:tcPr>
+          <w:p>
+            <w:pPr>
+              <w:pStyle w:val="PargrafodaLista"/>
+              <w:spacing w:after="60"/>
+              <w:ind w:left="360"/>
+            </w:pPr>
+            <w:r>
+              <w:t>Fechados no mês, SLA, consumo</w:t>
+            </w:r>
+          </w:p>
+        </w:tc>
+      </w:tr>
+      <w:tr>
+        <w:trPr>
+          <w:tblCellSpacing w:w="15" w:type="dxa"/>
+        </w:trPr>
+        <w:tc>
+          <w:tcPr>
+            <w:tcW w:w="0" w:type="auto"/>
+            <w:vAlign w:val="center"/>
+            <w:hideMark/>
+          </w:tcPr>
+          <w:p>
+            <w:pPr>
+              <w:pStyle w:val="PargrafodaLista"/>
+              <w:spacing w:after="60"/>
+              <w:ind w:left="360"/>
+            </w:pPr>
+            <w:r>
+              <w:t>data_solucao</w:t>
+            </w:r>
+          </w:p>
+        </w:tc>
+        <w:tc>
+          <w:tcPr>
+            <w:tcW w:w="0" w:type="auto"/>
+            <w:vAlign w:val="center"/>
+            <w:hideMark/>
+          </w:tcPr>
+          <w:p>
+            <w:pPr>
+              <w:pStyle w:val="PargrafodaLista"/>
+              <w:spacing w:after="60"/>
+              <w:ind w:left="360"/>
+            </w:pPr>
+            <w:r>
+              <w:t>timestamptz</w:t>
+            </w:r>
+          </w:p>
+        </w:tc>
+        <w:tc>
+          <w:tcPr>
+            <w:tcW w:w="0" w:type="auto"/>
+            <w:vAlign w:val="center"/>
+            <w:hideMark/>
+          </w:tcPr>
+          <w:p>
+            <w:pPr>
+              <w:pStyle w:val="PargrafodaLista"/>
+              <w:spacing w:after="60"/>
+              <w:ind w:left="360"/>
+            </w:pPr>
+            <w:r>
+              <w:t>Data_Solucao</w:t>
+            </w:r>
+          </w:p>
+        </w:tc>
+        <w:tc>
+          <w:tcPr>
+            <w:tcW w:w="0" w:type="auto"/>
+            <w:vAlign w:val="center"/>
+            <w:hideMark/>
+          </w:tcPr>
+          <w:p>
+            <w:pPr>
+              <w:pStyle w:val="PargrafodaLista"/>
+              <w:spacing w:after="60"/>
+              <w:ind w:left="360"/>
+            </w:pPr>
+            <w:r>
+              <w:t>Data da solução</w:t>
+            </w:r>
+          </w:p>
+        </w:tc>
+        <w:tc>
+          <w:tcPr>
+            <w:tcW w:w="0" w:type="auto"/>
+            <w:vAlign w:val="center"/>
+            <w:hideMark/>
+          </w:tcPr>
+          <w:p>
+            <w:pPr>
+              <w:pStyle w:val="PargrafodaLista"/>
+              <w:spacing w:after="60"/>
+              <w:ind w:left="360"/>
+            </w:pPr>
+            <w:r>
+              <w:t>Validação do texto da solução</w:t>
+            </w:r>
+          </w:p>
+        </w:tc>
+      </w:tr>
+      <w:tr>
+        <w:trPr>
+          <w:tblCellSpacing w:w="15" w:type="dxa"/>
+        </w:trPr>
+        <w:tc>
+          <w:tcPr>
+            <w:tcW w:w="0" w:type="auto"/>
+            <w:vAlign w:val="center"/>
+            <w:hideMark/>
+          </w:tcPr>
+          <w:p>
+            <w:pPr>
+              <w:pStyle w:val="PargrafodaLista"/>
+              <w:spacing w:after="60"/>
+              <w:ind w:left="360"/>
+            </w:pPr>
+            <w:r>
+              <w:t>solucao</w:t>
+            </w:r>
+          </w:p>
+        </w:tc>
+        <w:tc>
+          <w:tcPr>
+            <w:tcW w:w="0" w:type="auto"/>
+            <w:vAlign w:val="center"/>
+            <w:hideMark/>
+          </w:tcPr>
+          <w:p>
+            <w:pPr>
+              <w:pStyle w:val="PargrafodaLista"/>
+              <w:spacing w:after="60"/>
+              <w:ind w:left="360"/>
+            </w:pPr>
+            <w:r>
+              <w:t>text</w:t>
+            </w:r>
+          </w:p>
+        </w:tc>
+        <w:tc>
+          <w:tcPr>
+            <w:tcW w:w="0" w:type="auto"/>
+            <w:vAlign w:val="center"/>
+            <w:hideMark/>
+          </w:tcPr>
+          <w:p>
+            <w:pPr>
+              <w:pStyle w:val="PargrafodaLista"/>
+              <w:spacing w:after="60"/>
+              <w:ind w:left="360"/>
+            </w:pPr>
+            <w:r>
+              <w:t>Solucao</w:t>
+            </w:r>
+          </w:p>
+        </w:tc>
+        <w:tc>
+          <w:tcPr>
+            <w:tcW w:w="0" w:type="auto"/>
+            <w:vAlign w:val="center"/>
+            <w:hideMark/>
+          </w:tcPr>
+          <w:p>
+            <w:pPr>
+              <w:pStyle w:val="PargrafodaLista"/>
+              <w:spacing w:after="60"/>
+              <w:ind w:left="360"/>
+            </w:pPr>
+            <w:r>
+              <w:t>Texto com CENÁRIO, CAUSA, SOLUÇÃO PALIATIVA, SOLUÇÃO DEFINITIVA e PREVENÇÃO</w:t>
+            </w:r>
+          </w:p>
+        </w:tc>
+        <w:tc>
+          <w:tcPr>
+            <w:tcW w:w="0" w:type="auto"/>
+            <w:vAlign w:val="center"/>
+            <w:hideMark/>
+          </w:tcPr>
+          <w:p>
+            <w:pPr>
+              <w:pStyle w:val="PargrafodaLista"/>
+              <w:spacing w:after="60"/>
+              <w:ind w:left="360"/>
+            </w:pPr>
+            <w:r>
+              <w:t>Inconsistência se faltar algum título</w:t>
+            </w:r>
+          </w:p>
+        </w:tc>
+      </w:tr>
+      <w:tr>
+        <w:trPr>
+          <w:tblCellSpacing w:w="15" w:type="dxa"/>
+        </w:trPr>
+        <w:tc>
+          <w:tcPr>
+            <w:tcW w:w="0" w:type="auto"/>
+            <w:vAlign w:val="center"/>
+            <w:hideMark/>
+          </w:tcPr>
+          <w:p>
+            <w:pPr>
+              <w:pStyle w:val="PargrafodaLista"/>
+              <w:spacing w:after="60"/>
+              <w:ind w:left="360"/>
+            </w:pPr>
+            <w:r>
+              <w:t>data_ultima_nota_publica</w:t>
+            </w:r>
+          </w:p>
+        </w:tc>
+        <w:tc>
+          <w:tcPr>
+            <w:tcW w:w="0" w:type="auto"/>
+            <w:vAlign w:val="center"/>
+            <w:hideMark/>
+          </w:tcPr>
+          <w:p>
+            <w:pPr>
+              <w:pStyle w:val="PargrafodaLista"/>
+              <w:spacing w:after="60"/>
+              <w:ind w:left="360"/>
+            </w:pPr>
+            <w:r>
+              <w:t>timestamptz</w:t>
+            </w:r>
+          </w:p>
+        </w:tc>
+        <w:tc>
+          <w:tcPr>
+            <w:tcW w:w="0" w:type="auto"/>
+            <w:vAlign w:val="center"/>
+            <w:hideMark/>
+          </w:tcPr>
+          <w:p>
+            <w:pPr>
+              <w:pStyle w:val="PargrafodaLista"/>
+              <w:spacing w:after="60"/>
+              <w:ind w:left="360"/>
+            </w:pPr>
+            <w:r>
+              <w:t>data_ultima_nota_publica</w:t>
+            </w:r>
+          </w:p>
+        </w:tc>
+        <w:tc>
+          <w:tcPr>
+            <w:tcW w:w="0" w:type="auto"/>
+            <w:vAlign w:val="center"/>
+            <w:hideMark/>
+          </w:tcPr>
+          <w:p>
+            <w:pPr>
+              <w:pStyle w:val="PargrafodaLista"/>
+              <w:spacing w:after="60"/>
+              <w:ind w:left="360"/>
+            </w:pPr>
+            <w:r>
+              <w:t>Data da última nota pública</w:t>
+            </w:r>
+          </w:p>
+        </w:tc>
+        <w:tc>
+          <w:tcPr>
+            <w:tcW w:w="0" w:type="auto"/>
+            <w:vAlign w:val="center"/>
+            <w:hideMark/>
+          </w:tcPr>
+          <w:p>
+            <w:pPr>
+              <w:pStyle w:val="PargrafodaLista"/>
+              <w:spacing w:after="60"/>
+              <w:ind w:left="360"/>
+            </w:pPr>
+            <w:r>
+              <w:t>Alerta de chamado sem atualização há 16 dias</w:t>
+            </w:r>
+          </w:p>
+        </w:tc>
+      </w:tr>
+      <w:tr>
+        <w:trPr>
+          <w:tblCellSpacing w:w="15" w:type="dxa"/>
+        </w:trPr>
+        <w:tc>
+          <w:tcPr>
+            <w:tcW w:w="0" w:type="auto"/>
+            <w:vAlign w:val="center"/>
+            <w:hideMark/>
+          </w:tcPr>
+          <w:p>
+            <w:pPr>
+              <w:pStyle w:val="PargrafodaLista"/>
+              <w:spacing w:after="60"/>
+              <w:ind w:left="360"/>
+            </w:pPr>
+            <w:r>
+              <w:t>nome_responsavel</w:t>
+            </w:r>
+          </w:p>
+        </w:tc>
+        <w:tc>
+          <w:tcPr>
+            <w:tcW w:w="0" w:type="auto"/>
+            <w:vAlign w:val="center"/>
+            <w:hideMark/>
+          </w:tcPr>
+          <w:p>
+            <w:pPr>
+              <w:pStyle w:val="PargrafodaLista"/>
+              <w:spacing w:after="60"/>
+              <w:ind w:left="360"/>
+            </w:pPr>
+            <w:r>
+              <w:t>varchar(100)</w:t>
+            </w:r>
+          </w:p>
+        </w:tc>
+        <w:tc>
+          <w:tcPr>
+            <w:tcW w:w="0" w:type="auto"/>
+            <w:vAlign w:val="center"/>
+            <w:hideMark/>
+          </w:tcPr>
+          <w:p>
+            <w:pPr>
+              <w:pStyle w:val="PargrafodaLista"/>
+              <w:spacing w:after="60"/>
+              <w:ind w:left="360"/>
+            </w:pPr>
+            <w:r>
+              <w:t>Nome_responsavel</w:t>
+            </w:r>
+          </w:p>
+        </w:tc>
+        <w:tc>
+          <w:tcPr>
+            <w:tcW w:w="0" w:type="auto"/>
+            <w:vAlign w:val="center"/>
+            <w:hideMark/>
+          </w:tcPr>
+          <w:p>
+            <w:pPr>
+              <w:pStyle w:val="PargrafodaLista"/>
+              <w:spacing w:after="60"/>
+              <w:ind w:left="360"/>
+            </w:pPr>
+            <w:r>
+              <w:t>Nome igual ao cadastro de especialistas</w:t>
+            </w:r>
+          </w:p>
+        </w:tc>
+        <w:tc>
+          <w:tcPr>
+            <w:tcW w:w="0" w:type="auto"/>
+            <w:vAlign w:val="center"/>
+            <w:hideMark/>
+          </w:tcPr>
+          <w:p>
+            <w:pPr>
+              <w:pStyle w:val="PargrafodaLista"/>
+              <w:spacing w:after="60"/>
+              <w:ind w:left="360"/>
+            </w:pPr>
+            <w:r>
+              <w:t>Responsável nas inconsistências</w:t>
+            </w:r>
+          </w:p>
+        </w:tc>
+      </w:tr>
+      <w:tr>
+        <w:trPr>
+          <w:tblCellSpacing w:w="15" w:type="dxa"/>
+        </w:trPr>
+        <w:tc>
+          <w:tcPr>
+            <w:tcW w:w="0" w:type="auto"/>
+            <w:vAlign w:val="center"/>
+            <w:hideMark/>
+          </w:tcPr>
+          <w:p>
+            <w:pPr>
+              <w:pStyle w:val="PargrafodaLista"/>
+              <w:spacing w:after="60"/>
+              <w:ind w:left="360"/>
+            </w:pPr>
+            <w:r>
+              <w:t>ticket_externo</w:t>
+            </w:r>
+          </w:p>
+        </w:tc>
+        <w:tc>
+          <w:tcPr>
+            <w:tcW w:w="0" w:type="auto"/>
+            <w:vAlign w:val="center"/>
+            <w:hideMark/>
+          </w:tcPr>
+          <w:p>
+            <w:pPr>
+              <w:pStyle w:val="PargrafodaLista"/>
+              <w:spacing w:after="60"/>
+              <w:ind w:left="360"/>
+            </w:pPr>
+            <w:r>
+              <w:t>varchar(100)</w:t>
+            </w:r>
+          </w:p>
+        </w:tc>
+        <w:tc>
+          <w:tcPr>
+            <w:tcW w:w="0" w:type="auto"/>
+            <w:vAlign w:val="center"/>
+            <w:hideMark/>
+          </w:tcPr>
+          <w:p>
+            <w:pPr>
+              <w:pStyle w:val="PargrafodaLista"/>
+              <w:spacing w:after="60"/>
+              <w:ind w:left="360"/>
+            </w:pPr>
+            <w:r>
+              <w:t>Ticket_Externo</w:t>
+            </w:r>
+          </w:p>
+        </w:tc>
+        <w:tc>
+          <w:tcPr>
+            <w:tcW w:w="0" w:type="auto"/>
+            <w:vAlign w:val="center"/>
+            <w:hideMark/>
+          </w:tcPr>
+          <w:p>
+            <w:pPr>
+              <w:pStyle w:val="PargrafodaLista"/>
+              <w:spacing w:after="60"/>
+              <w:ind w:left="360"/>
+            </w:pPr>
+            <w:r>
+              <w:t>Número do chamado no sistema do cliente</w:t>
+            </w:r>
+          </w:p>
+        </w:tc>
+        <w:tc>
+          <w:tcPr>
+            <w:tcW w:w="0" w:type="auto"/>
+            <w:vAlign w:val="center"/>
+            <w:hideMark/>
+          </w:tcPr>
+          <w:p>
+            <w:pPr>
+              <w:pStyle w:val="PargrafodaLista"/>
+              <w:spacing w:after="60"/>
+              <w:ind w:left="360"/>
+            </w:pPr>
+            <w:r>
+              <w:t>Exibido no book e nos requerimentos</w:t>
+            </w:r>
+          </w:p>
+        </w:tc>
+      </w:tr>
+    </w:tbl>
+    <w:p>
+      <w:pPr>
+        <w:pStyle w:val="PargrafodaLista"/>
+        <w:spacing w:after="60"/>
+        <w:ind w:left="360"/>
+        <w:rPr>
+          <w:lang w:val="en-US"/>
+        </w:rPr>
+      </w:pPr>
+      <w:r>
+        <w:t xml:space="preserve">Informativos: empresa, cliente, categoria, solicitante, prioridade, resumo, descricao, numero_pai (planilhas do book) e usuario_final, autor, urgencia, impacto, chamado_reaberto, criado_via, relatado, causa_raiz, ultima_modificacao, datas de entrega/aprovação/nota/comentário, campos de TDA/TDS além de tds_cumprido, tempos gastos, total_orcamento, log (sem uso hoje). </w:t>
+      </w:r>
+      <w:r>
+        <w:rPr>
+          <w:lang w:val="en-US"/>
+        </w:rPr>
+        <w:t>Controle: data_ultima_modificacao, source_updated_at, synced_at.</w:t>
+      </w:r>
+    </w:p>
+    <w:p>
+      <w:pPr>
+        <w:pStyle w:val="PargrafodaLista"/>
+        <w:spacing w:after="60"/>
+        <w:ind w:left="360"/>
+        <w:rPr>
+          <w:b/>
+          <w:bCs/>
+          <w:lang w:val="en-US"/>
+        </w:rPr>
+      </w:pPr>
+      <w:r>
+        <w:rPr>
+          <w:b/>
+          <w:bCs/>
+          <w:lang w:val="en-US"/>
+        </w:rPr>
+        <w:t>pesquisas_satisfacao</w:t>
+      </w:r>
+    </w:p>
+    <w:p>
+      <w:pPr>
+        <w:pStyle w:val="PargrafodaLista"/>
+        <w:spacing w:after="60"/>
+        <w:ind w:left="360"/>
+      </w:pPr>
+      <w:r>
+        <w:t>Campos críticos:</w:t>
+      </w:r>
+    </w:p>
+    <w:tbl>
+      <w:tblPr>
+        <w:tblW w:w="0" w:type="auto"/>
+        <w:tblCellSpacing w:w="15" w:type="dxa"/>
+        <w:tblCellMar>
+          <w:top w:w="15" w:type="dxa"/>
+          <w:left w:w="15" w:type="dxa"/>
+          <w:bottom w:w="15" w:type="dxa"/>
+          <w:right w:w="15" w:type="dxa"/>
+        </w:tblCellMar>
+        <w:tblLook w:val="04A0" w:firstRow="1" w:lastRow="0" w:firstColumn="1" w:lastColumn="0" w:noHBand="0" w:noVBand="1"/>
+      </w:tblPr>
+      <w:tblGrid>
+        <w:gridCol w:w="2361"/>
+        <w:gridCol w:w="1547"/>
+        <w:gridCol w:w="2369"/>
+        <w:gridCol w:w="1786"/>
+        <w:gridCol w:w="1575"/>
+      </w:tblGrid>
+      <w:tr>
+        <w:trPr>
+          <w:tblCellSpacing w:w="15" w:type="dxa"/>
+        </w:trPr>
+        <w:tc>
+          <w:tcPr>
+            <w:tcW w:w="0" w:type="auto"/>
+            <w:vAlign w:val="center"/>
+            <w:hideMark/>
+          </w:tcPr>
+          <w:p>
+            <w:pPr>
+              <w:pStyle w:val="PargrafodaLista"/>
+              <w:spacing w:after="60"/>
+              <w:ind w:left="360"/>
+              <w:rPr>
+                <w:b/>
+                <w:bCs/>
+              </w:rPr>
+            </w:pPr>
+            <w:r>
+              <w:rPr>
+                <w:b/>
+                <w:bCs/>
+              </w:rPr>
+              <w:t>Coluna</w:t>
+            </w:r>
+          </w:p>
+        </w:tc>
+        <w:tc>
+          <w:tcPr>
+            <w:tcW w:w="0" w:type="auto"/>
+            <w:vAlign w:val="center"/>
+            <w:hideMark/>
+          </w:tcPr>
+          <w:p>
+            <w:pPr>
+              <w:pStyle w:val="PargrafodaLista"/>
+              <w:spacing w:after="60"/>
+              <w:ind w:left="360"/>
+              <w:rPr>
+                <w:b/>
+                <w:bCs/>
+              </w:rPr>
+            </w:pPr>
+            <w:r>
+              <w:rPr>
+                <w:b/>
+                <w:bCs/>
+              </w:rPr>
+              <w:t>Tipo</w:t>
+            </w:r>
+          </w:p>
+        </w:tc>
+        <w:tc>
+          <w:tcPr>
+            <w:tcW w:w="0" w:type="auto"/>
+            <w:vAlign w:val="center"/>
+            <w:hideMark/>
+          </w:tcPr>
+          <w:p>
+            <w:pPr>
+              <w:pStyle w:val="PargrafodaLista"/>
+              <w:spacing w:after="60"/>
+              <w:ind w:left="360"/>
+              <w:rPr>
+                <w:b/>
+                <w:bCs/>
+              </w:rPr>
+            </w:pPr>
+            <w:r>
+              <w:rPr>
+                <w:b/>
+                <w:bCs/>
+              </w:rPr>
+              <w:t>Origem (SQL Server)</w:t>
+            </w:r>
+          </w:p>
+        </w:tc>
+        <w:tc>
+          <w:tcPr>
+            <w:tcW w:w="0" w:type="auto"/>
+            <w:vAlign w:val="center"/>
+            <w:hideMark/>
+          </w:tcPr>
+          <w:p>
+            <w:pPr>
+              <w:pStyle w:val="PargrafodaLista"/>
+              <w:spacing w:after="60"/>
+              <w:ind w:left="360"/>
+              <w:rPr>
+                <w:b/>
+                <w:bCs/>
+              </w:rPr>
+            </w:pPr>
+            <w:r>
+              <w:rPr>
+                <w:b/>
+                <w:bCs/>
+              </w:rPr>
+              <w:t>Valor esperado</w:t>
+            </w:r>
+          </w:p>
+        </w:tc>
+        <w:tc>
+          <w:tcPr>
+            <w:tcW w:w="0" w:type="auto"/>
+            <w:vAlign w:val="center"/>
+            <w:hideMark/>
+          </w:tcPr>
+          <w:p>
+            <w:pPr>
+              <w:pStyle w:val="PargrafodaLista"/>
+              <w:spacing w:after="60"/>
+              <w:ind w:left="360"/>
+              <w:rPr>
+                <w:b/>
+                <w:bCs/>
+              </w:rPr>
+            </w:pPr>
+            <w:r>
+              <w:rPr>
+                <w:b/>
+                <w:bCs/>
+              </w:rPr>
+              <w:t>Uso no sistema</w:t>
+            </w:r>
+          </w:p>
+        </w:tc>
+      </w:tr>
+      <w:tr>
+        <w:trPr>
+          <w:tblCellSpacing w:w="15" w:type="dxa"/>
+        </w:trPr>
+        <w:tc>
+          <w:tcPr>
+            <w:tcW w:w="0" w:type="auto"/>
+            <w:vAlign w:val="center"/>
+            <w:hideMark/>
+          </w:tcPr>
+          <w:p>
+            <w:pPr>
+              <w:pStyle w:val="PargrafodaLista"/>
+              <w:spacing w:after="60"/>
+              <w:ind w:left="360"/>
+            </w:pPr>
+            <w:r>
+              <w:t>empresa</w:t>
+            </w:r>
+          </w:p>
+        </w:tc>
+        <w:tc>
+          <w:tcPr>
+            <w:tcW w:w="0" w:type="auto"/>
+            <w:vAlign w:val="center"/>
+            <w:hideMark/>
+          </w:tcPr>
+          <w:p>
+            <w:pPr>
+              <w:pStyle w:val="PargrafodaLista"/>
+              <w:spacing w:after="60"/>
+              <w:ind w:left="360"/>
+            </w:pPr>
+            <w:r>
+              <w:t>text, obrigatório</w:t>
+            </w:r>
+          </w:p>
+        </w:tc>
+        <w:tc>
+          <w:tcPr>
+            <w:tcW w:w="0" w:type="auto"/>
+            <w:vAlign w:val="center"/>
+            <w:hideMark/>
+          </w:tcPr>
+          <w:p>
+            <w:pPr>
+              <w:pStyle w:val="PargrafodaLista"/>
+              <w:spacing w:after="60"/>
+              <w:ind w:left="360"/>
+            </w:pPr>
+            <w:r>
+              <w:t>Empresa</w:t>
+            </w:r>
+          </w:p>
+        </w:tc>
+        <w:tc>
+          <w:tcPr>
+            <w:tcW w:w="0" w:type="auto"/>
+            <w:vAlign w:val="center"/>
+            <w:hideMark/>
+          </w:tcPr>
+          <w:p>
+            <w:pPr>
+              <w:pStyle w:val="PargrafodaLista"/>
+              <w:spacing w:after="60"/>
+              <w:ind w:left="360"/>
+            </w:pPr>
+            <w:r>
+              <w:rPr>
+                <w:b/>
+                <w:bCs/>
+              </w:rPr>
+              <w:t>Idêntico</w:t>
+            </w:r>
+            <w:r>
+              <w:t xml:space="preserve"> ao nome completo da empresa, inclusive maiúsculas</w:t>
+            </w:r>
+          </w:p>
+        </w:tc>
+        <w:tc>
+          <w:tcPr>
+            <w:tcW w:w="0" w:type="auto"/>
+            <w:vAlign w:val="center"/>
+            <w:hideMark/>
+          </w:tcPr>
+          <w:p>
+            <w:pPr>
+              <w:pStyle w:val="PargrafodaLista"/>
+              <w:spacing w:after="60"/>
+              <w:ind w:left="360"/>
+            </w:pPr>
+            <w:r>
+              <w:t>Liga a pesquisa ao cliente no book</w:t>
+            </w:r>
+          </w:p>
+        </w:tc>
+      </w:tr>
+      <w:tr>
+        <w:trPr>
+          <w:tblCellSpacing w:w="15" w:type="dxa"/>
+        </w:trPr>
+        <w:tc>
+          <w:tcPr>
+            <w:tcW w:w="0" w:type="auto"/>
+            <w:vAlign w:val="center"/>
+            <w:hideMark/>
+          </w:tcPr>
+          <w:p>
+            <w:pPr>
+              <w:pStyle w:val="PargrafodaLista"/>
+              <w:spacing w:after="60"/>
+              <w:ind w:left="360"/>
+            </w:pPr>
+            <w:r>
+              <w:lastRenderedPageBreak/>
+              <w:t>cliente</w:t>
+            </w:r>
+          </w:p>
+        </w:tc>
+        <w:tc>
+          <w:tcPr>
+            <w:tcW w:w="0" w:type="auto"/>
+            <w:vAlign w:val="center"/>
+            <w:hideMark/>
+          </w:tcPr>
+          <w:p>
+            <w:pPr>
+              <w:pStyle w:val="PargrafodaLista"/>
+              <w:spacing w:after="60"/>
+              <w:ind w:left="360"/>
+            </w:pPr>
+            <w:r>
+              <w:t>text, obrigatório</w:t>
+            </w:r>
+          </w:p>
+        </w:tc>
+        <w:tc>
+          <w:tcPr>
+            <w:tcW w:w="0" w:type="auto"/>
+            <w:vAlign w:val="center"/>
+            <w:hideMark/>
+          </w:tcPr>
+          <w:p>
+            <w:pPr>
+              <w:pStyle w:val="PargrafodaLista"/>
+              <w:spacing w:after="60"/>
+              <w:ind w:left="360"/>
+            </w:pPr>
+            <w:r>
+              <w:t>Cliente</w:t>
+            </w:r>
+          </w:p>
+        </w:tc>
+        <w:tc>
+          <w:tcPr>
+            <w:tcW w:w="0" w:type="auto"/>
+            <w:vAlign w:val="center"/>
+            <w:hideMark/>
+          </w:tcPr>
+          <w:p>
+            <w:pPr>
+              <w:pStyle w:val="PargrafodaLista"/>
+              <w:spacing w:after="60"/>
+              <w:ind w:left="360"/>
+            </w:pPr>
+            <w:r>
+              <w:t>Nome do cliente; não pode conter -AMS</w:t>
+            </w:r>
+          </w:p>
+        </w:tc>
+        <w:tc>
+          <w:tcPr>
+            <w:tcW w:w="0" w:type="auto"/>
+            <w:vAlign w:val="center"/>
+            <w:hideMark/>
+          </w:tcPr>
+          <w:p>
+            <w:pPr>
+              <w:pStyle w:val="PargrafodaLista"/>
+              <w:spacing w:after="60"/>
+              <w:ind w:left="360"/>
+            </w:pPr>
+            <w:r>
+              <w:t>Com -AMS, a pesquisa vai para SONDA INTERNO</w:t>
+            </w:r>
+          </w:p>
+        </w:tc>
+      </w:tr>
+      <w:tr>
+        <w:trPr>
+          <w:tblCellSpacing w:w="15" w:type="dxa"/>
+        </w:trPr>
+        <w:tc>
+          <w:tcPr>
+            <w:tcW w:w="0" w:type="auto"/>
+            <w:vAlign w:val="center"/>
+            <w:hideMark/>
+          </w:tcPr>
+          <w:p>
+            <w:pPr>
+              <w:pStyle w:val="PargrafodaLista"/>
+              <w:spacing w:after="60"/>
+              <w:ind w:left="360"/>
+            </w:pPr>
+            <w:r>
+              <w:t>nro_caso</w:t>
+            </w:r>
+          </w:p>
+        </w:tc>
+        <w:tc>
+          <w:tcPr>
+            <w:tcW w:w="0" w:type="auto"/>
+            <w:vAlign w:val="center"/>
+            <w:hideMark/>
+          </w:tcPr>
+          <w:p>
+            <w:pPr>
+              <w:pStyle w:val="PargrafodaLista"/>
+              <w:spacing w:after="60"/>
+              <w:ind w:left="360"/>
+            </w:pPr>
+            <w:r>
+              <w:t>text</w:t>
+            </w:r>
+          </w:p>
+        </w:tc>
+        <w:tc>
+          <w:tcPr>
+            <w:tcW w:w="0" w:type="auto"/>
+            <w:vAlign w:val="center"/>
+            <w:hideMark/>
+          </w:tcPr>
+          <w:p>
+            <w:pPr>
+              <w:pStyle w:val="PargrafodaLista"/>
+              <w:spacing w:after="60"/>
+              <w:ind w:left="360"/>
+            </w:pPr>
+            <w:r>
+              <w:t>Nro_Caso</w:t>
+            </w:r>
+          </w:p>
+        </w:tc>
+        <w:tc>
+          <w:tcPr>
+            <w:tcW w:w="0" w:type="auto"/>
+            <w:vAlign w:val="center"/>
+            <w:hideMark/>
+          </w:tcPr>
+          <w:p>
+            <w:pPr>
+              <w:pStyle w:val="PargrafodaLista"/>
+              <w:spacing w:after="60"/>
+              <w:ind w:left="360"/>
+            </w:pPr>
+            <w:r>
+              <w:t>Igual ao nro_solicitacao do ticket</w:t>
+            </w:r>
+          </w:p>
+        </w:tc>
+        <w:tc>
+          <w:tcPr>
+            <w:tcW w:w="0" w:type="auto"/>
+            <w:vAlign w:val="center"/>
+            <w:hideMark/>
+          </w:tcPr>
+          <w:p>
+            <w:pPr>
+              <w:pStyle w:val="PargrafodaLista"/>
+              <w:spacing w:after="60"/>
+              <w:ind w:left="360"/>
+            </w:pPr>
+            <w:r>
+              <w:t>Chave; liga ao ticket</w:t>
+            </w:r>
+          </w:p>
+        </w:tc>
+      </w:tr>
+      <w:tr>
+        <w:trPr>
+          <w:tblCellSpacing w:w="15" w:type="dxa"/>
+        </w:trPr>
+        <w:tc>
+          <w:tcPr>
+            <w:tcW w:w="0" w:type="auto"/>
+            <w:vAlign w:val="center"/>
+            <w:hideMark/>
+          </w:tcPr>
+          <w:p>
+            <w:pPr>
+              <w:pStyle w:val="PargrafodaLista"/>
+              <w:spacing w:after="60"/>
+              <w:ind w:left="360"/>
+            </w:pPr>
+            <w:r>
+              <w:t>data_fechamento</w:t>
+            </w:r>
+          </w:p>
+        </w:tc>
+        <w:tc>
+          <w:tcPr>
+            <w:tcW w:w="0" w:type="auto"/>
+            <w:vAlign w:val="center"/>
+            <w:hideMark/>
+          </w:tcPr>
+          <w:p>
+            <w:pPr>
+              <w:pStyle w:val="PargrafodaLista"/>
+              <w:spacing w:after="60"/>
+              <w:ind w:left="360"/>
+            </w:pPr>
+            <w:r>
+              <w:t>timestamptz</w:t>
+            </w:r>
+          </w:p>
+        </w:tc>
+        <w:tc>
+          <w:tcPr>
+            <w:tcW w:w="0" w:type="auto"/>
+            <w:vAlign w:val="center"/>
+            <w:hideMark/>
+          </w:tcPr>
+          <w:p>
+            <w:pPr>
+              <w:pStyle w:val="PargrafodaLista"/>
+              <w:spacing w:after="60"/>
+              <w:ind w:left="360"/>
+            </w:pPr>
+            <w:r>
+              <w:t>Data_Fechamento</w:t>
+            </w:r>
+          </w:p>
+        </w:tc>
+        <w:tc>
+          <w:tcPr>
+            <w:tcW w:w="0" w:type="auto"/>
+            <w:vAlign w:val="center"/>
+            <w:hideMark/>
+          </w:tcPr>
+          <w:p>
+            <w:pPr>
+              <w:pStyle w:val="PargrafodaLista"/>
+              <w:spacing w:after="60"/>
+              <w:ind w:left="360"/>
+            </w:pPr>
+            <w:r>
+              <w:t>A partir de 01/01/2026</w:t>
+            </w:r>
+          </w:p>
+        </w:tc>
+        <w:tc>
+          <w:tcPr>
+            <w:tcW w:w="0" w:type="auto"/>
+            <w:vAlign w:val="center"/>
+            <w:hideMark/>
+          </w:tcPr>
+          <w:p>
+            <w:pPr>
+              <w:pStyle w:val="PargrafodaLista"/>
+              <w:spacing w:after="60"/>
+              <w:ind w:left="360"/>
+            </w:pPr>
+            <w:r>
+              <w:t>Mês do book</w:t>
+            </w:r>
+          </w:p>
+        </w:tc>
+      </w:tr>
+      <w:tr>
+        <w:trPr>
+          <w:tblCellSpacing w:w="15" w:type="dxa"/>
+        </w:trPr>
+        <w:tc>
+          <w:tcPr>
+            <w:tcW w:w="0" w:type="auto"/>
+            <w:vAlign w:val="center"/>
+            <w:hideMark/>
+          </w:tcPr>
+          <w:p>
+            <w:pPr>
+              <w:pStyle w:val="PargrafodaLista"/>
+              <w:spacing w:after="60"/>
+              <w:ind w:left="360"/>
+            </w:pPr>
+            <w:r>
+              <w:t>data_resposta</w:t>
+            </w:r>
+          </w:p>
+        </w:tc>
+        <w:tc>
+          <w:tcPr>
+            <w:tcW w:w="0" w:type="auto"/>
+            <w:vAlign w:val="center"/>
+            <w:hideMark/>
+          </w:tcPr>
+          <w:p>
+            <w:pPr>
+              <w:pStyle w:val="PargrafodaLista"/>
+              <w:spacing w:after="60"/>
+              <w:ind w:left="360"/>
+            </w:pPr>
+            <w:r>
+              <w:t>timestamptz</w:t>
+            </w:r>
+          </w:p>
+        </w:tc>
+        <w:tc>
+          <w:tcPr>
+            <w:tcW w:w="0" w:type="auto"/>
+            <w:vAlign w:val="center"/>
+            <w:hideMark/>
+          </w:tcPr>
+          <w:p>
+            <w:pPr>
+              <w:pStyle w:val="PargrafodaLista"/>
+              <w:spacing w:after="60"/>
+              <w:ind w:left="360"/>
+            </w:pPr>
+            <w:r>
+              <w:t>Data_Resposta</w:t>
+            </w:r>
+          </w:p>
+        </w:tc>
+        <w:tc>
+          <w:tcPr>
+            <w:tcW w:w="0" w:type="auto"/>
+            <w:vAlign w:val="center"/>
+            <w:hideMark/>
+          </w:tcPr>
+          <w:p>
+            <w:pPr>
+              <w:pStyle w:val="PargrafodaLista"/>
+              <w:spacing w:after="60"/>
+              <w:ind w:left="360"/>
+            </w:pPr>
+            <w:r>
+              <w:t>Preenchida quando o cliente responde</w:t>
+            </w:r>
+          </w:p>
+        </w:tc>
+        <w:tc>
+          <w:tcPr>
+            <w:tcW w:w="0" w:type="auto"/>
+            <w:vAlign w:val="center"/>
+            <w:hideMark/>
+          </w:tcPr>
+          <w:p>
+            <w:pPr>
+              <w:pStyle w:val="PargrafodaLista"/>
+              <w:spacing w:after="60"/>
+              <w:ind w:left="360"/>
+            </w:pPr>
+            <w:r>
+              <w:t>Define se foi respondida</w:t>
+            </w:r>
+          </w:p>
+        </w:tc>
+      </w:tr>
+      <w:tr>
+        <w:trPr>
+          <w:tblCellSpacing w:w="15" w:type="dxa"/>
+        </w:trPr>
+        <w:tc>
+          <w:tcPr>
+            <w:tcW w:w="0" w:type="auto"/>
+            <w:vAlign w:val="center"/>
+            <w:hideMark/>
+          </w:tcPr>
+          <w:p>
+            <w:pPr>
+              <w:pStyle w:val="PargrafodaLista"/>
+              <w:spacing w:after="60"/>
+              <w:ind w:left="360"/>
+            </w:pPr>
+            <w:r>
+              <w:t>resposta</w:t>
+            </w:r>
+          </w:p>
+        </w:tc>
+        <w:tc>
+          <w:tcPr>
+            <w:tcW w:w="0" w:type="auto"/>
+            <w:vAlign w:val="center"/>
+            <w:hideMark/>
+          </w:tcPr>
+          <w:p>
+            <w:pPr>
+              <w:pStyle w:val="PargrafodaLista"/>
+              <w:spacing w:after="60"/>
+              <w:ind w:left="360"/>
+            </w:pPr>
+            <w:r>
+              <w:t>text</w:t>
+            </w:r>
+          </w:p>
+        </w:tc>
+        <w:tc>
+          <w:tcPr>
+            <w:tcW w:w="0" w:type="auto"/>
+            <w:vAlign w:val="center"/>
+            <w:hideMark/>
+          </w:tcPr>
+          <w:p>
+            <w:pPr>
+              <w:pStyle w:val="PargrafodaLista"/>
+              <w:spacing w:after="60"/>
+              <w:ind w:left="360"/>
+            </w:pPr>
+            <w:r>
+              <w:t>Resposta</w:t>
+            </w:r>
+          </w:p>
+        </w:tc>
+        <w:tc>
+          <w:tcPr>
+            <w:tcW w:w="0" w:type="auto"/>
+            <w:vAlign w:val="center"/>
+            <w:hideMark/>
+          </w:tcPr>
+          <w:p>
+            <w:pPr>
+              <w:pStyle w:val="PargrafodaLista"/>
+              <w:spacing w:after="60"/>
+              <w:ind w:left="360"/>
+            </w:pPr>
+            <w:r>
+              <w:t>Muito Satisfeito, Satisfeito, Neutro, Insatisfeito, Muito Insatisfeito (ou 1 a 5)</w:t>
+            </w:r>
+          </w:p>
+        </w:tc>
+        <w:tc>
+          <w:tcPr>
+            <w:tcW w:w="0" w:type="auto"/>
+            <w:vAlign w:val="center"/>
+            <w:hideMark/>
+          </w:tcPr>
+          <w:p>
+            <w:pPr>
+              <w:pStyle w:val="PargrafodaLista"/>
+              <w:spacing w:after="60"/>
+              <w:ind w:left="360"/>
+            </w:pPr>
+            <w:r>
+              <w:t>Satisfação, plano de ação, elogios</w:t>
+            </w:r>
+          </w:p>
+        </w:tc>
+      </w:tr>
+      <w:tr>
+        <w:trPr>
+          <w:tblCellSpacing w:w="15" w:type="dxa"/>
+        </w:trPr>
+        <w:tc>
+          <w:tcPr>
+            <w:tcW w:w="0" w:type="auto"/>
+            <w:vAlign w:val="center"/>
+            <w:hideMark/>
+          </w:tcPr>
+          <w:p>
+            <w:pPr>
+              <w:pStyle w:val="PargrafodaLista"/>
+              <w:spacing w:after="60"/>
+              <w:ind w:left="360"/>
+            </w:pPr>
+            <w:r>
+              <w:t>comentario_pesquisa</w:t>
+            </w:r>
+          </w:p>
+        </w:tc>
+        <w:tc>
+          <w:tcPr>
+            <w:tcW w:w="0" w:type="auto"/>
+            <w:vAlign w:val="center"/>
+            <w:hideMark/>
+          </w:tcPr>
+          <w:p>
+            <w:pPr>
+              <w:pStyle w:val="PargrafodaLista"/>
+              <w:spacing w:after="60"/>
+              <w:ind w:left="360"/>
+            </w:pPr>
+            <w:r>
+              <w:t>text</w:t>
+            </w:r>
+          </w:p>
+        </w:tc>
+        <w:tc>
+          <w:tcPr>
+            <w:tcW w:w="0" w:type="auto"/>
+            <w:vAlign w:val="center"/>
+            <w:hideMark/>
+          </w:tcPr>
+          <w:p>
+            <w:pPr>
+              <w:pStyle w:val="PargrafodaLista"/>
+              <w:spacing w:after="60"/>
+              <w:ind w:left="360"/>
+            </w:pPr>
+            <w:r>
+              <w:t>Comentario_Pesquisa</w:t>
+            </w:r>
+          </w:p>
+        </w:tc>
+        <w:tc>
+          <w:tcPr>
+            <w:tcW w:w="0" w:type="auto"/>
+            <w:vAlign w:val="center"/>
+            <w:hideMark/>
+          </w:tcPr>
+          <w:p>
+            <w:pPr>
+              <w:pStyle w:val="PargrafodaLista"/>
+              <w:spacing w:after="60"/>
+              <w:ind w:left="360"/>
+            </w:pPr>
+            <w:r>
+              <w:t>Texto livre</w:t>
+            </w:r>
+          </w:p>
+        </w:tc>
+        <w:tc>
+          <w:tcPr>
+            <w:tcW w:w="0" w:type="auto"/>
+            <w:vAlign w:val="center"/>
+            <w:hideMark/>
+          </w:tcPr>
+          <w:p>
+            <w:pPr>
+              <w:pStyle w:val="PargrafodaLista"/>
+              <w:spacing w:after="60"/>
+              <w:ind w:left="360"/>
+            </w:pPr>
+            <w:r>
+              <w:t>Com comentário, a pesquisa vai para análise</w:t>
+            </w:r>
+          </w:p>
+        </w:tc>
+      </w:tr>
+      <w:tr>
+        <w:trPr>
+          <w:tblCellSpacing w:w="15" w:type="dxa"/>
+        </w:trPr>
+        <w:tc>
+          <w:tcPr>
+            <w:tcW w:w="0" w:type="auto"/>
+            <w:vAlign w:val="center"/>
+            <w:hideMark/>
+          </w:tcPr>
+          <w:p>
+            <w:pPr>
+              <w:pStyle w:val="PargrafodaLista"/>
+              <w:spacing w:after="60"/>
+              <w:ind w:left="360"/>
+            </w:pPr>
+            <w:r>
+              <w:t>tipo_caso</w:t>
+            </w:r>
+          </w:p>
+        </w:tc>
+        <w:tc>
+          <w:tcPr>
+            <w:tcW w:w="0" w:type="auto"/>
+            <w:vAlign w:val="center"/>
+            <w:hideMark/>
+          </w:tcPr>
+          <w:p>
+            <w:pPr>
+              <w:pStyle w:val="PargrafodaLista"/>
+              <w:spacing w:after="60"/>
+              <w:ind w:left="360"/>
+            </w:pPr>
+            <w:r>
+              <w:t>text</w:t>
+            </w:r>
+          </w:p>
+        </w:tc>
+        <w:tc>
+          <w:tcPr>
+            <w:tcW w:w="0" w:type="auto"/>
+            <w:vAlign w:val="center"/>
+            <w:hideMark/>
+          </w:tcPr>
+          <w:p>
+            <w:pPr>
+              <w:pStyle w:val="PargrafodaLista"/>
+              <w:spacing w:after="60"/>
+              <w:ind w:left="360"/>
+            </w:pPr>
+            <w:r>
+              <w:t>Tipo_Caso</w:t>
+            </w:r>
+          </w:p>
+        </w:tc>
+        <w:tc>
+          <w:tcPr>
+            <w:tcW w:w="0" w:type="auto"/>
+            <w:vAlign w:val="center"/>
+            <w:hideMark/>
+          </w:tcPr>
+          <w:p>
+            <w:pPr>
+              <w:pStyle w:val="PargrafodaLista"/>
+              <w:spacing w:after="60"/>
+              <w:ind w:left="360"/>
+            </w:pPr>
+            <w:r>
+              <w:t>Incidente ou outro tipo; PM fica fora do book</w:t>
+            </w:r>
+          </w:p>
+        </w:tc>
+        <w:tc>
+          <w:tcPr>
+            <w:tcW w:w="0" w:type="auto"/>
+            <w:vAlign w:val="center"/>
+            <w:hideMark/>
+          </w:tcPr>
+          <w:p>
+            <w:pPr>
+              <w:pStyle w:val="PargrafodaLista"/>
+              <w:spacing w:after="60"/>
+              <w:ind w:left="360"/>
+            </w:pPr>
+            <w:r>
+              <w:t>Incidente × requisição</w:t>
+            </w:r>
+          </w:p>
+        </w:tc>
+      </w:tr>
+      <w:tr>
+        <w:trPr>
+          <w:tblCellSpacing w:w="15" w:type="dxa"/>
+        </w:trPr>
+        <w:tc>
+          <w:tcPr>
+            <w:tcW w:w="0" w:type="auto"/>
+            <w:vAlign w:val="center"/>
+            <w:hideMark/>
+          </w:tcPr>
+          <w:p>
+            <w:pPr>
+              <w:pStyle w:val="PargrafodaLista"/>
+              <w:spacing w:after="60"/>
+              <w:ind w:left="360"/>
+            </w:pPr>
+            <w:r>
+              <w:t>grupo</w:t>
+            </w:r>
+          </w:p>
+        </w:tc>
+        <w:tc>
+          <w:tcPr>
+            <w:tcW w:w="0" w:type="auto"/>
+            <w:vAlign w:val="center"/>
+            <w:hideMark/>
+          </w:tcPr>
+          <w:p>
+            <w:pPr>
+              <w:pStyle w:val="PargrafodaLista"/>
+              <w:spacing w:after="60"/>
+              <w:ind w:left="360"/>
+            </w:pPr>
+            <w:r>
+              <w:t>text</w:t>
+            </w:r>
+          </w:p>
+        </w:tc>
+        <w:tc>
+          <w:tcPr>
+            <w:tcW w:w="0" w:type="auto"/>
+            <w:vAlign w:val="center"/>
+            <w:hideMark/>
+          </w:tcPr>
+          <w:p>
+            <w:pPr>
+              <w:pStyle w:val="PargrafodaLista"/>
+              <w:spacing w:after="60"/>
+              <w:ind w:left="360"/>
+            </w:pPr>
+            <w:r>
+              <w:t>Grupo</w:t>
+            </w:r>
+          </w:p>
+        </w:tc>
+        <w:tc>
+          <w:tcPr>
+            <w:tcW w:w="0" w:type="auto"/>
+            <w:vAlign w:val="center"/>
+            <w:hideMark/>
+          </w:tcPr>
+          <w:p>
+            <w:pPr>
+              <w:pStyle w:val="PargrafodaLista"/>
+              <w:spacing w:after="60"/>
+              <w:ind w:left="360"/>
+            </w:pPr>
+            <w:r>
+              <w:t>Mesmas exclusões de grupo dos tickets</w:t>
+            </w:r>
+          </w:p>
+        </w:tc>
+        <w:tc>
+          <w:tcPr>
+            <w:tcW w:w="0" w:type="auto"/>
+            <w:vAlign w:val="center"/>
+            <w:hideMark/>
+          </w:tcPr>
+          <w:p>
+            <w:pPr>
+              <w:pStyle w:val="PargrafodaLista"/>
+              <w:spacing w:after="60"/>
+              <w:ind w:left="360"/>
+            </w:pPr>
+            <w:r>
+              <w:t>Elegibilidade no book</w:t>
+            </w:r>
+          </w:p>
+        </w:tc>
+      </w:tr>
+      <w:tr>
+        <w:trPr>
+          <w:tblCellSpacing w:w="15" w:type="dxa"/>
+        </w:trPr>
+        <w:tc>
+          <w:tcPr>
+            <w:tcW w:w="0" w:type="auto"/>
+            <w:vAlign w:val="center"/>
+            <w:hideMark/>
+          </w:tcPr>
+          <w:p>
+            <w:pPr>
+              <w:pStyle w:val="PargrafodaLista"/>
+              <w:spacing w:after="60"/>
+              <w:ind w:left="360"/>
+            </w:pPr>
+            <w:r>
+              <w:t>prestador</w:t>
+            </w:r>
+          </w:p>
+        </w:tc>
+        <w:tc>
+          <w:tcPr>
+            <w:tcW w:w="0" w:type="auto"/>
+            <w:vAlign w:val="center"/>
+            <w:hideMark/>
+          </w:tcPr>
+          <w:p>
+            <w:pPr>
+              <w:pStyle w:val="PargrafodaLista"/>
+              <w:spacing w:after="60"/>
+              <w:ind w:left="360"/>
+            </w:pPr>
+            <w:r>
+              <w:t>text</w:t>
+            </w:r>
+          </w:p>
+        </w:tc>
+        <w:tc>
+          <w:tcPr>
+            <w:tcW w:w="0" w:type="auto"/>
+            <w:vAlign w:val="center"/>
+            <w:hideMark/>
+          </w:tcPr>
+          <w:p>
+            <w:pPr>
+              <w:pStyle w:val="PargrafodaLista"/>
+              <w:spacing w:after="60"/>
+              <w:ind w:left="360"/>
+            </w:pPr>
+            <w:r>
+              <w:t>Prestador</w:t>
+            </w:r>
+          </w:p>
+        </w:tc>
+        <w:tc>
+          <w:tcPr>
+            <w:tcW w:w="0" w:type="auto"/>
+            <w:vAlign w:val="center"/>
+            <w:hideMark/>
+          </w:tcPr>
+          <w:p>
+            <w:pPr>
+              <w:pStyle w:val="PargrafodaLista"/>
+              <w:spacing w:after="60"/>
+              <w:ind w:left="360"/>
+            </w:pPr>
+            <w:r>
+              <w:t>Nome do analista igual ao cadastro de especialistas</w:t>
+            </w:r>
+          </w:p>
+        </w:tc>
+        <w:tc>
+          <w:tcPr>
+            <w:tcW w:w="0" w:type="auto"/>
+            <w:vAlign w:val="center"/>
+            <w:hideMark/>
+          </w:tcPr>
+          <w:p>
+            <w:pPr>
+              <w:pStyle w:val="PargrafodaLista"/>
+              <w:spacing w:after="60"/>
+              <w:ind w:left="360"/>
+            </w:pPr>
+            <w:r>
+              <w:t>Ranking de elogios por analista</w:t>
+            </w:r>
+          </w:p>
+        </w:tc>
+      </w:tr>
+    </w:tbl>
+    <w:p>
+      <w:pPr>
+        <w:pStyle w:val="PargrafodaLista"/>
+        <w:spacing w:after="60"/>
+        <w:ind w:left="360"/>
+      </w:pPr>
+      <w:r>
+        <w:t>Informativos: categoria, email_cliente, solicitante, ano_abertura, mes_abertura (filtros de tela), servico, pergunta, descricao (planilha) e nome_pesquisa, autor_notificacao, estado, pesquisa_recebida, sequencia_pergunta, data_ultima_modificacao, log (sem uso hoje). Preenchidos pelo sistema: origem, id_externo, status, autor_nome.</w:t>
+      </w:r>
+    </w:p>
+    <w:p>
+      <w:pPr>
+        <w:pStyle w:val="PargrafodaLista"/>
+        <w:spacing w:after="60"/>
+        <w:ind w:left="360"/>
+        <w:rPr>
+          <w:b/>
+          <w:bCs/>
+        </w:rPr>
+      </w:pPr>
+      <w:r>
+        <w:rPr>
+          <w:b/>
+          <w:bCs/>
+        </w:rPr>
+        <w:t>especialistas</w:t>
+      </w:r>
+    </w:p>
+    <w:tbl>
+      <w:tblPr>
+        <w:tblW w:w="0" w:type="auto"/>
+        <w:tblCellSpacing w:w="15" w:type="dxa"/>
+        <w:tblCellMar>
+          <w:top w:w="15" w:type="dxa"/>
+          <w:left w:w="15" w:type="dxa"/>
+          <w:bottom w:w="15" w:type="dxa"/>
+          <w:right w:w="15" w:type="dxa"/>
+        </w:tblCellMar>
+        <w:tblLook w:val="04A0" w:firstRow="1" w:lastRow="0" w:firstColumn="1" w:lastColumn="0" w:noHBand="0" w:noVBand="1"/>
+      </w:tblPr>
+      <w:tblGrid>
+        <w:gridCol w:w="1069"/>
+        <w:gridCol w:w="1500"/>
+        <w:gridCol w:w="1590"/>
+        <w:gridCol w:w="2971"/>
+        <w:gridCol w:w="2508"/>
+      </w:tblGrid>
+      <w:tr>
+        <w:trPr>
+          <w:tblCellSpacing w:w="15" w:type="dxa"/>
+        </w:trPr>
+        <w:tc>
+          <w:tcPr>
+            <w:tcW w:w="0" w:type="auto"/>
+            <w:vAlign w:val="center"/>
+            <w:hideMark/>
+          </w:tcPr>
+          <w:p>
+            <w:pPr>
+              <w:pStyle w:val="PargrafodaLista"/>
+              <w:spacing w:after="60"/>
+              <w:ind w:left="360"/>
+              <w:rPr>
+                <w:b/>
+                <w:bCs/>
+              </w:rPr>
+            </w:pPr>
+            <w:r>
+              <w:rPr>
+                <w:b/>
+                <w:bCs/>
+              </w:rPr>
+              <w:t>Coluna</w:t>
+            </w:r>
+          </w:p>
+        </w:tc>
+        <w:tc>
+          <w:tcPr>
+            <w:tcW w:w="0" w:type="auto"/>
+            <w:vAlign w:val="center"/>
+            <w:hideMark/>
+          </w:tcPr>
+          <w:p>
+            <w:pPr>
+              <w:pStyle w:val="PargrafodaLista"/>
+              <w:spacing w:after="60"/>
+              <w:ind w:left="360"/>
+              <w:rPr>
+                <w:b/>
+                <w:bCs/>
+              </w:rPr>
+            </w:pPr>
+            <w:r>
+              <w:rPr>
+                <w:b/>
+                <w:bCs/>
+              </w:rPr>
+              <w:t>Tipo</w:t>
+            </w:r>
+          </w:p>
+        </w:tc>
+        <w:tc>
+          <w:tcPr>
+            <w:tcW w:w="0" w:type="auto"/>
+            <w:vAlign w:val="center"/>
+            <w:hideMark/>
+          </w:tcPr>
+          <w:p>
+            <w:pPr>
+              <w:pStyle w:val="PargrafodaLista"/>
+              <w:spacing w:after="60"/>
+              <w:ind w:left="360"/>
+              <w:rPr>
+                <w:b/>
+                <w:bCs/>
+              </w:rPr>
+            </w:pPr>
+            <w:r>
+              <w:rPr>
+                <w:b/>
+                <w:bCs/>
+              </w:rPr>
+              <w:t>Origem (SQL Server)</w:t>
+            </w:r>
+          </w:p>
+        </w:tc>
+        <w:tc>
+          <w:tcPr>
+            <w:tcW w:w="0" w:type="auto"/>
+            <w:vAlign w:val="center"/>
+            <w:hideMark/>
+          </w:tcPr>
+          <w:p>
+            <w:pPr>
+              <w:pStyle w:val="PargrafodaLista"/>
+              <w:spacing w:after="60"/>
+              <w:ind w:left="360"/>
+              <w:rPr>
+                <w:b/>
+                <w:bCs/>
+              </w:rPr>
+            </w:pPr>
+            <w:r>
+              <w:rPr>
+                <w:b/>
+                <w:bCs/>
+              </w:rPr>
+              <w:t>Valor esperado</w:t>
+            </w:r>
+          </w:p>
+        </w:tc>
+        <w:tc>
+          <w:tcPr>
+            <w:tcW w:w="0" w:type="auto"/>
+            <w:vAlign w:val="center"/>
+            <w:hideMark/>
+          </w:tcPr>
+          <w:p>
+            <w:pPr>
+              <w:pStyle w:val="PargrafodaLista"/>
+              <w:spacing w:after="60"/>
+              <w:ind w:left="360"/>
+              <w:rPr>
+                <w:b/>
+                <w:bCs/>
+              </w:rPr>
+            </w:pPr>
+            <w:r>
+              <w:rPr>
+                <w:b/>
+                <w:bCs/>
+              </w:rPr>
+              <w:t>Uso no sistema</w:t>
+            </w:r>
+          </w:p>
+        </w:tc>
+      </w:tr>
+      <w:tr>
+        <w:trPr>
+          <w:tblCellSpacing w:w="15" w:type="dxa"/>
+        </w:trPr>
+        <w:tc>
+          <w:tcPr>
+            <w:tcW w:w="0" w:type="auto"/>
+            <w:vAlign w:val="center"/>
+            <w:hideMark/>
+          </w:tcPr>
+          <w:p>
+            <w:pPr>
+              <w:pStyle w:val="PargrafodaLista"/>
+              <w:spacing w:after="60"/>
+              <w:ind w:left="360"/>
+            </w:pPr>
+            <w:r>
+              <w:lastRenderedPageBreak/>
+              <w:t>nome</w:t>
+            </w:r>
+          </w:p>
+        </w:tc>
+        <w:tc>
+          <w:tcPr>
+            <w:tcW w:w="0" w:type="auto"/>
+            <w:vAlign w:val="center"/>
+            <w:hideMark/>
+          </w:tcPr>
+          <w:p>
+            <w:pPr>
+              <w:pStyle w:val="PargrafodaLista"/>
+              <w:spacing w:after="60"/>
+              <w:ind w:left="360"/>
+            </w:pPr>
+            <w:r>
+              <w:t>text, obrigatório</w:t>
+            </w:r>
+          </w:p>
+        </w:tc>
+        <w:tc>
+          <w:tcPr>
+            <w:tcW w:w="0" w:type="auto"/>
+            <w:vAlign w:val="center"/>
+            <w:hideMark/>
+          </w:tcPr>
+          <w:p>
+            <w:pPr>
+              <w:pStyle w:val="PargrafodaLista"/>
+              <w:spacing w:after="60"/>
+              <w:ind w:left="360"/>
+            </w:pPr>
+            <w:r>
+              <w:t>user_name</w:t>
+            </w:r>
+          </w:p>
+        </w:tc>
+        <w:tc>
+          <w:tcPr>
+            <w:tcW w:w="0" w:type="auto"/>
+            <w:vAlign w:val="center"/>
+            <w:hideMark/>
+          </w:tcPr>
+          <w:p>
+            <w:pPr>
+              <w:pStyle w:val="PargrafodaLista"/>
+              <w:spacing w:after="60"/>
+              <w:ind w:left="360"/>
+            </w:pPr>
+            <w:r>
+              <w:t>Mesmo nome usado em Analista_Tarefa, Nome_responsavel e Prestador</w:t>
+            </w:r>
+          </w:p>
+        </w:tc>
+        <w:tc>
+          <w:tcPr>
+            <w:tcW w:w="0" w:type="auto"/>
+            <w:vAlign w:val="center"/>
+            <w:hideMark/>
+          </w:tcPr>
+          <w:p>
+            <w:pPr>
+              <w:pStyle w:val="PargrafodaLista"/>
+              <w:spacing w:after="60"/>
+              <w:ind w:left="360"/>
+            </w:pPr>
+            <w:r>
+              <w:t>Chave de correspondência com chamados e pesquisas</w:t>
+            </w:r>
+          </w:p>
+        </w:tc>
+      </w:tr>
+      <w:tr>
+        <w:trPr>
+          <w:tblCellSpacing w:w="15" w:type="dxa"/>
+        </w:trPr>
+        <w:tc>
+          <w:tcPr>
+            <w:tcW w:w="0" w:type="auto"/>
+            <w:vAlign w:val="center"/>
+            <w:hideMark/>
+          </w:tcPr>
+          <w:p>
+            <w:pPr>
+              <w:pStyle w:val="PargrafodaLista"/>
+              <w:spacing w:after="60"/>
+              <w:ind w:left="360"/>
+            </w:pPr>
+            <w:r>
+              <w:t>email</w:t>
+            </w:r>
+          </w:p>
+        </w:tc>
+        <w:tc>
+          <w:tcPr>
+            <w:tcW w:w="0" w:type="auto"/>
+            <w:vAlign w:val="center"/>
+            <w:hideMark/>
+          </w:tcPr>
+          <w:p>
+            <w:pPr>
+              <w:pStyle w:val="PargrafodaLista"/>
+              <w:spacing w:after="60"/>
+              <w:ind w:left="360"/>
+            </w:pPr>
+            <w:r>
+              <w:t>text</w:t>
+            </w:r>
+          </w:p>
+        </w:tc>
+        <w:tc>
+          <w:tcPr>
+            <w:tcW w:w="0" w:type="auto"/>
+            <w:vAlign w:val="center"/>
+            <w:hideMark/>
+          </w:tcPr>
+          <w:p>
+            <w:pPr>
+              <w:pStyle w:val="PargrafodaLista"/>
+              <w:spacing w:after="60"/>
+              <w:ind w:left="360"/>
+            </w:pPr>
+            <w:r>
+              <w:t>user_email</w:t>
+            </w:r>
+          </w:p>
+        </w:tc>
+        <w:tc>
+          <w:tcPr>
+            <w:tcW w:w="0" w:type="auto"/>
+            <w:vAlign w:val="center"/>
+            <w:hideMark/>
+          </w:tcPr>
+          <w:p>
+            <w:pPr>
+              <w:pStyle w:val="PargrafodaLista"/>
+              <w:spacing w:after="60"/>
+              <w:ind w:left="360"/>
+            </w:pPr>
+            <w:r>
+              <w:t>E-mail corporativo</w:t>
+            </w:r>
+          </w:p>
+        </w:tc>
+        <w:tc>
+          <w:tcPr>
+            <w:tcW w:w="0" w:type="auto"/>
+            <w:vAlign w:val="center"/>
+            <w:hideMark/>
+          </w:tcPr>
+          <w:p>
+            <w:pPr>
+              <w:pStyle w:val="PargrafodaLista"/>
+              <w:spacing w:after="60"/>
+              <w:ind w:left="360"/>
+            </w:pPr>
+            <w:r>
+              <w:t>Chave da integração e envio de e-mails</w:t>
+            </w:r>
+          </w:p>
+        </w:tc>
+      </w:tr>
+      <w:tr>
+        <w:trPr>
+          <w:tblCellSpacing w:w="15" w:type="dxa"/>
+        </w:trPr>
+        <w:tc>
+          <w:tcPr>
+            <w:tcW w:w="0" w:type="auto"/>
+            <w:vAlign w:val="center"/>
+            <w:hideMark/>
+          </w:tcPr>
+          <w:p>
+            <w:pPr>
+              <w:pStyle w:val="PargrafodaLista"/>
+              <w:spacing w:after="60"/>
+              <w:ind w:left="360"/>
+            </w:pPr>
+            <w:r>
+              <w:t>status</w:t>
+            </w:r>
+          </w:p>
+        </w:tc>
+        <w:tc>
+          <w:tcPr>
+            <w:tcW w:w="0" w:type="auto"/>
+            <w:vAlign w:val="center"/>
+            <w:hideMark/>
+          </w:tcPr>
+          <w:p>
+            <w:pPr>
+              <w:pStyle w:val="PargrafodaLista"/>
+              <w:spacing w:after="60"/>
+              <w:ind w:left="360"/>
+            </w:pPr>
+            <w:r>
+              <w:t>ativo / inativo</w:t>
+            </w:r>
+          </w:p>
+        </w:tc>
+        <w:tc>
+          <w:tcPr>
+            <w:tcW w:w="0" w:type="auto"/>
+            <w:vAlign w:val="center"/>
+            <w:hideMark/>
+          </w:tcPr>
+          <w:p>
+            <w:pPr>
+              <w:pStyle w:val="PargrafodaLista"/>
+              <w:spacing w:after="60"/>
+              <w:ind w:left="360"/>
+            </w:pPr>
+            <w:r>
+              <w:t>user_active</w:t>
+            </w:r>
+          </w:p>
+        </w:tc>
+        <w:tc>
+          <w:tcPr>
+            <w:tcW w:w="0" w:type="auto"/>
+            <w:vAlign w:val="center"/>
+            <w:hideMark/>
+          </w:tcPr>
+          <w:p>
+            <w:pPr>
+              <w:pStyle w:val="PargrafodaLista"/>
+              <w:spacing w:after="60"/>
+              <w:ind w:left="360"/>
+            </w:pPr>
+            <w:r>
+              <w:t>1 = ativo</w:t>
+            </w:r>
+          </w:p>
+        </w:tc>
+        <w:tc>
+          <w:tcPr>
+            <w:tcW w:w="0" w:type="auto"/>
+            <w:vAlign w:val="center"/>
+            <w:hideMark/>
+          </w:tcPr>
+          <w:p>
+            <w:pPr>
+              <w:pStyle w:val="PargrafodaLista"/>
+              <w:spacing w:after="60"/>
+              <w:ind w:left="360"/>
+            </w:pPr>
+            <w:r>
+              <w:t>Só ativos aparecem nas seleções</w:t>
+            </w:r>
+          </w:p>
+        </w:tc>
+      </w:tr>
+    </w:tbl>
+    <w:p>
+      <w:pPr>
+        <w:pStyle w:val="PargrafodaLista"/>
+        <w:spacing w:after="60"/>
+        <w:ind w:left="360"/>
+      </w:pPr>
+      <w:r>
+        <w:t>Os demais campos (codigo, telefone, cargo, departamento, empresa, especialidade, nivel, observacoes) chegam vazios pela integração.</w:t>
+      </w:r>
+    </w:p>
+    <w:p>
+      <w:pPr>
+        <w:pStyle w:val="PargrafodaLista"/>
+        <w:spacing w:after="60"/>
+        <w:ind w:left="360"/>
+        <w:rPr>
+          <w:b/>
+          <w:bCs/>
+        </w:rPr>
+      </w:pPr>
+      <w:r>
+        <w:rPr>
+          <w:b/>
+          <w:bCs/>
+        </w:rPr>
+        <w:t>codigo_resolucao_modificacoes_aranda</w:t>
+      </w:r>
+    </w:p>
+    <w:tbl>
+      <w:tblPr>
+        <w:tblW w:w="0" w:type="auto"/>
+        <w:tblCellSpacing w:w="15" w:type="dxa"/>
+        <w:tblCellMar>
+          <w:top w:w="15" w:type="dxa"/>
+          <w:left w:w="15" w:type="dxa"/>
+          <w:bottom w:w="15" w:type="dxa"/>
+          <w:right w:w="15" w:type="dxa"/>
+        </w:tblCellMar>
+        <w:tblLook w:val="04A0" w:firstRow="1" w:lastRow="0" w:firstColumn="1" w:lastColumn="0" w:noHBand="0" w:noVBand="1"/>
+      </w:tblPr>
+      <w:tblGrid>
+        <w:gridCol w:w="1408"/>
+        <w:gridCol w:w="1956"/>
+        <w:gridCol w:w="1687"/>
+        <w:gridCol w:w="2704"/>
+        <w:gridCol w:w="1883"/>
+      </w:tblGrid>
+      <w:tr>
+        <w:trPr>
+          <w:tblCellSpacing w:w="15" w:type="dxa"/>
+        </w:trPr>
+        <w:tc>
+          <w:tcPr>
+            <w:tcW w:w="0" w:type="auto"/>
+            <w:vAlign w:val="center"/>
+            <w:hideMark/>
+          </w:tcPr>
+          <w:p>
+            <w:pPr>
+              <w:pStyle w:val="PargrafodaLista"/>
+              <w:spacing w:after="60"/>
+              <w:ind w:left="360"/>
+              <w:rPr>
+                <w:b/>
+                <w:bCs/>
+              </w:rPr>
+            </w:pPr>
+            <w:r>
+              <w:rPr>
+                <w:b/>
+                <w:bCs/>
+              </w:rPr>
+              <w:t>Coluna</w:t>
+            </w:r>
+          </w:p>
+        </w:tc>
+        <w:tc>
+          <w:tcPr>
+            <w:tcW w:w="0" w:type="auto"/>
+            <w:vAlign w:val="center"/>
+            <w:hideMark/>
+          </w:tcPr>
+          <w:p>
+            <w:pPr>
+              <w:pStyle w:val="PargrafodaLista"/>
+              <w:spacing w:after="60"/>
+              <w:ind w:left="360"/>
+              <w:rPr>
+                <w:b/>
+                <w:bCs/>
+              </w:rPr>
+            </w:pPr>
+            <w:r>
+              <w:rPr>
+                <w:b/>
+                <w:bCs/>
+              </w:rPr>
+              <w:t>Tipo</w:t>
+            </w:r>
+          </w:p>
+        </w:tc>
+        <w:tc>
+          <w:tcPr>
+            <w:tcW w:w="0" w:type="auto"/>
+            <w:vAlign w:val="center"/>
+            <w:hideMark/>
+          </w:tcPr>
+          <w:p>
+            <w:pPr>
+              <w:pStyle w:val="PargrafodaLista"/>
+              <w:spacing w:after="60"/>
+              <w:ind w:left="360"/>
+              <w:rPr>
+                <w:b/>
+                <w:bCs/>
+              </w:rPr>
+            </w:pPr>
+            <w:r>
+              <w:rPr>
+                <w:b/>
+                <w:bCs/>
+              </w:rPr>
+              <w:t>Origem (SQL Server)</w:t>
+            </w:r>
+          </w:p>
+        </w:tc>
+        <w:tc>
+          <w:tcPr>
+            <w:tcW w:w="0" w:type="auto"/>
+            <w:vAlign w:val="center"/>
+            <w:hideMark/>
+          </w:tcPr>
+          <w:p>
+            <w:pPr>
+              <w:pStyle w:val="PargrafodaLista"/>
+              <w:spacing w:after="60"/>
+              <w:ind w:left="360"/>
+              <w:rPr>
+                <w:b/>
+                <w:bCs/>
+              </w:rPr>
+            </w:pPr>
+            <w:r>
+              <w:rPr>
+                <w:b/>
+                <w:bCs/>
+              </w:rPr>
+              <w:t>Valor esperado</w:t>
+            </w:r>
+          </w:p>
+        </w:tc>
+        <w:tc>
+          <w:tcPr>
+            <w:tcW w:w="0" w:type="auto"/>
+            <w:vAlign w:val="center"/>
+            <w:hideMark/>
+          </w:tcPr>
+          <w:p>
+            <w:pPr>
+              <w:pStyle w:val="PargrafodaLista"/>
+              <w:spacing w:after="60"/>
+              <w:ind w:left="360"/>
+              <w:rPr>
+                <w:b/>
+                <w:bCs/>
+              </w:rPr>
+            </w:pPr>
+            <w:r>
+              <w:rPr>
+                <w:b/>
+                <w:bCs/>
+              </w:rPr>
+              <w:t>Uso no sistema</w:t>
+            </w:r>
+          </w:p>
+        </w:tc>
+      </w:tr>
+      <w:tr>
+        <w:trPr>
+          <w:tblCellSpacing w:w="15" w:type="dxa"/>
+        </w:trPr>
+        <w:tc>
+          <w:tcPr>
+            <w:tcW w:w="0" w:type="auto"/>
+            <w:vAlign w:val="center"/>
+            <w:hideMark/>
+          </w:tcPr>
+          <w:p>
+            <w:pPr>
+              <w:pStyle w:val="PargrafodaLista"/>
+              <w:spacing w:after="60"/>
+              <w:ind w:left="360"/>
+            </w:pPr>
+            <w:r>
+              <w:t>item_id</w:t>
+            </w:r>
+          </w:p>
+        </w:tc>
+        <w:tc>
+          <w:tcPr>
+            <w:tcW w:w="0" w:type="auto"/>
+            <w:vAlign w:val="center"/>
+            <w:hideMark/>
+          </w:tcPr>
+          <w:p>
+            <w:pPr>
+              <w:pStyle w:val="PargrafodaLista"/>
+              <w:spacing w:after="60"/>
+              <w:ind w:left="360"/>
+            </w:pPr>
+            <w:r>
+              <w:t>text, obrigatório</w:t>
+            </w:r>
+          </w:p>
+        </w:tc>
+        <w:tc>
+          <w:tcPr>
+            <w:tcW w:w="0" w:type="auto"/>
+            <w:vAlign w:val="center"/>
+            <w:hideMark/>
+          </w:tcPr>
+          <w:p>
+            <w:pPr>
+              <w:pStyle w:val="PargrafodaLista"/>
+              <w:spacing w:after="60"/>
+              <w:ind w:left="360"/>
+            </w:pPr>
+            <w:r>
+              <w:t>item_id</w:t>
+            </w:r>
+          </w:p>
+        </w:tc>
+        <w:tc>
+          <w:tcPr>
+            <w:tcW w:w="0" w:type="auto"/>
+            <w:vAlign w:val="center"/>
+            <w:hideMark/>
+          </w:tcPr>
+          <w:p>
+            <w:pPr>
+              <w:pStyle w:val="PargrafodaLista"/>
+              <w:spacing w:after="60"/>
+              <w:ind w:left="360"/>
+            </w:pPr>
+            <w:r>
+              <w:t>Número do chamado, igual ao nro_solicitacao</w:t>
+            </w:r>
+          </w:p>
+        </w:tc>
+        <w:tc>
+          <w:tcPr>
+            <w:tcW w:w="0" w:type="auto"/>
+            <w:vAlign w:val="center"/>
+            <w:hideMark/>
+          </w:tcPr>
+          <w:p>
+            <w:pPr>
+              <w:pStyle w:val="PargrafodaLista"/>
+              <w:spacing w:after="60"/>
+              <w:ind w:left="360"/>
+            </w:pPr>
+            <w:r>
+              <w:t>Liga a troca ao ticket</w:t>
+            </w:r>
+          </w:p>
+        </w:tc>
+      </w:tr>
+      <w:tr>
+        <w:trPr>
+          <w:tblCellSpacing w:w="15" w:type="dxa"/>
+        </w:trPr>
+        <w:tc>
+          <w:tcPr>
+            <w:tcW w:w="0" w:type="auto"/>
+            <w:vAlign w:val="center"/>
+            <w:hideMark/>
+          </w:tcPr>
+          <w:p>
+            <w:pPr>
+              <w:pStyle w:val="PargrafodaLista"/>
+              <w:spacing w:after="60"/>
+              <w:ind w:left="360"/>
+            </w:pPr>
+            <w:r>
+              <w:t>created</w:t>
+            </w:r>
+          </w:p>
+        </w:tc>
+        <w:tc>
+          <w:tcPr>
+            <w:tcW w:w="0" w:type="auto"/>
+            <w:vAlign w:val="center"/>
+            <w:hideMark/>
+          </w:tcPr>
+          <w:p>
+            <w:pPr>
+              <w:pStyle w:val="PargrafodaLista"/>
+              <w:spacing w:after="60"/>
+              <w:ind w:left="360"/>
+            </w:pPr>
+            <w:r>
+              <w:t>timestamptz, obrigatório</w:t>
+            </w:r>
+          </w:p>
+        </w:tc>
+        <w:tc>
+          <w:tcPr>
+            <w:tcW w:w="0" w:type="auto"/>
+            <w:vAlign w:val="center"/>
+            <w:hideMark/>
+          </w:tcPr>
+          <w:p>
+            <w:pPr>
+              <w:pStyle w:val="PargrafodaLista"/>
+              <w:spacing w:after="60"/>
+              <w:ind w:left="360"/>
+            </w:pPr>
+            <w:r>
+              <w:t>created</w:t>
+            </w:r>
+          </w:p>
+        </w:tc>
+        <w:tc>
+          <w:tcPr>
+            <w:tcW w:w="0" w:type="auto"/>
+            <w:vAlign w:val="center"/>
+            <w:hideMark/>
+          </w:tcPr>
+          <w:p>
+            <w:pPr>
+              <w:pStyle w:val="PargrafodaLista"/>
+              <w:spacing w:after="60"/>
+              <w:ind w:left="360"/>
+            </w:pPr>
+            <w:r>
+              <w:t>Data e hora da troca</w:t>
+            </w:r>
+          </w:p>
+        </w:tc>
+        <w:tc>
+          <w:tcPr>
+            <w:tcW w:w="0" w:type="auto"/>
+            <w:vAlign w:val="center"/>
+            <w:hideMark/>
+          </w:tcPr>
+          <w:p>
+            <w:pPr>
+              <w:pStyle w:val="PargrafodaLista"/>
+              <w:spacing w:after="60"/>
+              <w:ind w:left="360"/>
+            </w:pPr>
+            <w:r>
+              <w:t>Mês da troca</w:t>
+            </w:r>
+          </w:p>
+        </w:tc>
+      </w:tr>
+      <w:tr>
+        <w:trPr>
+          <w:tblCellSpacing w:w="15" w:type="dxa"/>
+        </w:trPr>
+        <w:tc>
+          <w:tcPr>
+            <w:tcW w:w="0" w:type="auto"/>
+            <w:vAlign w:val="center"/>
+            <w:hideMark/>
+          </w:tcPr>
+          <w:p>
+            <w:pPr>
+              <w:pStyle w:val="PargrafodaLista"/>
+              <w:spacing w:after="60"/>
+              <w:ind w:left="360"/>
+            </w:pPr>
+            <w:r>
+              <w:t>old_value</w:t>
+            </w:r>
+          </w:p>
+        </w:tc>
+        <w:tc>
+          <w:tcPr>
+            <w:tcW w:w="0" w:type="auto"/>
+            <w:vAlign w:val="center"/>
+            <w:hideMark/>
+          </w:tcPr>
+          <w:p>
+            <w:pPr>
+              <w:pStyle w:val="PargrafodaLista"/>
+              <w:spacing w:after="60"/>
+              <w:ind w:left="360"/>
+            </w:pPr>
+            <w:r>
+              <w:t>text</w:t>
+            </w:r>
+          </w:p>
+        </w:tc>
+        <w:tc>
+          <w:tcPr>
+            <w:tcW w:w="0" w:type="auto"/>
+            <w:vAlign w:val="center"/>
+            <w:hideMark/>
+          </w:tcPr>
+          <w:p>
+            <w:pPr>
+              <w:pStyle w:val="PargrafodaLista"/>
+              <w:spacing w:after="60"/>
+              <w:ind w:left="360"/>
+            </w:pPr>
+            <w:r>
+              <w:t>old_value</w:t>
+            </w:r>
+          </w:p>
+        </w:tc>
+        <w:tc>
+          <w:tcPr>
+            <w:tcW w:w="0" w:type="auto"/>
+            <w:vAlign w:val="center"/>
+            <w:hideMark/>
+          </w:tcPr>
+          <w:p>
+            <w:pPr>
+              <w:pStyle w:val="PargrafodaLista"/>
+              <w:spacing w:after="60"/>
+              <w:ind w:left="360"/>
+            </w:pPr>
+            <w:r>
+              <w:t>Código anterior, com Banco=S ou Banco=N</w:t>
+            </w:r>
+          </w:p>
+        </w:tc>
+        <w:tc>
+          <w:tcPr>
+            <w:tcW w:w="0" w:type="auto"/>
+            <w:vAlign w:val="center"/>
+            <w:hideMark/>
+          </w:tcPr>
+          <w:p>
+            <w:pPr>
+              <w:pStyle w:val="PargrafodaLista"/>
+              <w:spacing w:after="60"/>
+              <w:ind w:left="360"/>
+            </w:pPr>
+            <w:r>
+              <w:t>Detecta troca de banco de horas</w:t>
+            </w:r>
+          </w:p>
+        </w:tc>
+      </w:tr>
+      <w:tr>
+        <w:trPr>
+          <w:tblCellSpacing w:w="15" w:type="dxa"/>
+        </w:trPr>
+        <w:tc>
+          <w:tcPr>
+            <w:tcW w:w="0" w:type="auto"/>
+            <w:vAlign w:val="center"/>
+            <w:hideMark/>
+          </w:tcPr>
+          <w:p>
+            <w:pPr>
+              <w:pStyle w:val="PargrafodaLista"/>
+              <w:spacing w:after="60"/>
+              <w:ind w:left="360"/>
+            </w:pPr>
+            <w:r>
+              <w:t>new_value</w:t>
+            </w:r>
+          </w:p>
+        </w:tc>
+        <w:tc>
+          <w:tcPr>
+            <w:tcW w:w="0" w:type="auto"/>
+            <w:vAlign w:val="center"/>
+            <w:hideMark/>
+          </w:tcPr>
+          <w:p>
+            <w:pPr>
+              <w:pStyle w:val="PargrafodaLista"/>
+              <w:spacing w:after="60"/>
+              <w:ind w:left="360"/>
+            </w:pPr>
+            <w:r>
+              <w:t>text</w:t>
+            </w:r>
+          </w:p>
+        </w:tc>
+        <w:tc>
+          <w:tcPr>
+            <w:tcW w:w="0" w:type="auto"/>
+            <w:vAlign w:val="center"/>
+            <w:hideMark/>
+          </w:tcPr>
+          <w:p>
+            <w:pPr>
+              <w:pStyle w:val="PargrafodaLista"/>
+              <w:spacing w:after="60"/>
+              <w:ind w:left="360"/>
+            </w:pPr>
+            <w:r>
+              <w:t>new_value</w:t>
+            </w:r>
+          </w:p>
+        </w:tc>
+        <w:tc>
+          <w:tcPr>
+            <w:tcW w:w="0" w:type="auto"/>
+            <w:vAlign w:val="center"/>
+            <w:hideMark/>
+          </w:tcPr>
+          <w:p>
+            <w:pPr>
+              <w:pStyle w:val="PargrafodaLista"/>
+              <w:spacing w:after="60"/>
+              <w:ind w:left="360"/>
+            </w:pPr>
+            <w:r>
+              <w:t>Código novo, com Banco=S ou Banco=N</w:t>
+            </w:r>
+          </w:p>
+        </w:tc>
+        <w:tc>
+          <w:tcPr>
+            <w:tcW w:w="0" w:type="auto"/>
+            <w:vAlign w:val="center"/>
+            <w:hideMark/>
+          </w:tcPr>
+          <w:p>
+            <w:pPr>
+              <w:pStyle w:val="PargrafodaLista"/>
+              <w:spacing w:after="60"/>
+              <w:ind w:left="360"/>
+            </w:pPr>
+            <w:r>
+              <w:t>Detecta troca de banco de horas</w:t>
+            </w:r>
+          </w:p>
+        </w:tc>
+      </w:tr>
+    </w:tbl>
+    <w:p>
+      <w:pPr>
+        <w:pStyle w:val="PargrafodaLista"/>
+        <w:spacing w:after="60"/>
+        <w:ind w:left="360"/>
+        <w:rPr>
+          <w:b/>
+          <w:bCs/>
+        </w:rPr>
+      </w:pPr>
+      <w:r>
+        <w:rPr>
+          <w:b/>
+          <w:bCs/>
+        </w:rPr>
+        <w:t>Regras de carga</w:t>
+      </w:r>
+    </w:p>
+    <w:tbl>
+      <w:tblPr>
+        <w:tblW w:w="0" w:type="auto"/>
+        <w:tblCellSpacing w:w="15" w:type="dxa"/>
+        <w:tblCellMar>
+          <w:top w:w="15" w:type="dxa"/>
+          <w:left w:w="15" w:type="dxa"/>
+          <w:bottom w:w="15" w:type="dxa"/>
+          <w:right w:w="15" w:type="dxa"/>
+        </w:tblCellMar>
+        <w:tblLook w:val="04A0" w:firstRow="1" w:lastRow="0" w:firstColumn="1" w:lastColumn="0" w:noHBand="0" w:noVBand="1"/>
+      </w:tblPr>
+      <w:tblGrid>
+        <w:gridCol w:w="3430"/>
+        <w:gridCol w:w="1518"/>
+        <w:gridCol w:w="2489"/>
+        <w:gridCol w:w="2201"/>
+      </w:tblGrid>
+      <w:tr>
+        <w:trPr>
+          <w:tblCellSpacing w:w="15" w:type="dxa"/>
+        </w:trPr>
+        <w:tc>
+          <w:tcPr>
+            <w:tcW w:w="0" w:type="auto"/>
+            <w:vAlign w:val="center"/>
+            <w:hideMark/>
+          </w:tcPr>
+          <w:p>
+            <w:pPr>
+              <w:pStyle w:val="PargrafodaLista"/>
+              <w:spacing w:after="60"/>
+              <w:ind w:left="360"/>
+              <w:rPr>
+                <w:b/>
+                <w:bCs/>
+              </w:rPr>
+            </w:pPr>
+            <w:r>
+              <w:rPr>
+                <w:b/>
+                <w:bCs/>
+              </w:rPr>
+              <w:t>Tabela</w:t>
+            </w:r>
+          </w:p>
+        </w:tc>
+        <w:tc>
+          <w:tcPr>
+            <w:tcW w:w="0" w:type="auto"/>
+            <w:vAlign w:val="center"/>
+            <w:hideMark/>
+          </w:tcPr>
+          <w:p>
+            <w:pPr>
+              <w:pStyle w:val="PargrafodaLista"/>
+              <w:spacing w:after="60"/>
+              <w:ind w:left="360"/>
+              <w:rPr>
+                <w:b/>
+                <w:bCs/>
+              </w:rPr>
+            </w:pPr>
+            <w:r>
+              <w:rPr>
+                <w:b/>
+                <w:bCs/>
+              </w:rPr>
+              <w:t>Como o registro entra</w:t>
+            </w:r>
+          </w:p>
+        </w:tc>
+        <w:tc>
+          <w:tcPr>
+            <w:tcW w:w="0" w:type="auto"/>
+            <w:vAlign w:val="center"/>
+            <w:hideMark/>
+          </w:tcPr>
+          <w:p>
+            <w:pPr>
+              <w:pStyle w:val="PargrafodaLista"/>
+              <w:spacing w:after="60"/>
+              <w:ind w:left="360"/>
+              <w:rPr>
+                <w:b/>
+                <w:bCs/>
+              </w:rPr>
+            </w:pPr>
+            <w:r>
+              <w:rPr>
+                <w:b/>
+                <w:bCs/>
+              </w:rPr>
+              <w:t>Quando é atualizado</w:t>
+            </w:r>
+          </w:p>
+        </w:tc>
+        <w:tc>
+          <w:tcPr>
+            <w:tcW w:w="0" w:type="auto"/>
+            <w:vAlign w:val="center"/>
+            <w:hideMark/>
+          </w:tcPr>
+          <w:p>
+            <w:pPr>
+              <w:pStyle w:val="PargrafodaLista"/>
+              <w:spacing w:after="60"/>
+              <w:ind w:left="360"/>
+              <w:rPr>
+                <w:b/>
+                <w:bCs/>
+              </w:rPr>
+            </w:pPr>
+            <w:r>
+              <w:rPr>
+                <w:b/>
+                <w:bCs/>
+              </w:rPr>
+              <w:t>Quando sai</w:t>
+            </w:r>
+          </w:p>
+        </w:tc>
+      </w:tr>
+      <w:tr>
+        <w:trPr>
+          <w:tblCellSpacing w:w="15" w:type="dxa"/>
+        </w:trPr>
+        <w:tc>
+          <w:tcPr>
+            <w:tcW w:w="0" w:type="auto"/>
+            <w:vAlign w:val="center"/>
+            <w:hideMark/>
+          </w:tcPr>
+          <w:p>
+            <w:pPr>
+              <w:pStyle w:val="PargrafodaLista"/>
+              <w:spacing w:after="60"/>
+              <w:ind w:left="360"/>
+            </w:pPr>
+            <w:r>
+              <w:t>apontamentos_aranda</w:t>
+            </w:r>
+          </w:p>
+        </w:tc>
+        <w:tc>
+          <w:tcPr>
+            <w:tcW w:w="0" w:type="auto"/>
+            <w:vAlign w:val="center"/>
+            <w:hideMark/>
+          </w:tcPr>
+          <w:p>
+            <w:pPr>
+              <w:pStyle w:val="PargrafodaLista"/>
+              <w:spacing w:after="60"/>
+              <w:ind w:left="360"/>
+            </w:pPr>
+            <w:r>
+              <w:t>Inclusão por id_externo</w:t>
+            </w:r>
+          </w:p>
+        </w:tc>
+        <w:tc>
+          <w:tcPr>
+            <w:tcW w:w="0" w:type="auto"/>
+            <w:vAlign w:val="center"/>
+            <w:hideMark/>
+          </w:tcPr>
+          <w:p>
+            <w:pPr>
+              <w:pStyle w:val="PargrafodaLista"/>
+              <w:spacing w:after="60"/>
+              <w:ind w:left="360"/>
+            </w:pPr>
+            <w:r>
+              <w:t>Quando data_ult_modificacao_geral da origem é mais recente</w:t>
+            </w:r>
+          </w:p>
+        </w:tc>
+        <w:tc>
+          <w:tcPr>
+            <w:tcW w:w="0" w:type="auto"/>
+            <w:vAlign w:val="center"/>
+            <w:hideMark/>
+          </w:tcPr>
+          <w:p>
+            <w:pPr>
+              <w:pStyle w:val="PargrafodaLista"/>
+              <w:spacing w:after="60"/>
+              <w:ind w:left="360"/>
+            </w:pPr>
+            <w:r>
+              <w:t>Quando a tarefa aparece em AMSTarefas_Eliminadas</w:t>
+            </w:r>
+          </w:p>
+        </w:tc>
+      </w:tr>
+      <w:tr>
+        <w:trPr>
+          <w:tblCellSpacing w:w="15" w:type="dxa"/>
+        </w:trPr>
+        <w:tc>
+          <w:tcPr>
+            <w:tcW w:w="0" w:type="auto"/>
+            <w:vAlign w:val="center"/>
+            <w:hideMark/>
+          </w:tcPr>
+          <w:p>
+            <w:pPr>
+              <w:pStyle w:val="PargrafodaLista"/>
+              <w:spacing w:after="60"/>
+              <w:ind w:left="360"/>
+            </w:pPr>
+            <w:r>
+              <w:t>apontamentos_tickets_aranda</w:t>
+            </w:r>
+          </w:p>
+        </w:tc>
+        <w:tc>
+          <w:tcPr>
+            <w:tcW w:w="0" w:type="auto"/>
+            <w:vAlign w:val="center"/>
+            <w:hideMark/>
+          </w:tcPr>
+          <w:p>
+            <w:pPr>
+              <w:pStyle w:val="PargrafodaLista"/>
+              <w:spacing w:after="60"/>
+              <w:ind w:left="360"/>
+            </w:pPr>
+            <w:r>
+              <w:t>Inclusão por nro_solicitacao</w:t>
+            </w:r>
+          </w:p>
+        </w:tc>
+        <w:tc>
+          <w:tcPr>
+            <w:tcW w:w="0" w:type="auto"/>
+            <w:vAlign w:val="center"/>
+            <w:hideMark/>
+          </w:tcPr>
+          <w:p>
+            <w:pPr>
+              <w:pStyle w:val="PargrafodaLista"/>
+              <w:spacing w:after="60"/>
+              <w:ind w:left="360"/>
+            </w:pPr>
+            <w:r>
+              <w:t>Quando a última modificação ou a última nota pública é mais recente</w:t>
+            </w:r>
+          </w:p>
+        </w:tc>
+        <w:tc>
+          <w:tcPr>
+            <w:tcW w:w="0" w:type="auto"/>
+            <w:vAlign w:val="center"/>
+            <w:hideMark/>
+          </w:tcPr>
+          <w:p>
+            <w:pPr>
+              <w:pStyle w:val="PargrafodaLista"/>
+              <w:spacing w:after="60"/>
+              <w:ind w:left="360"/>
+            </w:pPr>
+            <w:r>
+              <w:t>Nunca</w:t>
+            </w:r>
+          </w:p>
+        </w:tc>
+      </w:tr>
+      <w:tr>
+        <w:trPr>
+          <w:tblCellSpacing w:w="15" w:type="dxa"/>
+        </w:trPr>
+        <w:tc>
+          <w:tcPr>
+            <w:tcW w:w="0" w:type="auto"/>
+            <w:vAlign w:val="center"/>
+            <w:hideMark/>
+          </w:tcPr>
+          <w:p>
+            <w:pPr>
+              <w:pStyle w:val="PargrafodaLista"/>
+              <w:spacing w:after="60"/>
+              <w:ind w:left="360"/>
+            </w:pPr>
+            <w:r>
+              <w:t>pesquisas_satisfacao</w:t>
+            </w:r>
+          </w:p>
+        </w:tc>
+        <w:tc>
+          <w:tcPr>
+            <w:tcW w:w="0" w:type="auto"/>
+            <w:vAlign w:val="center"/>
+            <w:hideMark/>
+          </w:tcPr>
+          <w:p>
+            <w:pPr>
+              <w:pStyle w:val="PargrafodaLista"/>
+              <w:spacing w:after="60"/>
+              <w:ind w:left="360"/>
+            </w:pPr>
+            <w:r>
+              <w:t>Inclusão única por nro_caso</w:t>
+            </w:r>
+          </w:p>
+        </w:tc>
+        <w:tc>
+          <w:tcPr>
+            <w:tcW w:w="0" w:type="auto"/>
+            <w:vAlign w:val="center"/>
+            <w:hideMark/>
+          </w:tcPr>
+          <w:p>
+            <w:pPr>
+              <w:pStyle w:val="PargrafodaLista"/>
+              <w:spacing w:after="60"/>
+              <w:ind w:left="360"/>
+            </w:pPr>
+            <w:r>
+              <w:t>Só data_resposta, resposta e comentario_pesquisa, enquanto a pesquisa está pendente e sem resposta</w:t>
+            </w:r>
+          </w:p>
+        </w:tc>
+        <w:tc>
+          <w:tcPr>
+            <w:tcW w:w="0" w:type="auto"/>
+            <w:vAlign w:val="center"/>
+            <w:hideMark/>
+          </w:tcPr>
+          <w:p>
+            <w:pPr>
+              <w:pStyle w:val="PargrafodaLista"/>
+              <w:spacing w:after="60"/>
+              <w:ind w:left="360"/>
+            </w:pPr>
+            <w:r>
+              <w:t>Nunca</w:t>
+            </w:r>
+          </w:p>
+        </w:tc>
+      </w:tr>
+      <w:tr>
+        <w:trPr>
+          <w:tblCellSpacing w:w="15" w:type="dxa"/>
+        </w:trPr>
+        <w:tc>
+          <w:tcPr>
+            <w:tcW w:w="0" w:type="auto"/>
+            <w:vAlign w:val="center"/>
+            <w:hideMark/>
+          </w:tcPr>
+          <w:p>
+            <w:pPr>
+              <w:pStyle w:val="PargrafodaLista"/>
+              <w:spacing w:after="60"/>
+              <w:ind w:left="360"/>
+            </w:pPr>
+            <w:r>
+              <w:t>especialistas</w:t>
+            </w:r>
+          </w:p>
+        </w:tc>
+        <w:tc>
+          <w:tcPr>
+            <w:tcW w:w="0" w:type="auto"/>
+            <w:vAlign w:val="center"/>
+            <w:hideMark/>
+          </w:tcPr>
+          <w:p>
+            <w:pPr>
+              <w:pStyle w:val="PargrafodaLista"/>
+              <w:spacing w:after="60"/>
+              <w:ind w:left="360"/>
+            </w:pPr>
+            <w:r>
+              <w:t>Inclusão ou atualização por e-mail</w:t>
+            </w:r>
+          </w:p>
+        </w:tc>
+        <w:tc>
+          <w:tcPr>
+            <w:tcW w:w="0" w:type="auto"/>
+            <w:vAlign w:val="center"/>
+            <w:hideMark/>
+          </w:tcPr>
+          <w:p>
+            <w:pPr>
+              <w:pStyle w:val="PargrafodaLista"/>
+              <w:spacing w:after="60"/>
+              <w:ind w:left="360"/>
+            </w:pPr>
+            <w:r>
+              <w:t>A cada execução (nome e status)</w:t>
+            </w:r>
+          </w:p>
+        </w:tc>
+        <w:tc>
+          <w:tcPr>
+            <w:tcW w:w="0" w:type="auto"/>
+            <w:vAlign w:val="center"/>
+            <w:hideMark/>
+          </w:tcPr>
+          <w:p>
+            <w:pPr>
+              <w:pStyle w:val="PargrafodaLista"/>
+              <w:spacing w:after="60"/>
+              <w:ind w:left="360"/>
+            </w:pPr>
+            <w:r>
+              <w:t>Fica inativo se sumir da origem</w:t>
+            </w:r>
+          </w:p>
+        </w:tc>
+      </w:tr>
+      <w:tr>
+        <w:trPr>
+          <w:tblCellSpacing w:w="15" w:type="dxa"/>
+        </w:trPr>
+        <w:tc>
+          <w:tcPr>
+            <w:tcW w:w="0" w:type="auto"/>
+            <w:vAlign w:val="center"/>
+            <w:hideMark/>
+          </w:tcPr>
+          <w:p>
+            <w:pPr>
+              <w:pStyle w:val="PargrafodaLista"/>
+              <w:spacing w:after="60"/>
+              <w:ind w:left="360"/>
+            </w:pPr>
+            <w:r>
+              <w:t>codigo_resolucao_modificacoes_aranda</w:t>
+            </w:r>
+          </w:p>
+        </w:tc>
+        <w:tc>
+          <w:tcPr>
+            <w:tcW w:w="0" w:type="auto"/>
+            <w:vAlign w:val="center"/>
+            <w:hideMark/>
+          </w:tcPr>
+          <w:p>
+            <w:pPr>
+              <w:pStyle w:val="PargrafodaLista"/>
+              <w:spacing w:after="60"/>
+              <w:ind w:left="360"/>
+            </w:pPr>
+            <w:r>
+              <w:t xml:space="preserve">Inclusão por chamado + </w:t>
+            </w:r>
+            <w:r>
+              <w:lastRenderedPageBreak/>
+              <w:t>data da troca</w:t>
+            </w:r>
+          </w:p>
+        </w:tc>
+        <w:tc>
+          <w:tcPr>
+            <w:tcW w:w="0" w:type="auto"/>
+            <w:vAlign w:val="center"/>
+            <w:hideMark/>
+          </w:tcPr>
+          <w:p>
+            <w:pPr>
+              <w:pStyle w:val="PargrafodaLista"/>
+              <w:spacing w:after="60"/>
+              <w:ind w:left="360"/>
+            </w:pPr>
+            <w:r>
+              <w:lastRenderedPageBreak/>
+              <w:t>Não muda depois de gravado</w:t>
+            </w:r>
+          </w:p>
+        </w:tc>
+        <w:tc>
+          <w:tcPr>
+            <w:tcW w:w="0" w:type="auto"/>
+            <w:vAlign w:val="center"/>
+            <w:hideMark/>
+          </w:tcPr>
+          <w:p>
+            <w:pPr>
+              <w:pStyle w:val="PargrafodaLista"/>
+              <w:spacing w:after="60"/>
+              <w:ind w:left="360"/>
+            </w:pPr>
+            <w:r>
+              <w:t>Nunca</w:t>
+            </w:r>
+          </w:p>
+        </w:tc>
+      </w:tr>
+    </w:tbl>
+    <w:p>
+      <w:pPr>
+        <w:pStyle w:val="PargrafodaLista"/>
+        <w:numPr>
+          <w:ilvl w:val="0"/>
+          <w:numId w:val="7"/>
+        </w:numPr>
+        <w:spacing w:after="60"/>
+      </w:pPr>
+      <w:r>
+        <w:rPr>
+          <w:b/>
+          <w:bCs/>
+        </w:rPr>
+        <w:t>Frequência:</w:t>
+      </w:r>
+      <w:r>
+        <w:t xml:space="preserve"> a sincronização roda pelo agendamento da tela Rotinas Automáticas ou manualmente, sempre na ordem pesquisas → especialistas → apontamentos → tickets → código de resolução → inconsistências.</w:t>
+      </w:r>
+    </w:p>
+    <w:p>
+      <w:pPr>
+        <w:pStyle w:val="PargrafodaLista"/>
+        <w:numPr>
+          <w:ilvl w:val="0"/>
+          <w:numId w:val="7"/>
+        </w:numPr>
+        <w:spacing w:after="60"/>
+      </w:pPr>
+      <w:r>
+        <w:rPr>
+          <w:b/>
+          <w:bCs/>
+        </w:rPr>
+        <w:t>Campos preenchidos pelo sistema:</w:t>
+      </w:r>
+      <w:r>
+        <w:t xml:space="preserve"> id, id_externo, origem (sql_server), autor_nome, source_updated_at, synced_at, created_at, updated_at e o status inicial das pesquisas (pendente). O cliente não informa esses campos.</w:t>
+      </w:r>
+    </w:p>
+    <w:p>
+      <w:pPr>
+        <w:pStyle w:val="PargrafodaLista"/>
+        <w:numPr>
+          <w:ilvl w:val="0"/>
+          <w:numId w:val="7"/>
+        </w:numPr>
+        <w:spacing w:after="60"/>
+      </w:pPr>
+      <w:r>
+        <w:rPr>
+          <w:b/>
+          <w:bCs/>
+        </w:rPr>
+        <w:t>Antes de o cliente entrar:</w:t>
+      </w:r>
+      <w:r>
+        <w:t xml:space="preserve"> a empresa precisa estar cadastrada no Books SND com o nome completo exatamente igual ao nome da organização no Aranda.</w:t>
+      </w:r>
+    </w:p>
+    <w:p>
+      <w:pPr>
+        <w:pStyle w:val="PargrafodaLista"/>
+        <w:spacing w:after="60"/>
+        <w:ind w:left="360"/>
+      </w:pPr>
     </w:p>
     <w:sectPr>
       <w:headerReference w:type="default" r:id="rId8"/>
@@ -7705,18 +12783,8 @@
         <w:sz w:val="16"/>
         <w:szCs w:val="16"/>
       </w:rPr>
-      <w:t xml:space="preserve">Sonda </w:t>
+      <w:t>Sonda Lyze</w:t>
     </w:r>
-    <w:proofErr w:type="spellStart"/>
-    <w:r>
-      <w:rPr>
-        <w:color w:val="6B7280"/>
-        <w:sz w:val="16"/>
-        <w:szCs w:val="16"/>
-      </w:rPr>
-      <w:t>Lyze</w:t>
-    </w:r>
-    <w:proofErr w:type="spellEnd"/>
   </w:p>
 </w:hdr>
 </file>
@@ -7724,6 +12792,304 @@
 <file path=word/numbering.xml><?xml version="1.0" encoding="utf-8"?>
 <w:numbering xmlns:wpc="http://schemas.microsoft.com/office/word/2010/wordprocessingCanvas" xmlns:cx="http://schemas.microsoft.com/office/drawing/2014/chartex" xmlns:cx1="http://schemas.microsoft.com/office/drawing/2015/9/8/chartex" xmlns:cx2="http://schemas.microsoft.com/office/drawing/2015/10/21/chartex" xmlns:cx3="http://schemas.microsoft.com/office/drawing/2016/5/9/chartex" xmlns:cx4="http://schemas.microsoft.com/office/drawing/2016/5/10/chartex" xmlns:cx5="http://schemas.microsoft.com/office/drawing/2016/5/11/chartex" xmlns:cx6="http://schemas.microsoft.com/office/drawing/2016/5/12/chartex" xmlns:cx7="http://schemas.microsoft.com/office/drawing/2016/5/13/chartex" xmlns:cx8="http://schemas.microsoft.com/office/drawing/2016/5/14/chartex" xmlns:mc="http://schemas.openxmlformats.org/markup-compatibility/2006" xmlns:aink="http://schemas.microsoft.com/office/drawing/2016/ink" xmlns:am3d="http://schemas.microsoft.com/office/drawing/2017/model3d" xmlns:o="urn:schemas-microsoft-com:office:office" xmlns:oel="http://schemas.microsoft.com/office/2019/extlst" xmlns:r="http://schemas.openxmlformats.org/officeDocument/2006/relationships" xmlns:m="http://schemas.openxmlformats.org/officeDocument/2006/math" xmlns:v="urn:schemas-microsoft-com:vml" xmlns:wp14="http://schemas.microsoft.com/office/word/2010/wordprocessingDrawing" xmlns:wp="http://schemas.openxmlformats.org/drawingml/2006/wordprocessingDrawing" xmlns:w10="urn:schemas-microsoft-com:office:word" xmlns:w="http://schemas.openxmlformats.org/wordprocessingml/2006/main" xmlns:w14="http://schemas.microsoft.com/office/word/2010/wordml" xmlns:w15="http://schemas.microsoft.com/office/word/2012/wordml" xmlns:w16cex="http://schemas.microsoft.com/office/word/2018/wordml/cex" xmlns:w16cid="http://schemas.microsoft.com/office/word/2016/wordml/cid" xmlns:w16="http://schemas.microsoft.com/office/word/2018/wordml" xmlns:w16du="http://schemas.microsoft.com/office/word/2023/wordml/word16du" xmlns:w16sdtdh="http://schemas.microsoft.com/office/word/2020/wordml/sdtdatahash" xmlns:w16sdtfl="http://schemas.microsoft.com/office/word/2024/wordml/sdtformatlock" xmlns:w16se="http://schemas.microsoft.com/office/word/2015/wordml/symex" xmlns:wpg="http://schemas.microsoft.com/office/word/2010/wordprocessingGroup" xmlns:wpi="http://schemas.microsoft.com/office/word/2010/wordprocessingInk" xmlns:wne="http://schemas.microsoft.com/office/word/2006/wordml" xmlns:wps="http://schemas.microsoft.com/office/word/2010/wordprocessingShape" mc:Ignorable="w14 w15 w16se w16cid w16 w16cex w16sdtdh w16sdtfl w16du wp14">
   <w:abstractNum w:abstractNumId="0" w15:restartNumberingAfterBreak="0">
+    <w:nsid w:val="1C4826FA"/>
+    <w:multiLevelType w:val="multilevel"/>
+    <w:tmpl w:val="09265278"/>
+    <w:lvl w:ilvl="0">
+      <w:start w:val="1"/>
+      <w:numFmt w:val="bullet"/>
+      <w:lvlText w:val=""/>
+      <w:lvlJc w:val="left"/>
+      <w:pPr>
+        <w:tabs>
+          <w:tab w:val="num" w:pos="720"/>
+        </w:tabs>
+        <w:ind w:left="720" w:hanging="360"/>
+      </w:pPr>
+      <w:rPr>
+        <w:rFonts w:ascii="Symbol" w:hAnsi="Symbol" w:hint="default"/>
+        <w:sz w:val="20"/>
+      </w:rPr>
+    </w:lvl>
+    <w:lvl w:ilvl="1" w:tentative="1">
+      <w:start w:val="1"/>
+      <w:numFmt w:val="bullet"/>
+      <w:lvlText w:val="o"/>
+      <w:lvlJc w:val="left"/>
+      <w:pPr>
+        <w:tabs>
+          <w:tab w:val="num" w:pos="1440"/>
+        </w:tabs>
+        <w:ind w:left="1440" w:hanging="360"/>
+      </w:pPr>
+      <w:rPr>
+        <w:rFonts w:ascii="Courier New" w:hAnsi="Courier New" w:hint="default"/>
+        <w:sz w:val="20"/>
+      </w:rPr>
+    </w:lvl>
+    <w:lvl w:ilvl="2" w:tentative="1">
+      <w:start w:val="1"/>
+      <w:numFmt w:val="bullet"/>
+      <w:lvlText w:val=""/>
+      <w:lvlJc w:val="left"/>
+      <w:pPr>
+        <w:tabs>
+          <w:tab w:val="num" w:pos="2160"/>
+        </w:tabs>
+        <w:ind w:left="2160" w:hanging="360"/>
+      </w:pPr>
+      <w:rPr>
+        <w:rFonts w:ascii="Wingdings" w:hAnsi="Wingdings" w:hint="default"/>
+        <w:sz w:val="20"/>
+      </w:rPr>
+    </w:lvl>
+    <w:lvl w:ilvl="3" w:tentative="1">
+      <w:start w:val="1"/>
+      <w:numFmt w:val="bullet"/>
+      <w:lvlText w:val=""/>
+      <w:lvlJc w:val="left"/>
+      <w:pPr>
+        <w:tabs>
+          <w:tab w:val="num" w:pos="2880"/>
+        </w:tabs>
+        <w:ind w:left="2880" w:hanging="360"/>
+      </w:pPr>
+      <w:rPr>
+        <w:rFonts w:ascii="Wingdings" w:hAnsi="Wingdings" w:hint="default"/>
+        <w:sz w:val="20"/>
+      </w:rPr>
+    </w:lvl>
+    <w:lvl w:ilvl="4" w:tentative="1">
+      <w:start w:val="1"/>
+      <w:numFmt w:val="bullet"/>
+      <w:lvlText w:val=""/>
+      <w:lvlJc w:val="left"/>
+      <w:pPr>
+        <w:tabs>
+          <w:tab w:val="num" w:pos="3600"/>
+        </w:tabs>
+        <w:ind w:left="3600" w:hanging="360"/>
+      </w:pPr>
+      <w:rPr>
+        <w:rFonts w:ascii="Wingdings" w:hAnsi="Wingdings" w:hint="default"/>
+        <w:sz w:val="20"/>
+      </w:rPr>
+    </w:lvl>
+    <w:lvl w:ilvl="5" w:tentative="1">
+      <w:start w:val="1"/>
+      <w:numFmt w:val="bullet"/>
+      <w:lvlText w:val=""/>
+      <w:lvlJc w:val="left"/>
+      <w:pPr>
+        <w:tabs>
+          <w:tab w:val="num" w:pos="4320"/>
+        </w:tabs>
+        <w:ind w:left="4320" w:hanging="360"/>
+      </w:pPr>
+      <w:rPr>
+        <w:rFonts w:ascii="Wingdings" w:hAnsi="Wingdings" w:hint="default"/>
+        <w:sz w:val="20"/>
+      </w:rPr>
+    </w:lvl>
+    <w:lvl w:ilvl="6" w:tentative="1">
+      <w:start w:val="1"/>
+      <w:numFmt w:val="bullet"/>
+      <w:lvlText w:val=""/>
+      <w:lvlJc w:val="left"/>
+      <w:pPr>
+        <w:tabs>
+          <w:tab w:val="num" w:pos="5040"/>
+        </w:tabs>
+        <w:ind w:left="5040" w:hanging="360"/>
+      </w:pPr>
+      <w:rPr>
+        <w:rFonts w:ascii="Wingdings" w:hAnsi="Wingdings" w:hint="default"/>
+        <w:sz w:val="20"/>
+      </w:rPr>
+    </w:lvl>
+    <w:lvl w:ilvl="7" w:tentative="1">
+      <w:start w:val="1"/>
+      <w:numFmt w:val="bullet"/>
+      <w:lvlText w:val=""/>
+      <w:lvlJc w:val="left"/>
+      <w:pPr>
+        <w:tabs>
+          <w:tab w:val="num" w:pos="5760"/>
+        </w:tabs>
+        <w:ind w:left="5760" w:hanging="360"/>
+      </w:pPr>
+      <w:rPr>
+        <w:rFonts w:ascii="Wingdings" w:hAnsi="Wingdings" w:hint="default"/>
+        <w:sz w:val="20"/>
+      </w:rPr>
+    </w:lvl>
+    <w:lvl w:ilvl="8" w:tentative="1">
+      <w:start w:val="1"/>
+      <w:numFmt w:val="bullet"/>
+      <w:lvlText w:val=""/>
+      <w:lvlJc w:val="left"/>
+      <w:pPr>
+        <w:tabs>
+          <w:tab w:val="num" w:pos="6480"/>
+        </w:tabs>
+        <w:ind w:left="6480" w:hanging="360"/>
+      </w:pPr>
+      <w:rPr>
+        <w:rFonts w:ascii="Wingdings" w:hAnsi="Wingdings" w:hint="default"/>
+        <w:sz w:val="20"/>
+      </w:rPr>
+    </w:lvl>
+  </w:abstractNum>
+  <w:abstractNum w:abstractNumId="1" w15:restartNumberingAfterBreak="0">
+    <w:nsid w:val="1FC62486"/>
+    <w:multiLevelType w:val="multilevel"/>
+    <w:tmpl w:val="BE52E50E"/>
+    <w:lvl w:ilvl="0">
+      <w:start w:val="1"/>
+      <w:numFmt w:val="bullet"/>
+      <w:lvlText w:val=""/>
+      <w:lvlJc w:val="left"/>
+      <w:pPr>
+        <w:tabs>
+          <w:tab w:val="num" w:pos="720"/>
+        </w:tabs>
+        <w:ind w:left="720" w:hanging="360"/>
+      </w:pPr>
+      <w:rPr>
+        <w:rFonts w:ascii="Symbol" w:hAnsi="Symbol" w:hint="default"/>
+        <w:sz w:val="20"/>
+      </w:rPr>
+    </w:lvl>
+    <w:lvl w:ilvl="1" w:tentative="1">
+      <w:start w:val="1"/>
+      <w:numFmt w:val="bullet"/>
+      <w:lvlText w:val="o"/>
+      <w:lvlJc w:val="left"/>
+      <w:pPr>
+        <w:tabs>
+          <w:tab w:val="num" w:pos="1440"/>
+        </w:tabs>
+        <w:ind w:left="1440" w:hanging="360"/>
+      </w:pPr>
+      <w:rPr>
+        <w:rFonts w:ascii="Courier New" w:hAnsi="Courier New" w:hint="default"/>
+        <w:sz w:val="20"/>
+      </w:rPr>
+    </w:lvl>
+    <w:lvl w:ilvl="2" w:tentative="1">
+      <w:start w:val="1"/>
+      <w:numFmt w:val="bullet"/>
+      <w:lvlText w:val=""/>
+      <w:lvlJc w:val="left"/>
+      <w:pPr>
+        <w:tabs>
+          <w:tab w:val="num" w:pos="2160"/>
+        </w:tabs>
+        <w:ind w:left="2160" w:hanging="360"/>
+      </w:pPr>
+      <w:rPr>
+        <w:rFonts w:ascii="Wingdings" w:hAnsi="Wingdings" w:hint="default"/>
+        <w:sz w:val="20"/>
+      </w:rPr>
+    </w:lvl>
+    <w:lvl w:ilvl="3" w:tentative="1">
+      <w:start w:val="1"/>
+      <w:numFmt w:val="bullet"/>
+      <w:lvlText w:val=""/>
+      <w:lvlJc w:val="left"/>
+      <w:pPr>
+        <w:tabs>
+          <w:tab w:val="num" w:pos="2880"/>
+        </w:tabs>
+        <w:ind w:left="2880" w:hanging="360"/>
+      </w:pPr>
+      <w:rPr>
+        <w:rFonts w:ascii="Wingdings" w:hAnsi="Wingdings" w:hint="default"/>
+        <w:sz w:val="20"/>
+      </w:rPr>
+    </w:lvl>
+    <w:lvl w:ilvl="4" w:tentative="1">
+      <w:start w:val="1"/>
+      <w:numFmt w:val="bullet"/>
+      <w:lvlText w:val=""/>
+      <w:lvlJc w:val="left"/>
+      <w:pPr>
+        <w:tabs>
+          <w:tab w:val="num" w:pos="3600"/>
+        </w:tabs>
+        <w:ind w:left="3600" w:hanging="360"/>
+      </w:pPr>
+      <w:rPr>
+        <w:rFonts w:ascii="Wingdings" w:hAnsi="Wingdings" w:hint="default"/>
+        <w:sz w:val="20"/>
+      </w:rPr>
+    </w:lvl>
+    <w:lvl w:ilvl="5" w:tentative="1">
+      <w:start w:val="1"/>
+      <w:numFmt w:val="bullet"/>
+      <w:lvlText w:val=""/>
+      <w:lvlJc w:val="left"/>
+      <w:pPr>
+        <w:tabs>
+          <w:tab w:val="num" w:pos="4320"/>
+        </w:tabs>
+        <w:ind w:left="4320" w:hanging="360"/>
+      </w:pPr>
+      <w:rPr>
+        <w:rFonts w:ascii="Wingdings" w:hAnsi="Wingdings" w:hint="default"/>
+        <w:sz w:val="20"/>
+      </w:rPr>
+    </w:lvl>
+    <w:lvl w:ilvl="6" w:tentative="1">
+      <w:start w:val="1"/>
+      <w:numFmt w:val="bullet"/>
+      <w:lvlText w:val=""/>
+      <w:lvlJc w:val="left"/>
+      <w:pPr>
+        <w:tabs>
+          <w:tab w:val="num" w:pos="5040"/>
+        </w:tabs>
+        <w:ind w:left="5040" w:hanging="360"/>
+      </w:pPr>
+      <w:rPr>
+        <w:rFonts w:ascii="Wingdings" w:hAnsi="Wingdings" w:hint="default"/>
+        <w:sz w:val="20"/>
+      </w:rPr>
+    </w:lvl>
+    <w:lvl w:ilvl="7" w:tentative="1">
+      <w:start w:val="1"/>
+      <w:numFmt w:val="bullet"/>
+      <w:lvlText w:val=""/>
+      <w:lvlJc w:val="left"/>
+      <w:pPr>
+        <w:tabs>
+          <w:tab w:val="num" w:pos="5760"/>
+        </w:tabs>
+        <w:ind w:left="5760" w:hanging="360"/>
+      </w:pPr>
+      <w:rPr>
+        <w:rFonts w:ascii="Wingdings" w:hAnsi="Wingdings" w:hint="default"/>
+        <w:sz w:val="20"/>
+      </w:rPr>
+    </w:lvl>
+    <w:lvl w:ilvl="8" w:tentative="1">
+      <w:start w:val="1"/>
+      <w:numFmt w:val="bullet"/>
+      <w:lvlText w:val=""/>
+      <w:lvlJc w:val="left"/>
+      <w:pPr>
+        <w:tabs>
+          <w:tab w:val="num" w:pos="6480"/>
+        </w:tabs>
+        <w:ind w:left="6480" w:hanging="360"/>
+      </w:pPr>
+      <w:rPr>
+        <w:rFonts w:ascii="Wingdings" w:hAnsi="Wingdings" w:hint="default"/>
+        <w:sz w:val="20"/>
+      </w:rPr>
+    </w:lvl>
+  </w:abstractNum>
+  <w:abstractNum w:abstractNumId="2" w15:restartNumberingAfterBreak="0">
     <w:nsid w:val="25D350EF"/>
     <w:multiLevelType w:val="hybridMultilevel"/>
     <w:tmpl w:val="5B8C60B2"/>
@@ -7777,7 +13143,7 @@
       <w:lvlJc w:val="left"/>
     </w:lvl>
   </w:abstractNum>
-  <w:abstractNum w:abstractNumId="1" w15:restartNumberingAfterBreak="0">
+  <w:abstractNum w:abstractNumId="3" w15:restartNumberingAfterBreak="0">
     <w:nsid w:val="34B95B48"/>
     <w:multiLevelType w:val="hybridMultilevel"/>
     <w:tmpl w:val="903E1D22"/>
@@ -7863,7 +13229,156 @@
       </w:pPr>
     </w:lvl>
   </w:abstractNum>
-  <w:abstractNum w:abstractNumId="2" w15:restartNumberingAfterBreak="0">
+  <w:abstractNum w:abstractNumId="4" w15:restartNumberingAfterBreak="0">
+    <w:nsid w:val="5A693177"/>
+    <w:multiLevelType w:val="multilevel"/>
+    <w:tmpl w:val="E4122292"/>
+    <w:lvl w:ilvl="0">
+      <w:start w:val="1"/>
+      <w:numFmt w:val="bullet"/>
+      <w:lvlText w:val=""/>
+      <w:lvlJc w:val="left"/>
+      <w:pPr>
+        <w:tabs>
+          <w:tab w:val="num" w:pos="720"/>
+        </w:tabs>
+        <w:ind w:left="720" w:hanging="360"/>
+      </w:pPr>
+      <w:rPr>
+        <w:rFonts w:ascii="Symbol" w:hAnsi="Symbol" w:hint="default"/>
+        <w:sz w:val="20"/>
+      </w:rPr>
+    </w:lvl>
+    <w:lvl w:ilvl="1" w:tentative="1">
+      <w:start w:val="1"/>
+      <w:numFmt w:val="bullet"/>
+      <w:lvlText w:val="o"/>
+      <w:lvlJc w:val="left"/>
+      <w:pPr>
+        <w:tabs>
+          <w:tab w:val="num" w:pos="1440"/>
+        </w:tabs>
+        <w:ind w:left="1440" w:hanging="360"/>
+      </w:pPr>
+      <w:rPr>
+        <w:rFonts w:ascii="Courier New" w:hAnsi="Courier New" w:hint="default"/>
+        <w:sz w:val="20"/>
+      </w:rPr>
+    </w:lvl>
+    <w:lvl w:ilvl="2" w:tentative="1">
+      <w:start w:val="1"/>
+      <w:numFmt w:val="bullet"/>
+      <w:lvlText w:val=""/>
+      <w:lvlJc w:val="left"/>
+      <w:pPr>
+        <w:tabs>
+          <w:tab w:val="num" w:pos="2160"/>
+        </w:tabs>
+        <w:ind w:left="2160" w:hanging="360"/>
+      </w:pPr>
+      <w:rPr>
+        <w:rFonts w:ascii="Wingdings" w:hAnsi="Wingdings" w:hint="default"/>
+        <w:sz w:val="20"/>
+      </w:rPr>
+    </w:lvl>
+    <w:lvl w:ilvl="3" w:tentative="1">
+      <w:start w:val="1"/>
+      <w:numFmt w:val="bullet"/>
+      <w:lvlText w:val=""/>
+      <w:lvlJc w:val="left"/>
+      <w:pPr>
+        <w:tabs>
+          <w:tab w:val="num" w:pos="2880"/>
+        </w:tabs>
+        <w:ind w:left="2880" w:hanging="360"/>
+      </w:pPr>
+      <w:rPr>
+        <w:rFonts w:ascii="Wingdings" w:hAnsi="Wingdings" w:hint="default"/>
+        <w:sz w:val="20"/>
+      </w:rPr>
+    </w:lvl>
+    <w:lvl w:ilvl="4" w:tentative="1">
+      <w:start w:val="1"/>
+      <w:numFmt w:val="bullet"/>
+      <w:lvlText w:val=""/>
+      <w:lvlJc w:val="left"/>
+      <w:pPr>
+        <w:tabs>
+          <w:tab w:val="num" w:pos="3600"/>
+        </w:tabs>
+        <w:ind w:left="3600" w:hanging="360"/>
+      </w:pPr>
+      <w:rPr>
+        <w:rFonts w:ascii="Wingdings" w:hAnsi="Wingdings" w:hint="default"/>
+        <w:sz w:val="20"/>
+      </w:rPr>
+    </w:lvl>
+    <w:lvl w:ilvl="5" w:tentative="1">
+      <w:start w:val="1"/>
+      <w:numFmt w:val="bullet"/>
+      <w:lvlText w:val=""/>
+      <w:lvlJc w:val="left"/>
+      <w:pPr>
+        <w:tabs>
+          <w:tab w:val="num" w:pos="4320"/>
+        </w:tabs>
+        <w:ind w:left="4320" w:hanging="360"/>
+      </w:pPr>
+      <w:rPr>
+        <w:rFonts w:ascii="Wingdings" w:hAnsi="Wingdings" w:hint="default"/>
+        <w:sz w:val="20"/>
+      </w:rPr>
+    </w:lvl>
+    <w:lvl w:ilvl="6" w:tentative="1">
+      <w:start w:val="1"/>
+      <w:numFmt w:val="bullet"/>
+      <w:lvlText w:val=""/>
+      <w:lvlJc w:val="left"/>
+      <w:pPr>
+        <w:tabs>
+          <w:tab w:val="num" w:pos="5040"/>
+        </w:tabs>
+        <w:ind w:left="5040" w:hanging="360"/>
+      </w:pPr>
+      <w:rPr>
+        <w:rFonts w:ascii="Wingdings" w:hAnsi="Wingdings" w:hint="default"/>
+        <w:sz w:val="20"/>
+      </w:rPr>
+    </w:lvl>
+    <w:lvl w:ilvl="7" w:tentative="1">
+      <w:start w:val="1"/>
+      <w:numFmt w:val="bullet"/>
+      <w:lvlText w:val=""/>
+      <w:lvlJc w:val="left"/>
+      <w:pPr>
+        <w:tabs>
+          <w:tab w:val="num" w:pos="5760"/>
+        </w:tabs>
+        <w:ind w:left="5760" w:hanging="360"/>
+      </w:pPr>
+      <w:rPr>
+        <w:rFonts w:ascii="Wingdings" w:hAnsi="Wingdings" w:hint="default"/>
+        <w:sz w:val="20"/>
+      </w:rPr>
+    </w:lvl>
+    <w:lvl w:ilvl="8" w:tentative="1">
+      <w:start w:val="1"/>
+      <w:numFmt w:val="bullet"/>
+      <w:lvlText w:val=""/>
+      <w:lvlJc w:val="left"/>
+      <w:pPr>
+        <w:tabs>
+          <w:tab w:val="num" w:pos="6480"/>
+        </w:tabs>
+        <w:ind w:left="6480" w:hanging="360"/>
+      </w:pPr>
+      <w:rPr>
+        <w:rFonts w:ascii="Wingdings" w:hAnsi="Wingdings" w:hint="default"/>
+        <w:sz w:val="20"/>
+      </w:rPr>
+    </w:lvl>
+  </w:abstractNum>
+  <w:abstractNum w:abstractNumId="5" w15:restartNumberingAfterBreak="0">
     <w:nsid w:val="64BF50FB"/>
     <w:multiLevelType w:val="hybridMultilevel"/>
     <w:tmpl w:val="E9841862"/>
@@ -7917,7 +13432,7 @@
       <w:lvlJc w:val="left"/>
     </w:lvl>
   </w:abstractNum>
-  <w:abstractNum w:abstractNumId="3" w15:restartNumberingAfterBreak="0">
+  <w:abstractNum w:abstractNumId="6" w15:restartNumberingAfterBreak="0">
     <w:nsid w:val="67A56603"/>
     <w:multiLevelType w:val="hybridMultilevel"/>
     <w:tmpl w:val="9F18D028"/>
@@ -7972,28 +13487,37 @@
     </w:lvl>
   </w:abstractNum>
   <w:num w:numId="1" w16cid:durableId="197088974">
-    <w:abstractNumId w:val="1"/>
+    <w:abstractNumId w:val="3"/>
     <w:lvlOverride w:ilvl="0">
       <w:startOverride w:val="1"/>
     </w:lvlOverride>
   </w:num>
   <w:num w:numId="2" w16cid:durableId="1620454500">
-    <w:abstractNumId w:val="3"/>
+    <w:abstractNumId w:val="6"/>
     <w:lvlOverride w:ilvl="0">
       <w:startOverride w:val="1"/>
     </w:lvlOverride>
   </w:num>
   <w:num w:numId="3" w16cid:durableId="1503617825">
+    <w:abstractNumId w:val="5"/>
+    <w:lvlOverride w:ilvl="0">
+      <w:startOverride w:val="1"/>
+    </w:lvlOverride>
+  </w:num>
+  <w:num w:numId="4" w16cid:durableId="1479491316">
     <w:abstractNumId w:val="2"/>
     <w:lvlOverride w:ilvl="0">
       <w:startOverride w:val="1"/>
     </w:lvlOverride>
   </w:num>
-  <w:num w:numId="4" w16cid:durableId="1479491316">
+  <w:num w:numId="5" w16cid:durableId="247617367">
     <w:abstractNumId w:val="0"/>
-    <w:lvlOverride w:ilvl="0">
-      <w:startOverride w:val="1"/>
-    </w:lvlOverride>
+  </w:num>
+  <w:num w:numId="6" w16cid:durableId="1820490043">
+    <w:abstractNumId w:val="1"/>
+  </w:num>
+  <w:num w:numId="7" w16cid:durableId="1111976047">
+    <w:abstractNumId w:val="4"/>
   </w:num>
 </w:numbering>
 </file>
@@ -8489,7 +14013,6 @@
   <w:style w:type="character" w:default="1" w:styleId="Fontepargpadro">
     <w:name w:val="Default Paragraph Font"/>
     <w:uiPriority w:val="1"/>
-    <w:semiHidden/>
     <w:unhideWhenUsed/>
   </w:style>
   <w:style w:type="table" w:default="1" w:styleId="Tabelanormal">
